--- a/SplendorPP.docx
+++ b/SplendorPP.docx
@@ -1,6 +1,6 @@
 
 <file path=word/document.xml><?xml version="1.0" encoding="utf-8"?>
-<w:document xmlns:wpc="http://schemas.microsoft.com/office/word/2010/wordprocessingCanvas" xmlns:mc="http://schemas.openxmlformats.org/markup-compatibility/2006" xmlns:o="urn:schemas-microsoft-com:office:office" xmlns:r="http://schemas.openxmlformats.org/officeDocument/2006/relationships" xmlns:m="http://schemas.openxmlformats.org/officeDocument/2006/math" xmlns:v="urn:schemas-microsoft-com:vml" xmlns:wp14="http://schemas.microsoft.com/office/word/2010/wordprocessingDrawing" xmlns:wp="http://schemas.openxmlformats.org/drawingml/2006/wordprocessingDrawing" xmlns:w10="urn:schemas-microsoft-com:office:word" xmlns:w="http://schemas.openxmlformats.org/wordprocessingml/2006/main" xmlns:w14="http://schemas.microsoft.com/office/word/2010/wordml" xmlns:w15="http://schemas.microsoft.com/office/word/2012/wordml" xmlns:wpg="http://schemas.microsoft.com/office/word/2010/wordprocessingGroup" xmlns:wpi="http://schemas.microsoft.com/office/word/2010/wordprocessingInk" xmlns:wne="http://schemas.microsoft.com/office/word/2006/wordml" xmlns:wps="http://schemas.microsoft.com/office/word/2010/wordprocessingShape" xmlns:w16se="http://schemas.microsoft.com/office/word/2015/wordml/symex" xmlns:w16cid="http://schemas.microsoft.com/office/word/2016/wordml/cid" xmlns:w16="http://schemas.microsoft.com/office/word/2018/wordml" xmlns:w16cex="http://schemas.microsoft.com/office/word/2018/wordml/cex" xmlns:w16sdtdh="http://schemas.microsoft.com/office/word/2020/wordml/sdtdatahash" xmlns:w16sdtfl="http://schemas.microsoft.com/office/word/2024/wordml/sdtformatlock" mc:Ignorable="w14 w15 wp14 w16se w16cid w16 w16cex w16sdtdh w16sdtfl">
+<w:document xmlns:wpc="http://schemas.microsoft.com/office/word/2010/wordprocessingCanvas" xmlns:mc="http://schemas.openxmlformats.org/markup-compatibility/2006" xmlns:o="urn:schemas-microsoft-com:office:office" xmlns:r="http://schemas.openxmlformats.org/officeDocument/2006/relationships" xmlns:m="http://schemas.openxmlformats.org/officeDocument/2006/math" xmlns:v="urn:schemas-microsoft-com:vml" xmlns:wp14="http://schemas.microsoft.com/office/word/2010/wordprocessingDrawing" xmlns:wp="http://schemas.openxmlformats.org/drawingml/2006/wordprocessingDrawing" xmlns:w10="urn:schemas-microsoft-com:office:word" xmlns:w="http://schemas.openxmlformats.org/wordprocessingml/2006/main" xmlns:w14="http://schemas.microsoft.com/office/word/2010/wordml" xmlns:w15="http://schemas.microsoft.com/office/word/2012/wordml" xmlns:wpg="http://schemas.microsoft.com/office/word/2010/wordprocessingGroup" xmlns:wpi="http://schemas.microsoft.com/office/word/2010/wordprocessingInk" xmlns:wne="http://schemas.microsoft.com/office/word/2006/wordml" xmlns:wps="http://schemas.microsoft.com/office/word/2010/wordprocessingShape" xmlns:w16se="http://schemas.microsoft.com/office/word/2015/wordml/symex" xmlns:w16cid="http://schemas.microsoft.com/office/word/2016/wordml/cid" xmlns:w16="http://schemas.microsoft.com/office/word/2018/wordml" xmlns:w16cex="http://schemas.microsoft.com/office/word/2018/wordml/cex" xmlns:w16sdtdh="http://schemas.microsoft.com/office/word/2020/wordml/sdtdatahash" xmlns:w16sdtfl="http://schemas.microsoft.com/office/word/2024/wordml/sdtformatlock" xmlns:a="http://schemas.openxmlformats.org/drawingml/2006/main" xmlns:pic="http://schemas.openxmlformats.org/drawingml/2006/picture" xmlns:a14="http://schemas.microsoft.com/office/drawing/2010/main" mc:Ignorable="w14 w15 wp14 w16se w16cid w16 w16cex w16sdtdh w16sdtfl">
   <w:body>
     <w:p xmlns:wp14="http://schemas.microsoft.com/office/word/2010/wordml" wp14:paraId="2F2DF5B6" wp14:textId="781F6D65">
       <w:pPr>
@@ -3967,9 +3967,14 @@
         <w:t>.</w:t>
       </w:r>
     </w:p>
-    <w:p xmlns:wp14="http://schemas.microsoft.com/office/word/2010/wordml" wp14:paraId="404E3595" wp14:textId="20DE8EF8">
-      <w:pPr>
-        <w:spacing w:before="240" w:beforeAutospacing="off" w:after="240" w:afterAutospacing="off"/>
+    <w:p xmlns:wp14="http://schemas.microsoft.com/office/word/2010/wordml" wp14:paraId="404E3595" wp14:textId="46AD7688">
+      <w:pPr>
+        <w:pStyle w:val="Normal"/>
+        <w:suppressLineNumbers w:val="0"/>
+        <w:bidi w:val="0"/>
+        <w:spacing w:before="240" w:beforeAutospacing="off" w:after="240" w:afterAutospacing="off" w:line="279" w:lineRule="auto"/>
+        <w:ind w:left="0" w:right="0"/>
+        <w:jc w:val="left"/>
         <w:rPr>
           <w:rFonts w:ascii="Arial" w:hAnsi="Arial" w:eastAsia="Arial" w:cs="Arial"/>
           <w:noProof w:val="0"/>
@@ -4040,7 +4045,27 @@
           <w:szCs w:val="24"/>
           <w:lang w:val="en-US"/>
         </w:rPr>
-        <w:t>obrađuje</w:t>
+        <w:t>savetuje</w:t>
+      </w:r>
+      <w:r>
+        <w:rPr>
+          <w:rFonts w:ascii="Arial" w:hAnsi="Arial" w:eastAsia="Arial" w:cs="Arial"/>
+          <w:noProof w:val="0"/>
+          <w:sz w:val="24"/>
+          <w:szCs w:val="24"/>
+          <w:lang w:val="en-US"/>
+        </w:rPr>
+        <w:t xml:space="preserve"> </w:t>
+      </w:r>
+      <w:r>
+        <w:rPr>
+          <w:rFonts w:ascii="Arial" w:hAnsi="Arial" w:eastAsia="Arial" w:cs="Arial"/>
+          <w:noProof w:val="0"/>
+          <w:sz w:val="24"/>
+          <w:szCs w:val="24"/>
+          <w:lang w:val="en-US"/>
+        </w:rPr>
+        <w:t>pri</w:t>
       </w:r>
       <w:r>
         <w:rPr>
@@ -4061,6 +4086,16 @@
           <w:lang w:val="en-US"/>
         </w:rPr>
         <w:t>izbor</w:t>
+      </w:r>
+      <w:r>
+        <w:rPr>
+          <w:rFonts w:ascii="Arial" w:hAnsi="Arial" w:eastAsia="Arial" w:cs="Arial"/>
+          <w:noProof w:val="0"/>
+          <w:sz w:val="24"/>
+          <w:szCs w:val="24"/>
+          <w:lang w:val="en-US"/>
+        </w:rPr>
+        <w:t>u</w:t>
       </w:r>
       <w:r>
         <w:rPr>
@@ -6894,6 +6929,688 @@
         <w:t>.</w:t>
       </w:r>
     </w:p>
+    <w:p>
+      <w:pPr>
+        <w:spacing w:before="240" w:beforeAutospacing="off" w:after="240" w:afterAutospacing="off"/>
+        <w:rPr>
+          <w:rFonts w:ascii="Arial" w:hAnsi="Arial" w:eastAsia="Arial" w:cs="Arial"/>
+          <w:noProof w:val="0"/>
+          <w:sz w:val="24"/>
+          <w:szCs w:val="24"/>
+          <w:lang w:val="en-US"/>
+        </w:rPr>
+      </w:pPr>
+      <w:r>
+        <w:rPr>
+          <w:rFonts w:ascii="Arial" w:hAnsi="Arial" w:eastAsia="Arial" w:cs="Arial"/>
+          <w:noProof w:val="0"/>
+          <w:sz w:val="24"/>
+          <w:szCs w:val="24"/>
+          <w:lang w:val="en-US"/>
+        </w:rPr>
+        <w:t xml:space="preserve">Pored </w:t>
+      </w:r>
+      <w:r>
+        <w:rPr>
+          <w:rFonts w:ascii="Arial" w:hAnsi="Arial" w:eastAsia="Arial" w:cs="Arial"/>
+          <w:noProof w:val="0"/>
+          <w:sz w:val="24"/>
+          <w:szCs w:val="24"/>
+          <w:lang w:val="en-US"/>
+        </w:rPr>
+        <w:t>mehanizma</w:t>
+      </w:r>
+      <w:r>
+        <w:rPr>
+          <w:rFonts w:ascii="Arial" w:hAnsi="Arial" w:eastAsia="Arial" w:cs="Arial"/>
+          <w:noProof w:val="0"/>
+          <w:sz w:val="24"/>
+          <w:szCs w:val="24"/>
+          <w:lang w:val="en-US"/>
+        </w:rPr>
+        <w:t xml:space="preserve"> za </w:t>
+      </w:r>
+      <w:r>
+        <w:rPr>
+          <w:rFonts w:ascii="Arial" w:hAnsi="Arial" w:eastAsia="Arial" w:cs="Arial"/>
+          <w:noProof w:val="0"/>
+          <w:sz w:val="24"/>
+          <w:szCs w:val="24"/>
+          <w:lang w:val="en-US"/>
+        </w:rPr>
+        <w:t>preporuku</w:t>
+      </w:r>
+      <w:r>
+        <w:rPr>
+          <w:rFonts w:ascii="Arial" w:hAnsi="Arial" w:eastAsia="Arial" w:cs="Arial"/>
+          <w:noProof w:val="0"/>
+          <w:sz w:val="24"/>
+          <w:szCs w:val="24"/>
+          <w:lang w:val="en-US"/>
+        </w:rPr>
+        <w:t xml:space="preserve"> </w:t>
+      </w:r>
+      <w:r>
+        <w:rPr>
+          <w:rFonts w:ascii="Arial" w:hAnsi="Arial" w:eastAsia="Arial" w:cs="Arial"/>
+          <w:noProof w:val="0"/>
+          <w:sz w:val="24"/>
+          <w:szCs w:val="24"/>
+          <w:lang w:val="en-US"/>
+        </w:rPr>
+        <w:t>poteza</w:t>
+      </w:r>
+      <w:r>
+        <w:rPr>
+          <w:rFonts w:ascii="Arial" w:hAnsi="Arial" w:eastAsia="Arial" w:cs="Arial"/>
+          <w:noProof w:val="0"/>
+          <w:sz w:val="24"/>
+          <w:szCs w:val="24"/>
+          <w:lang w:val="en-US"/>
+        </w:rPr>
+        <w:t xml:space="preserve">, </w:t>
+      </w:r>
+      <w:r>
+        <w:rPr>
+          <w:rFonts w:ascii="Arial" w:hAnsi="Arial" w:eastAsia="Arial" w:cs="Arial"/>
+          <w:noProof w:val="0"/>
+          <w:sz w:val="24"/>
+          <w:szCs w:val="24"/>
+          <w:lang w:val="en-US"/>
+        </w:rPr>
+        <w:t>implementirana</w:t>
+      </w:r>
+      <w:r>
+        <w:rPr>
+          <w:rFonts w:ascii="Arial" w:hAnsi="Arial" w:eastAsia="Arial" w:cs="Arial"/>
+          <w:noProof w:val="0"/>
+          <w:sz w:val="24"/>
+          <w:szCs w:val="24"/>
+          <w:lang w:val="en-US"/>
+        </w:rPr>
+        <w:t xml:space="preserve"> je </w:t>
+      </w:r>
+      <w:r>
+        <w:rPr>
+          <w:rFonts w:ascii="Arial" w:hAnsi="Arial" w:eastAsia="Arial" w:cs="Arial"/>
+          <w:noProof w:val="0"/>
+          <w:sz w:val="24"/>
+          <w:szCs w:val="24"/>
+          <w:lang w:val="en-US"/>
+        </w:rPr>
+        <w:t>i</w:t>
+      </w:r>
+      <w:r>
+        <w:rPr>
+          <w:rFonts w:ascii="Arial" w:hAnsi="Arial" w:eastAsia="Arial" w:cs="Arial"/>
+          <w:noProof w:val="0"/>
+          <w:sz w:val="24"/>
+          <w:szCs w:val="24"/>
+          <w:lang w:val="en-US"/>
+        </w:rPr>
+        <w:t xml:space="preserve"> </w:t>
+      </w:r>
+      <w:r>
+        <w:rPr>
+          <w:rFonts w:ascii="Arial" w:hAnsi="Arial" w:eastAsia="Arial" w:cs="Arial"/>
+          <w:noProof w:val="0"/>
+          <w:sz w:val="24"/>
+          <w:szCs w:val="24"/>
+          <w:lang w:val="en-US"/>
+        </w:rPr>
+        <w:t>klijentska</w:t>
+      </w:r>
+      <w:r>
+        <w:rPr>
+          <w:rFonts w:ascii="Arial" w:hAnsi="Arial" w:eastAsia="Arial" w:cs="Arial"/>
+          <w:noProof w:val="0"/>
+          <w:sz w:val="24"/>
+          <w:szCs w:val="24"/>
+          <w:lang w:val="en-US"/>
+        </w:rPr>
+        <w:t xml:space="preserve"> web </w:t>
+      </w:r>
+      <w:r>
+        <w:rPr>
+          <w:rFonts w:ascii="Arial" w:hAnsi="Arial" w:eastAsia="Arial" w:cs="Arial"/>
+          <w:noProof w:val="0"/>
+          <w:sz w:val="24"/>
+          <w:szCs w:val="24"/>
+          <w:lang w:val="en-US"/>
+        </w:rPr>
+        <w:t>aplikacija</w:t>
+      </w:r>
+      <w:r>
+        <w:rPr>
+          <w:rFonts w:ascii="Arial" w:hAnsi="Arial" w:eastAsia="Arial" w:cs="Arial"/>
+          <w:noProof w:val="0"/>
+          <w:sz w:val="24"/>
+          <w:szCs w:val="24"/>
+          <w:lang w:val="en-US"/>
+        </w:rPr>
+        <w:t xml:space="preserve"> </w:t>
+      </w:r>
+      <w:r>
+        <w:rPr>
+          <w:rFonts w:ascii="Arial" w:hAnsi="Arial" w:eastAsia="Arial" w:cs="Arial"/>
+          <w:noProof w:val="0"/>
+          <w:sz w:val="24"/>
+          <w:szCs w:val="24"/>
+          <w:lang w:val="en-US"/>
+        </w:rPr>
+        <w:t>koja</w:t>
+      </w:r>
+      <w:r>
+        <w:rPr>
+          <w:rFonts w:ascii="Arial" w:hAnsi="Arial" w:eastAsia="Arial" w:cs="Arial"/>
+          <w:noProof w:val="0"/>
+          <w:sz w:val="24"/>
+          <w:szCs w:val="24"/>
+          <w:lang w:val="en-US"/>
+        </w:rPr>
+        <w:t xml:space="preserve"> </w:t>
+      </w:r>
+      <w:r>
+        <w:rPr>
+          <w:rFonts w:ascii="Arial" w:hAnsi="Arial" w:eastAsia="Arial" w:cs="Arial"/>
+          <w:noProof w:val="0"/>
+          <w:sz w:val="24"/>
+          <w:szCs w:val="24"/>
+          <w:lang w:val="en-US"/>
+        </w:rPr>
+        <w:t>omogućava</w:t>
+      </w:r>
+      <w:r>
+        <w:rPr>
+          <w:rFonts w:ascii="Arial" w:hAnsi="Arial" w:eastAsia="Arial" w:cs="Arial"/>
+          <w:noProof w:val="0"/>
+          <w:sz w:val="24"/>
+          <w:szCs w:val="24"/>
+          <w:lang w:val="en-US"/>
+        </w:rPr>
+        <w:t xml:space="preserve"> </w:t>
+      </w:r>
+      <w:r>
+        <w:rPr>
+          <w:rFonts w:ascii="Arial" w:hAnsi="Arial" w:eastAsia="Arial" w:cs="Arial"/>
+          <w:noProof w:val="0"/>
+          <w:sz w:val="24"/>
+          <w:szCs w:val="24"/>
+          <w:lang w:val="en-US"/>
+        </w:rPr>
+        <w:t>simulaciju</w:t>
+      </w:r>
+      <w:r>
+        <w:rPr>
+          <w:rFonts w:ascii="Arial" w:hAnsi="Arial" w:eastAsia="Arial" w:cs="Arial"/>
+          <w:noProof w:val="0"/>
+          <w:sz w:val="24"/>
+          <w:szCs w:val="24"/>
+          <w:lang w:val="en-US"/>
+        </w:rPr>
+        <w:t xml:space="preserve"> </w:t>
+      </w:r>
+      <w:r>
+        <w:rPr>
+          <w:rFonts w:ascii="Arial" w:hAnsi="Arial" w:eastAsia="Arial" w:cs="Arial"/>
+          <w:noProof w:val="0"/>
+          <w:sz w:val="24"/>
+          <w:szCs w:val="24"/>
+          <w:lang w:val="en-US"/>
+        </w:rPr>
+        <w:t>partije</w:t>
+      </w:r>
+      <w:r>
+        <w:rPr>
+          <w:rFonts w:ascii="Arial" w:hAnsi="Arial" w:eastAsia="Arial" w:cs="Arial"/>
+          <w:noProof w:val="0"/>
+          <w:sz w:val="24"/>
+          <w:szCs w:val="24"/>
+          <w:lang w:val="en-US"/>
+        </w:rPr>
+        <w:t xml:space="preserve"> za </w:t>
+      </w:r>
+      <w:r>
+        <w:rPr>
+          <w:rFonts w:ascii="Arial" w:hAnsi="Arial" w:eastAsia="Arial" w:cs="Arial"/>
+          <w:noProof w:val="0"/>
+          <w:sz w:val="24"/>
+          <w:szCs w:val="24"/>
+          <w:lang w:val="en-US"/>
+        </w:rPr>
+        <w:t>dva</w:t>
+      </w:r>
+      <w:r>
+        <w:rPr>
+          <w:rFonts w:ascii="Arial" w:hAnsi="Arial" w:eastAsia="Arial" w:cs="Arial"/>
+          <w:noProof w:val="0"/>
+          <w:sz w:val="24"/>
+          <w:szCs w:val="24"/>
+          <w:lang w:val="en-US"/>
+        </w:rPr>
+        <w:t xml:space="preserve"> </w:t>
+      </w:r>
+      <w:r>
+        <w:rPr>
+          <w:rFonts w:ascii="Arial" w:hAnsi="Arial" w:eastAsia="Arial" w:cs="Arial"/>
+          <w:noProof w:val="0"/>
+          <w:sz w:val="24"/>
+          <w:szCs w:val="24"/>
+          <w:lang w:val="en-US"/>
+        </w:rPr>
+        <w:t>igrača</w:t>
+      </w:r>
+      <w:r>
+        <w:rPr>
+          <w:rFonts w:ascii="Arial" w:hAnsi="Arial" w:eastAsia="Arial" w:cs="Arial"/>
+          <w:noProof w:val="0"/>
+          <w:sz w:val="24"/>
+          <w:szCs w:val="24"/>
+          <w:lang w:val="en-US"/>
+        </w:rPr>
+        <w:t xml:space="preserve">. </w:t>
+      </w:r>
+      <w:r>
+        <w:rPr>
+          <w:rFonts w:ascii="Arial" w:hAnsi="Arial" w:eastAsia="Arial" w:cs="Arial"/>
+          <w:noProof w:val="0"/>
+          <w:sz w:val="24"/>
+          <w:szCs w:val="24"/>
+          <w:lang w:val="en-US"/>
+        </w:rPr>
+        <w:t>Aplikacija</w:t>
+      </w:r>
+      <w:r>
+        <w:rPr>
+          <w:rFonts w:ascii="Arial" w:hAnsi="Arial" w:eastAsia="Arial" w:cs="Arial"/>
+          <w:noProof w:val="0"/>
+          <w:sz w:val="24"/>
+          <w:szCs w:val="24"/>
+          <w:lang w:val="en-US"/>
+        </w:rPr>
+        <w:t xml:space="preserve"> </w:t>
+      </w:r>
+      <w:r>
+        <w:rPr>
+          <w:rFonts w:ascii="Arial" w:hAnsi="Arial" w:eastAsia="Arial" w:cs="Arial"/>
+          <w:noProof w:val="0"/>
+          <w:sz w:val="24"/>
+          <w:szCs w:val="24"/>
+          <w:lang w:val="en-US"/>
+        </w:rPr>
+        <w:t>prikazuje</w:t>
+      </w:r>
+      <w:r>
+        <w:rPr>
+          <w:rFonts w:ascii="Arial" w:hAnsi="Arial" w:eastAsia="Arial" w:cs="Arial"/>
+          <w:noProof w:val="0"/>
+          <w:sz w:val="24"/>
+          <w:szCs w:val="24"/>
+          <w:lang w:val="en-US"/>
+        </w:rPr>
+        <w:t xml:space="preserve"> </w:t>
+      </w:r>
+      <w:r>
+        <w:rPr>
+          <w:rFonts w:ascii="Arial" w:hAnsi="Arial" w:eastAsia="Arial" w:cs="Arial"/>
+          <w:noProof w:val="0"/>
+          <w:sz w:val="24"/>
+          <w:szCs w:val="24"/>
+          <w:lang w:val="en-US"/>
+        </w:rPr>
+        <w:t>trenutno</w:t>
+      </w:r>
+      <w:r>
+        <w:rPr>
+          <w:rFonts w:ascii="Arial" w:hAnsi="Arial" w:eastAsia="Arial" w:cs="Arial"/>
+          <w:noProof w:val="0"/>
+          <w:sz w:val="24"/>
+          <w:szCs w:val="24"/>
+          <w:lang w:val="en-US"/>
+        </w:rPr>
+        <w:t xml:space="preserve"> </w:t>
+      </w:r>
+      <w:r>
+        <w:rPr>
+          <w:rFonts w:ascii="Arial" w:hAnsi="Arial" w:eastAsia="Arial" w:cs="Arial"/>
+          <w:noProof w:val="0"/>
+          <w:sz w:val="24"/>
+          <w:szCs w:val="24"/>
+          <w:lang w:val="en-US"/>
+        </w:rPr>
+        <w:t>stanje</w:t>
+      </w:r>
+      <w:r>
+        <w:rPr>
+          <w:rFonts w:ascii="Arial" w:hAnsi="Arial" w:eastAsia="Arial" w:cs="Arial"/>
+          <w:noProof w:val="0"/>
+          <w:sz w:val="24"/>
+          <w:szCs w:val="24"/>
+          <w:lang w:val="en-US"/>
+        </w:rPr>
+        <w:t xml:space="preserve"> </w:t>
+      </w:r>
+      <w:r>
+        <w:rPr>
+          <w:rFonts w:ascii="Arial" w:hAnsi="Arial" w:eastAsia="Arial" w:cs="Arial"/>
+          <w:noProof w:val="0"/>
+          <w:sz w:val="24"/>
+          <w:szCs w:val="24"/>
+          <w:lang w:val="en-US"/>
+        </w:rPr>
+        <w:t>igrača</w:t>
+      </w:r>
+      <w:r>
+        <w:rPr>
+          <w:rFonts w:ascii="Arial" w:hAnsi="Arial" w:eastAsia="Arial" w:cs="Arial"/>
+          <w:noProof w:val="0"/>
+          <w:sz w:val="24"/>
+          <w:szCs w:val="24"/>
+          <w:lang w:val="en-US"/>
+        </w:rPr>
+        <w:t xml:space="preserve">, </w:t>
+      </w:r>
+      <w:r>
+        <w:rPr>
+          <w:rFonts w:ascii="Arial" w:hAnsi="Arial" w:eastAsia="Arial" w:cs="Arial"/>
+          <w:noProof w:val="0"/>
+          <w:sz w:val="24"/>
+          <w:szCs w:val="24"/>
+          <w:lang w:val="en-US"/>
+        </w:rPr>
+        <w:t>tablu</w:t>
+      </w:r>
+      <w:r>
+        <w:rPr>
+          <w:rFonts w:ascii="Arial" w:hAnsi="Arial" w:eastAsia="Arial" w:cs="Arial"/>
+          <w:noProof w:val="0"/>
+          <w:sz w:val="24"/>
+          <w:szCs w:val="24"/>
+          <w:lang w:val="en-US"/>
+        </w:rPr>
+        <w:t xml:space="preserve">, </w:t>
+      </w:r>
+      <w:r>
+        <w:rPr>
+          <w:rFonts w:ascii="Arial" w:hAnsi="Arial" w:eastAsia="Arial" w:cs="Arial"/>
+          <w:noProof w:val="0"/>
+          <w:sz w:val="24"/>
+          <w:szCs w:val="24"/>
+          <w:lang w:val="en-US"/>
+        </w:rPr>
+        <w:t>dostupne</w:t>
+      </w:r>
+      <w:r>
+        <w:rPr>
+          <w:rFonts w:ascii="Arial" w:hAnsi="Arial" w:eastAsia="Arial" w:cs="Arial"/>
+          <w:noProof w:val="0"/>
+          <w:sz w:val="24"/>
+          <w:szCs w:val="24"/>
+          <w:lang w:val="en-US"/>
+        </w:rPr>
+        <w:t xml:space="preserve"> </w:t>
+      </w:r>
+      <w:r>
+        <w:rPr>
+          <w:rFonts w:ascii="Arial" w:hAnsi="Arial" w:eastAsia="Arial" w:cs="Arial"/>
+          <w:noProof w:val="0"/>
+          <w:sz w:val="24"/>
+          <w:szCs w:val="24"/>
+          <w:lang w:val="en-US"/>
+        </w:rPr>
+        <w:t>karte</w:t>
+      </w:r>
+      <w:r>
+        <w:rPr>
+          <w:rFonts w:ascii="Arial" w:hAnsi="Arial" w:eastAsia="Arial" w:cs="Arial"/>
+          <w:noProof w:val="0"/>
+          <w:sz w:val="24"/>
+          <w:szCs w:val="24"/>
+          <w:lang w:val="en-US"/>
+        </w:rPr>
+        <w:t xml:space="preserve">, noble </w:t>
+      </w:r>
+      <w:r>
+        <w:rPr>
+          <w:rFonts w:ascii="Arial" w:hAnsi="Arial" w:eastAsia="Arial" w:cs="Arial"/>
+          <w:noProof w:val="0"/>
+          <w:sz w:val="24"/>
+          <w:szCs w:val="24"/>
+          <w:lang w:val="en-US"/>
+        </w:rPr>
+        <w:t>pločice</w:t>
+      </w:r>
+      <w:r>
+        <w:rPr>
+          <w:rFonts w:ascii="Arial" w:hAnsi="Arial" w:eastAsia="Arial" w:cs="Arial"/>
+          <w:noProof w:val="0"/>
+          <w:sz w:val="24"/>
+          <w:szCs w:val="24"/>
+          <w:lang w:val="en-US"/>
+        </w:rPr>
+        <w:t xml:space="preserve">, </w:t>
+      </w:r>
+      <w:r>
+        <w:rPr>
+          <w:rFonts w:ascii="Arial" w:hAnsi="Arial" w:eastAsia="Arial" w:cs="Arial"/>
+          <w:noProof w:val="0"/>
+          <w:sz w:val="24"/>
+          <w:szCs w:val="24"/>
+          <w:lang w:val="en-US"/>
+        </w:rPr>
+        <w:t>tokene</w:t>
+      </w:r>
+      <w:r>
+        <w:rPr>
+          <w:rFonts w:ascii="Arial" w:hAnsi="Arial" w:eastAsia="Arial" w:cs="Arial"/>
+          <w:noProof w:val="0"/>
+          <w:sz w:val="24"/>
+          <w:szCs w:val="24"/>
+          <w:lang w:val="en-US"/>
+        </w:rPr>
+        <w:t xml:space="preserve"> u </w:t>
+      </w:r>
+      <w:r>
+        <w:rPr>
+          <w:rFonts w:ascii="Arial" w:hAnsi="Arial" w:eastAsia="Arial" w:cs="Arial"/>
+          <w:noProof w:val="0"/>
+          <w:sz w:val="24"/>
+          <w:szCs w:val="24"/>
+          <w:lang w:val="en-US"/>
+        </w:rPr>
+        <w:t>banci</w:t>
+      </w:r>
+      <w:r>
+        <w:rPr>
+          <w:rFonts w:ascii="Arial" w:hAnsi="Arial" w:eastAsia="Arial" w:cs="Arial"/>
+          <w:noProof w:val="0"/>
+          <w:sz w:val="24"/>
+          <w:szCs w:val="24"/>
+          <w:lang w:val="en-US"/>
+        </w:rPr>
+        <w:t xml:space="preserve">, </w:t>
+      </w:r>
+      <w:r>
+        <w:rPr>
+          <w:rFonts w:ascii="Arial" w:hAnsi="Arial" w:eastAsia="Arial" w:cs="Arial"/>
+          <w:noProof w:val="0"/>
+          <w:sz w:val="24"/>
+          <w:szCs w:val="24"/>
+          <w:lang w:val="en-US"/>
+        </w:rPr>
+        <w:t>legalne</w:t>
+      </w:r>
+      <w:r>
+        <w:rPr>
+          <w:rFonts w:ascii="Arial" w:hAnsi="Arial" w:eastAsia="Arial" w:cs="Arial"/>
+          <w:noProof w:val="0"/>
+          <w:sz w:val="24"/>
+          <w:szCs w:val="24"/>
+          <w:lang w:val="en-US"/>
+        </w:rPr>
+        <w:t xml:space="preserve"> </w:t>
+      </w:r>
+      <w:r>
+        <w:rPr>
+          <w:rFonts w:ascii="Arial" w:hAnsi="Arial" w:eastAsia="Arial" w:cs="Arial"/>
+          <w:noProof w:val="0"/>
+          <w:sz w:val="24"/>
+          <w:szCs w:val="24"/>
+          <w:lang w:val="en-US"/>
+        </w:rPr>
+        <w:t>poteze</w:t>
+      </w:r>
+      <w:r>
+        <w:rPr>
+          <w:rFonts w:ascii="Arial" w:hAnsi="Arial" w:eastAsia="Arial" w:cs="Arial"/>
+          <w:noProof w:val="0"/>
+          <w:sz w:val="24"/>
+          <w:szCs w:val="24"/>
+          <w:lang w:val="en-US"/>
+        </w:rPr>
+        <w:t xml:space="preserve">, </w:t>
+      </w:r>
+      <w:r>
+        <w:rPr>
+          <w:rFonts w:ascii="Arial" w:hAnsi="Arial" w:eastAsia="Arial" w:cs="Arial"/>
+          <w:noProof w:val="0"/>
+          <w:sz w:val="24"/>
+          <w:szCs w:val="24"/>
+          <w:lang w:val="en-US"/>
+        </w:rPr>
+        <w:t>preporučeni</w:t>
+      </w:r>
+      <w:r>
+        <w:rPr>
+          <w:rFonts w:ascii="Arial" w:hAnsi="Arial" w:eastAsia="Arial" w:cs="Arial"/>
+          <w:noProof w:val="0"/>
+          <w:sz w:val="24"/>
+          <w:szCs w:val="24"/>
+          <w:lang w:val="en-US"/>
+        </w:rPr>
+        <w:t xml:space="preserve"> </w:t>
+      </w:r>
+      <w:r>
+        <w:rPr>
+          <w:rFonts w:ascii="Arial" w:hAnsi="Arial" w:eastAsia="Arial" w:cs="Arial"/>
+          <w:noProof w:val="0"/>
+          <w:sz w:val="24"/>
+          <w:szCs w:val="24"/>
+          <w:lang w:val="en-US"/>
+        </w:rPr>
+        <w:t>potez</w:t>
+      </w:r>
+      <w:r>
+        <w:rPr>
+          <w:rFonts w:ascii="Arial" w:hAnsi="Arial" w:eastAsia="Arial" w:cs="Arial"/>
+          <w:noProof w:val="0"/>
+          <w:sz w:val="24"/>
+          <w:szCs w:val="24"/>
+          <w:lang w:val="en-US"/>
+        </w:rPr>
+        <w:t xml:space="preserve"> </w:t>
+      </w:r>
+      <w:r>
+        <w:rPr>
+          <w:rFonts w:ascii="Arial" w:hAnsi="Arial" w:eastAsia="Arial" w:cs="Arial"/>
+          <w:noProof w:val="0"/>
+          <w:sz w:val="24"/>
+          <w:szCs w:val="24"/>
+          <w:lang w:val="en-US"/>
+        </w:rPr>
+        <w:t>i</w:t>
+      </w:r>
+      <w:r>
+        <w:rPr>
+          <w:rFonts w:ascii="Arial" w:hAnsi="Arial" w:eastAsia="Arial" w:cs="Arial"/>
+          <w:noProof w:val="0"/>
+          <w:sz w:val="24"/>
+          <w:szCs w:val="24"/>
+          <w:lang w:val="en-US"/>
+        </w:rPr>
+        <w:t xml:space="preserve"> </w:t>
+      </w:r>
+      <w:r>
+        <w:rPr>
+          <w:rFonts w:ascii="Arial" w:hAnsi="Arial" w:eastAsia="Arial" w:cs="Arial"/>
+          <w:noProof w:val="0"/>
+          <w:sz w:val="24"/>
+          <w:szCs w:val="24"/>
+          <w:lang w:val="en-US"/>
+        </w:rPr>
+        <w:t>detaljno</w:t>
+      </w:r>
+      <w:r>
+        <w:rPr>
+          <w:rFonts w:ascii="Arial" w:hAnsi="Arial" w:eastAsia="Arial" w:cs="Arial"/>
+          <w:noProof w:val="0"/>
+          <w:sz w:val="24"/>
+          <w:szCs w:val="24"/>
+          <w:lang w:val="en-US"/>
+        </w:rPr>
+        <w:t xml:space="preserve"> </w:t>
+      </w:r>
+      <w:r>
+        <w:rPr>
+          <w:rFonts w:ascii="Arial" w:hAnsi="Arial" w:eastAsia="Arial" w:cs="Arial"/>
+          <w:noProof w:val="0"/>
+          <w:sz w:val="24"/>
+          <w:szCs w:val="24"/>
+          <w:lang w:val="en-US"/>
+        </w:rPr>
+        <w:t>objašnjenje</w:t>
+      </w:r>
+      <w:r>
+        <w:rPr>
+          <w:rFonts w:ascii="Arial" w:hAnsi="Arial" w:eastAsia="Arial" w:cs="Arial"/>
+          <w:noProof w:val="0"/>
+          <w:sz w:val="24"/>
+          <w:szCs w:val="24"/>
+          <w:lang w:val="en-US"/>
+        </w:rPr>
+        <w:t xml:space="preserve"> za </w:t>
+      </w:r>
+      <w:r>
+        <w:rPr>
+          <w:rFonts w:ascii="Arial" w:hAnsi="Arial" w:eastAsia="Arial" w:cs="Arial"/>
+          <w:noProof w:val="0"/>
+          <w:sz w:val="24"/>
+          <w:szCs w:val="24"/>
+          <w:lang w:val="en-US"/>
+        </w:rPr>
+        <w:t>selektovani</w:t>
+      </w:r>
+      <w:r>
+        <w:rPr>
+          <w:rFonts w:ascii="Arial" w:hAnsi="Arial" w:eastAsia="Arial" w:cs="Arial"/>
+          <w:noProof w:val="0"/>
+          <w:sz w:val="24"/>
+          <w:szCs w:val="24"/>
+          <w:lang w:val="en-US"/>
+        </w:rPr>
+        <w:t xml:space="preserve"> </w:t>
+      </w:r>
+      <w:r>
+        <w:rPr>
+          <w:rFonts w:ascii="Arial" w:hAnsi="Arial" w:eastAsia="Arial" w:cs="Arial"/>
+          <w:noProof w:val="0"/>
+          <w:sz w:val="24"/>
+          <w:szCs w:val="24"/>
+          <w:lang w:val="en-US"/>
+        </w:rPr>
+        <w:t>potez</w:t>
+      </w:r>
+      <w:r>
+        <w:rPr>
+          <w:rFonts w:ascii="Arial" w:hAnsi="Arial" w:eastAsia="Arial" w:cs="Arial"/>
+          <w:noProof w:val="0"/>
+          <w:sz w:val="24"/>
+          <w:szCs w:val="24"/>
+          <w:lang w:val="en-US"/>
+        </w:rPr>
+        <w:t>.</w:t>
+      </w:r>
+    </w:p>
     <w:p xmlns:wp14="http://schemas.microsoft.com/office/word/2010/wordml" wp14:paraId="372D7E12" wp14:textId="62AB9B3C">
       <w:pPr>
         <w:spacing w:before="240" w:beforeAutospacing="off" w:after="240" w:afterAutospacing="off"/>
@@ -10245,7 +10962,174 @@
         <w:br/>
       </w:r>
     </w:p>
-    <w:p xmlns:wp14="http://schemas.microsoft.com/office/word/2010/wordml" wp14:paraId="4901BD06" wp14:textId="51DBDB75">
+    <w:p>
+      <w:pPr>
+        <w:pStyle w:val="Normal"/>
+        <w:suppressLineNumbers w:val="0"/>
+        <w:bidi w:val="0"/>
+        <w:spacing w:before="240" w:beforeAutospacing="off" w:after="240" w:afterAutospacing="off" w:line="279" w:lineRule="auto"/>
+        <w:ind w:left="0" w:right="0"/>
+        <w:jc w:val="left"/>
+        <w:rPr>
+          <w:rFonts w:ascii="Arial" w:hAnsi="Arial" w:eastAsia="Arial" w:cs="Arial"/>
+          <w:noProof w:val="0"/>
+          <w:sz w:val="24"/>
+          <w:szCs w:val="24"/>
+          <w:lang w:val="en-US"/>
+        </w:rPr>
+      </w:pPr>
+      <w:r>
+        <w:rPr>
+          <w:rFonts w:ascii="Arial" w:hAnsi="Arial" w:eastAsia="Arial" w:cs="Arial"/>
+          <w:noProof w:val="0"/>
+          <w:sz w:val="24"/>
+          <w:szCs w:val="24"/>
+          <w:lang w:val="en-US"/>
+        </w:rPr>
+        <w:t xml:space="preserve">Na </w:t>
+      </w:r>
+      <w:r>
+        <w:rPr>
+          <w:rFonts w:ascii="Arial" w:hAnsi="Arial" w:eastAsia="Arial" w:cs="Arial"/>
+          <w:noProof w:val="0"/>
+          <w:sz w:val="24"/>
+          <w:szCs w:val="24"/>
+          <w:lang w:val="en-US"/>
+        </w:rPr>
+        <w:t>slici</w:t>
+      </w:r>
+      <w:r>
+        <w:rPr>
+          <w:rFonts w:ascii="Arial" w:hAnsi="Arial" w:eastAsia="Arial" w:cs="Arial"/>
+          <w:noProof w:val="0"/>
+          <w:sz w:val="24"/>
+          <w:szCs w:val="24"/>
+          <w:lang w:val="en-US"/>
+        </w:rPr>
+        <w:t xml:space="preserve"> je </w:t>
+      </w:r>
+      <w:r>
+        <w:rPr>
+          <w:rFonts w:ascii="Arial" w:hAnsi="Arial" w:eastAsia="Arial" w:cs="Arial"/>
+          <w:noProof w:val="0"/>
+          <w:sz w:val="24"/>
+          <w:szCs w:val="24"/>
+          <w:lang w:val="en-US"/>
+        </w:rPr>
+        <w:t>prikazan</w:t>
+      </w:r>
+      <w:r>
+        <w:rPr>
+          <w:rFonts w:ascii="Arial" w:hAnsi="Arial" w:eastAsia="Arial" w:cs="Arial"/>
+          <w:noProof w:val="0"/>
+          <w:sz w:val="24"/>
+          <w:szCs w:val="24"/>
+          <w:lang w:val="en-US"/>
+        </w:rPr>
+        <w:t xml:space="preserve"> </w:t>
+      </w:r>
+      <w:r>
+        <w:rPr>
+          <w:rFonts w:ascii="Arial" w:hAnsi="Arial" w:eastAsia="Arial" w:cs="Arial"/>
+          <w:noProof w:val="0"/>
+          <w:sz w:val="24"/>
+          <w:szCs w:val="24"/>
+          <w:lang w:val="en-US"/>
+        </w:rPr>
+        <w:t>domenski</w:t>
+      </w:r>
+      <w:r>
+        <w:rPr>
+          <w:rFonts w:ascii="Arial" w:hAnsi="Arial" w:eastAsia="Arial" w:cs="Arial"/>
+          <w:noProof w:val="0"/>
+          <w:sz w:val="24"/>
+          <w:szCs w:val="24"/>
+          <w:lang w:val="en-US"/>
+        </w:rPr>
+        <w:t xml:space="preserve"> model </w:t>
+      </w:r>
+      <w:r>
+        <w:rPr>
+          <w:rFonts w:ascii="Arial" w:hAnsi="Arial" w:eastAsia="Arial" w:cs="Arial"/>
+          <w:noProof w:val="0"/>
+          <w:sz w:val="24"/>
+          <w:szCs w:val="24"/>
+          <w:lang w:val="en-US"/>
+        </w:rPr>
+        <w:t>sistema</w:t>
+      </w:r>
+      <w:r>
+        <w:rPr>
+          <w:rFonts w:ascii="Arial" w:hAnsi="Arial" w:eastAsia="Arial" w:cs="Arial"/>
+          <w:noProof w:val="0"/>
+          <w:sz w:val="24"/>
+          <w:szCs w:val="24"/>
+          <w:lang w:val="en-US"/>
+        </w:rPr>
+        <w:t>.</w:t>
+      </w:r>
+    </w:p>
+    <w:p>
+      <w:pPr>
+        <w:pStyle w:val="Normal"/>
+        <w:suppressLineNumbers w:val="0"/>
+        <w:bidi w:val="0"/>
+        <w:spacing w:before="240" w:beforeAutospacing="off" w:after="240" w:afterAutospacing="off" w:line="279" w:lineRule="auto"/>
+        <w:ind w:left="0" w:right="0"/>
+        <w:jc w:val="left"/>
+        <w:rPr>
+          <w:rFonts w:ascii="Arial" w:hAnsi="Arial" w:eastAsia="Arial" w:cs="Arial"/>
+          <w:noProof w:val="0"/>
+          <w:sz w:val="24"/>
+          <w:szCs w:val="24"/>
+          <w:lang w:val="en-US"/>
+        </w:rPr>
+      </w:pPr>
+      <w:r>
+        <w:drawing>
+          <wp:inline wp14:editId="0700E1B8" wp14:anchorId="3C8E9A73">
+            <wp:extent cx="5943600" cy="3552825"/>
+            <wp:effectExtent l="0" t="0" r="0" b="0"/>
+            <wp:docPr id="1260314407" name="drawing"/>
+            <wp:cNvGraphicFramePr>
+              <a:graphicFrameLocks noChangeAspect="1"/>
+            </wp:cNvGraphicFramePr>
+            <a:graphic>
+              <a:graphicData xmlns:a="http://schemas.openxmlformats.org/drawingml/2006/main" uri="http://schemas.openxmlformats.org/drawingml/2006/picture">
+                <pic:pic xmlns:pic="http://schemas.openxmlformats.org/drawingml/2006/picture">
+                  <pic:nvPicPr>
+                    <pic:cNvPr id="1260314407" name="Picture 1260314407"/>
+                    <pic:cNvPicPr/>
+                  </pic:nvPicPr>
+                  <pic:blipFill>
+                    <a:blip xmlns:r="http://schemas.openxmlformats.org/officeDocument/2006/relationships" r:embed="rId396030601">
+                      <a:extLst>
+                        <a:ext uri="{28A0092B-C50C-407E-A947-70E740481C1C}">
+                          <a14:useLocalDpi xmlns:a14="http://schemas.microsoft.com/office/drawing/2010/main"/>
+                        </a:ext>
+                      </a:extLst>
+                    </a:blip>
+                    <a:stretch>
+                      <a:fillRect/>
+                    </a:stretch>
+                  </pic:blipFill>
+                  <pic:spPr>
+                    <a:xfrm>
+                      <a:off x="0" y="0"/>
+                      <a:ext cx="5943600" cy="3552825"/>
+                    </a:xfrm>
+                    <a:prstGeom prst="rect">
+                      <a:avLst/>
+                    </a:prstGeom>
+                  </pic:spPr>
+                </pic:pic>
+              </a:graphicData>
+            </a:graphic>
+          </wp:inline>
+        </w:drawing>
+      </w:r>
+    </w:p>
+    <w:p>
       <w:pPr>
         <w:spacing w:before="240" w:beforeAutospacing="off" w:after="240" w:afterAutospacing="off"/>
         <w:rPr>
@@ -10264,7 +11148,17 @@
           <w:szCs w:val="24"/>
           <w:lang w:val="en-US"/>
         </w:rPr>
-        <w:t xml:space="preserve">Baza </w:t>
+        <w:t>Baza</w:t>
+      </w:r>
+      <w:r>
+        <w:rPr>
+          <w:rFonts w:ascii="Arial" w:hAnsi="Arial" w:eastAsia="Arial" w:cs="Arial"/>
+          <w:noProof w:val="0"/>
+          <w:sz w:val="24"/>
+          <w:szCs w:val="24"/>
+          <w:lang w:val="en-US"/>
+        </w:rPr>
+        <w:t xml:space="preserve"> </w:t>
       </w:r>
       <w:r>
         <w:rPr>
@@ -11279,6 +12173,84 @@
         <w:t>.</w:t>
       </w:r>
     </w:p>
+    <w:p>
+      <w:pPr>
+        <w:spacing w:before="240" w:beforeAutospacing="off" w:after="240" w:afterAutospacing="off"/>
+        <w:rPr>
+          <w:rFonts w:ascii="Arial" w:hAnsi="Arial" w:eastAsia="Arial" w:cs="Arial"/>
+          <w:noProof w:val="0"/>
+          <w:sz w:val="24"/>
+          <w:szCs w:val="24"/>
+          <w:lang w:val="en-US"/>
+        </w:rPr>
+      </w:pPr>
+      <w:r>
+        <w:rPr>
+          <w:rFonts w:ascii="Arial" w:hAnsi="Arial" w:eastAsia="Arial" w:cs="Arial"/>
+          <w:noProof w:val="0"/>
+          <w:sz w:val="24"/>
+          <w:szCs w:val="24"/>
+          <w:lang w:val="en-US"/>
+        </w:rPr>
+        <w:t>Na slici je prikazana organizacija činjenica po nivoima zaključivanja. Ulazne činjenice predstavljaju trenutno stanje igre i legalne poteze, dok se u narednim slojevima izvode analitičke činjenice, strateški ciljevi, scoring činjenice i meta-činjenice za objašnjenje odluke.</w:t>
+      </w:r>
+    </w:p>
+    <w:p>
+      <w:pPr>
+        <w:spacing w:before="240" w:beforeAutospacing="off" w:after="240" w:afterAutospacing="off"/>
+        <w:jc w:val="center"/>
+        <w:rPr>
+          <w:rFonts w:ascii="Arial" w:hAnsi="Arial" w:eastAsia="Arial" w:cs="Arial"/>
+          <w:noProof w:val="0"/>
+          <w:sz w:val="24"/>
+          <w:szCs w:val="24"/>
+          <w:lang w:val="en-US"/>
+        </w:rPr>
+      </w:pPr>
+      <w:r>
+        <w:drawing>
+          <wp:inline wp14:editId="3F4300E7" wp14:anchorId="2607E544">
+            <wp:extent cx="3314700" cy="5943600"/>
+            <wp:effectExtent l="0" t="0" r="0" b="0"/>
+            <wp:docPr id="1915593882" name="drawing"/>
+            <wp:cNvGraphicFramePr>
+              <a:graphicFrameLocks noChangeAspect="1"/>
+            </wp:cNvGraphicFramePr>
+            <a:graphic>
+              <a:graphicData xmlns:a="http://schemas.openxmlformats.org/drawingml/2006/main" uri="http://schemas.openxmlformats.org/drawingml/2006/picture">
+                <pic:pic xmlns:pic="http://schemas.openxmlformats.org/drawingml/2006/picture">
+                  <pic:nvPicPr>
+                    <pic:cNvPr id="1915593882" name="Picture 1915593882"/>
+                    <pic:cNvPicPr/>
+                  </pic:nvPicPr>
+                  <pic:blipFill>
+                    <a:blip xmlns:r="http://schemas.openxmlformats.org/officeDocument/2006/relationships" r:embed="rId1386354257">
+                      <a:extLst>
+                        <a:ext uri="{28A0092B-C50C-407E-A947-70E740481C1C}">
+                          <a14:useLocalDpi xmlns:a14="http://schemas.microsoft.com/office/drawing/2010/main"/>
+                        </a:ext>
+                      </a:extLst>
+                    </a:blip>
+                    <a:stretch>
+                      <a:fillRect/>
+                    </a:stretch>
+                  </pic:blipFill>
+                  <pic:spPr>
+                    <a:xfrm>
+                      <a:off x="0" y="0"/>
+                      <a:ext cx="3314700" cy="5943600"/>
+                    </a:xfrm>
+                    <a:prstGeom prst="rect">
+                      <a:avLst/>
+                    </a:prstGeom>
+                  </pic:spPr>
+                </pic:pic>
+              </a:graphicData>
+            </a:graphic>
+          </wp:inline>
+        </w:drawing>
+      </w:r>
+    </w:p>
     <w:p xmlns:wp14="http://schemas.microsoft.com/office/word/2010/wordml" wp14:paraId="1CAD0346" wp14:textId="2557FCBA">
       <w:pPr>
         <w:rPr>
@@ -20117,7 +21089,7 @@
         <w:t>boje</w:t>
       </w:r>
     </w:p>
-    <w:p xmlns:wp14="http://schemas.microsoft.com/office/word/2010/wordml" wp14:paraId="3955A074" wp14:textId="709470CC">
+    <w:p xmlns:wp14="http://schemas.microsoft.com/office/word/2010/wordml" wp14:paraId="3955A074" wp14:textId="0220588C">
       <w:pPr>
         <w:rPr>
           <w:rFonts w:ascii="Arial" w:hAnsi="Arial" w:eastAsia="Arial" w:cs="Arial"/>
@@ -20268,7 +21240,27 @@
           <w:szCs w:val="24"/>
           <w:lang w:val="en-US"/>
         </w:rPr>
-        <w:t>move.takenTokens</w:t>
+        <w:t>move.</w:t>
+      </w:r>
+      <w:r>
+        <w:rPr>
+          <w:rFonts w:ascii="Arial" w:hAnsi="Arial" w:eastAsia="Arial" w:cs="Arial"/>
+          <w:noProof w:val="0"/>
+          <w:sz w:val="24"/>
+          <w:szCs w:val="24"/>
+          <w:lang w:val="en-US"/>
+        </w:rPr>
+        <w:t>take</w:t>
+      </w:r>
+      <w:r>
+        <w:rPr>
+          <w:rFonts w:ascii="Arial" w:hAnsi="Arial" w:eastAsia="Arial" w:cs="Arial"/>
+          <w:noProof w:val="0"/>
+          <w:sz w:val="24"/>
+          <w:szCs w:val="24"/>
+          <w:lang w:val="en-US"/>
+        </w:rPr>
+        <w:t>nTokens</w:t>
       </w:r>
       <w:r>
         <w:rPr>
@@ -20424,7 +21416,7 @@
           <w:szCs w:val="24"/>
           <w:lang w:val="en-US"/>
         </w:rPr>
-        <w:t>15</w:t>
+        <w:t>20</w:t>
       </w:r>
       <w:r>
         <w:br/>
@@ -20669,11 +21661,195 @@
         </w:rPr>
         <w:t>THEN moveScore(move) += 10</w:t>
       </w:r>
+    </w:p>
+    <w:p>
+      <w:pPr>
+        <w:rPr>
+          <w:rFonts w:ascii="Arial" w:hAnsi="Arial" w:eastAsia="Arial" w:cs="Arial"/>
+          <w:noProof w:val="0"/>
+          <w:sz w:val="24"/>
+          <w:szCs w:val="24"/>
+          <w:lang w:val="en-US"/>
+        </w:rPr>
+      </w:pPr>
+    </w:p>
+    <w:p>
+      <w:pPr>
+        <w:pStyle w:val="Normal"/>
+        <w:suppressLineNumbers w:val="0"/>
+        <w:bidi w:val="0"/>
+        <w:spacing w:before="240" w:beforeAutospacing="off" w:after="240" w:afterAutospacing="off" w:line="279" w:lineRule="auto"/>
+        <w:ind w:left="0" w:right="0"/>
+        <w:jc w:val="left"/>
+        <w:rPr>
+          <w:rFonts w:ascii="Arial" w:hAnsi="Arial" w:eastAsia="Arial" w:cs="Arial"/>
+          <w:b w:val="1"/>
+          <w:bCs w:val="1"/>
+          <w:noProof w:val="0"/>
+          <w:sz w:val="24"/>
+          <w:szCs w:val="24"/>
+          <w:lang w:val="en-US"/>
+        </w:rPr>
+      </w:pPr>
+      <w:r>
+        <w:rPr>
+          <w:rFonts w:ascii="Arial" w:hAnsi="Arial" w:eastAsia="Arial" w:cs="Arial"/>
+          <w:b w:val="1"/>
+          <w:bCs w:val="1"/>
+          <w:noProof w:val="0"/>
+          <w:sz w:val="24"/>
+          <w:szCs w:val="24"/>
+          <w:lang w:val="en-US"/>
+        </w:rPr>
+        <w:t xml:space="preserve">38. </w:t>
+      </w:r>
+      <w:r>
+        <w:rPr>
+          <w:rFonts w:ascii="Arial" w:hAnsi="Arial" w:eastAsia="Arial" w:cs="Arial"/>
+          <w:b w:val="1"/>
+          <w:bCs w:val="1"/>
+          <w:noProof w:val="0"/>
+          <w:sz w:val="24"/>
+          <w:szCs w:val="24"/>
+          <w:lang w:val="en-US"/>
+        </w:rPr>
+        <w:t>Uzimanje</w:t>
+      </w:r>
+      <w:r>
+        <w:rPr>
+          <w:rFonts w:ascii="Arial" w:hAnsi="Arial" w:eastAsia="Arial" w:cs="Arial"/>
+          <w:b w:val="1"/>
+          <w:bCs w:val="1"/>
+          <w:noProof w:val="0"/>
+          <w:sz w:val="24"/>
+          <w:szCs w:val="24"/>
+          <w:lang w:val="en-US"/>
+        </w:rPr>
+        <w:t xml:space="preserve"> </w:t>
+      </w:r>
+      <w:r>
+        <w:rPr>
+          <w:rFonts w:ascii="Arial" w:hAnsi="Arial" w:eastAsia="Arial" w:cs="Arial"/>
+          <w:b w:val="1"/>
+          <w:bCs w:val="1"/>
+          <w:noProof w:val="0"/>
+          <w:sz w:val="24"/>
+          <w:szCs w:val="24"/>
+          <w:lang w:val="en-US"/>
+        </w:rPr>
+        <w:t xml:space="preserve">tri </w:t>
+      </w:r>
+      <w:r>
+        <w:rPr>
+          <w:rFonts w:ascii="Arial" w:hAnsi="Arial" w:eastAsia="Arial" w:cs="Arial"/>
+          <w:b w:val="1"/>
+          <w:bCs w:val="1"/>
+          <w:noProof w:val="0"/>
+          <w:sz w:val="24"/>
+          <w:szCs w:val="24"/>
+          <w:lang w:val="en-US"/>
+        </w:rPr>
+        <w:t>korisna</w:t>
+      </w:r>
+      <w:r>
+        <w:rPr>
+          <w:rFonts w:ascii="Arial" w:hAnsi="Arial" w:eastAsia="Arial" w:cs="Arial"/>
+          <w:b w:val="1"/>
+          <w:bCs w:val="1"/>
+          <w:noProof w:val="0"/>
+          <w:sz w:val="24"/>
+          <w:szCs w:val="24"/>
+          <w:lang w:val="en-US"/>
+        </w:rPr>
+        <w:t xml:space="preserve"> </w:t>
+      </w:r>
+      <w:r>
+        <w:rPr>
+          <w:rFonts w:ascii="Arial" w:hAnsi="Arial" w:eastAsia="Arial" w:cs="Arial"/>
+          <w:b w:val="1"/>
+          <w:bCs w:val="1"/>
+          <w:noProof w:val="0"/>
+          <w:sz w:val="24"/>
+          <w:szCs w:val="24"/>
+          <w:lang w:val="en-US"/>
+        </w:rPr>
+        <w:t>različita</w:t>
+      </w:r>
+      <w:r>
+        <w:rPr>
+          <w:rFonts w:ascii="Arial" w:hAnsi="Arial" w:eastAsia="Arial" w:cs="Arial"/>
+          <w:b w:val="1"/>
+          <w:bCs w:val="1"/>
+          <w:noProof w:val="0"/>
+          <w:sz w:val="24"/>
+          <w:szCs w:val="24"/>
+          <w:lang w:val="en-US"/>
+        </w:rPr>
+        <w:t xml:space="preserve"> žetona</w:t>
+      </w:r>
+    </w:p>
+    <w:p>
+      <w:pPr>
+        <w:pStyle w:val="Normal"/>
+        <w:rPr>
+          <w:rFonts w:ascii="Arial" w:hAnsi="Arial" w:eastAsia="Arial" w:cs="Arial"/>
+          <w:noProof w:val="0"/>
+          <w:sz w:val="24"/>
+          <w:szCs w:val="24"/>
+          <w:lang w:val="en-US"/>
+        </w:rPr>
+      </w:pPr>
+      <w:r>
+        <w:rPr>
+          <w:rFonts w:ascii="Arial" w:hAnsi="Arial" w:eastAsia="Arial" w:cs="Arial"/>
+          <w:noProof w:val="0"/>
+          <w:sz w:val="24"/>
+          <w:szCs w:val="24"/>
+          <w:lang w:val="en-US"/>
+        </w:rPr>
+        <w:t>IF move.type = TAKE_TOKENS</w:t>
+      </w:r>
       <w:r>
         <w:br/>
       </w:r>
+      <w:r>
+        <w:rPr>
+          <w:rFonts w:ascii="Arial" w:hAnsi="Arial" w:eastAsia="Arial" w:cs="Arial"/>
+          <w:noProof w:val="0"/>
+          <w:sz w:val="24"/>
+          <w:szCs w:val="24"/>
+          <w:lang w:val="en-US"/>
+        </w:rPr>
+        <w:t>AND move takes three different colors</w:t>
+      </w:r>
+      <w:r>
+        <w:br/>
+      </w:r>
+      <w:r>
+        <w:rPr>
+          <w:rFonts w:ascii="Arial" w:hAnsi="Arial" w:eastAsia="Arial" w:cs="Arial"/>
+          <w:noProof w:val="0"/>
+          <w:sz w:val="24"/>
+          <w:szCs w:val="24"/>
+          <w:lang w:val="en-US"/>
+        </w:rPr>
+        <w:t>AND at least two taken colors are needed colors</w:t>
+      </w:r>
+      <w:r>
+        <w:br/>
+      </w:r>
+      <w:r>
+        <w:rPr>
+          <w:rFonts w:ascii="Arial" w:hAnsi="Arial" w:eastAsia="Arial" w:cs="Arial"/>
+          <w:noProof w:val="0"/>
+          <w:sz w:val="24"/>
+          <w:szCs w:val="24"/>
+          <w:lang w:val="en-US"/>
+        </w:rPr>
+        <w:t>THEN moveScore(move) += 15</w:t>
+      </w:r>
     </w:p>
-    <w:p xmlns:wp14="http://schemas.microsoft.com/office/word/2010/wordml" wp14:paraId="0329FFBB" wp14:textId="02A2C269">
+    <w:p xmlns:wp14="http://schemas.microsoft.com/office/word/2010/wordml" wp14:paraId="54CC2C64" wp14:textId="3D7723B7">
       <w:pPr>
         <w:spacing w:before="240" w:beforeAutospacing="off" w:after="240" w:afterAutospacing="off"/>
         <w:rPr>
@@ -20696,7 +21872,19 @@
           <w:szCs w:val="24"/>
           <w:lang w:val="en-US"/>
         </w:rPr>
-        <w:t>38</w:t>
+        <w:t>3</w:t>
+      </w:r>
+      <w:r>
+        <w:rPr>
+          <w:rFonts w:ascii="Arial" w:hAnsi="Arial" w:eastAsia="Arial" w:cs="Arial"/>
+          <w:b w:val="1"/>
+          <w:bCs w:val="1"/>
+          <w:noProof w:val="0"/>
+          <w:sz w:val="24"/>
+          <w:szCs w:val="24"/>
+          <w:lang w:val="en-US"/>
+        </w:rPr>
+        <w:t>9</w:t>
       </w:r>
       <w:r>
         <w:rPr>
@@ -20780,7 +21968,79 @@
           <w:szCs w:val="24"/>
           <w:lang w:val="en-US"/>
         </w:rPr>
-        <w:t xml:space="preserve"> se </w:t>
+        <w:t xml:space="preserve"> </w:t>
+      </w:r>
+      <w:r>
+        <w:rPr>
+          <w:rFonts w:ascii="Arial" w:hAnsi="Arial" w:eastAsia="Arial" w:cs="Arial"/>
+          <w:b w:val="1"/>
+          <w:bCs w:val="1"/>
+          <w:noProof w:val="0"/>
+          <w:sz w:val="24"/>
+          <w:szCs w:val="24"/>
+          <w:lang w:val="en-US"/>
+        </w:rPr>
+        <w:t xml:space="preserve">pod </w:t>
+      </w:r>
+      <w:r>
+        <w:rPr>
+          <w:rFonts w:ascii="Arial" w:hAnsi="Arial" w:eastAsia="Arial" w:cs="Arial"/>
+          <w:b w:val="1"/>
+          <w:bCs w:val="1"/>
+          <w:noProof w:val="0"/>
+          <w:sz w:val="24"/>
+          <w:szCs w:val="24"/>
+          <w:lang w:val="en-US"/>
+        </w:rPr>
+        <w:t>rizikom</w:t>
+      </w:r>
+      <w:r>
+        <w:rPr>
+          <w:rFonts w:ascii="Arial" w:hAnsi="Arial" w:eastAsia="Arial" w:cs="Arial"/>
+          <w:b w:val="1"/>
+          <w:bCs w:val="1"/>
+          <w:noProof w:val="0"/>
+          <w:sz w:val="24"/>
+          <w:szCs w:val="24"/>
+          <w:lang w:val="en-US"/>
+        </w:rPr>
+        <w:t xml:space="preserve"> </w:t>
+      </w:r>
+      <w:r>
+        <w:rPr>
+          <w:rFonts w:ascii="Arial" w:hAnsi="Arial" w:eastAsia="Arial" w:cs="Arial"/>
+          <w:b w:val="1"/>
+          <w:bCs w:val="1"/>
+          <w:noProof w:val="0"/>
+          <w:sz w:val="24"/>
+          <w:szCs w:val="24"/>
+          <w:lang w:val="en-US"/>
+        </w:rPr>
+        <w:t>limita</w:t>
+      </w:r>
+      <w:r>
+        <w:rPr>
+          <w:rFonts w:ascii="Arial" w:hAnsi="Arial" w:eastAsia="Arial" w:cs="Arial"/>
+          <w:b w:val="1"/>
+          <w:bCs w:val="1"/>
+          <w:noProof w:val="0"/>
+          <w:sz w:val="24"/>
+          <w:szCs w:val="24"/>
+          <w:lang w:val="en-US"/>
+        </w:rPr>
+        <w:t xml:space="preserve"> </w:t>
+      </w:r>
+      <w:r>
+        <w:rPr>
+          <w:rFonts w:ascii="Arial" w:hAnsi="Arial" w:eastAsia="Arial" w:cs="Arial"/>
+          <w:b w:val="1"/>
+          <w:bCs w:val="1"/>
+          <w:noProof w:val="0"/>
+          <w:sz w:val="24"/>
+          <w:szCs w:val="24"/>
+          <w:lang w:val="en-US"/>
+        </w:rPr>
+        <w:t xml:space="preserve">se </w:t>
       </w:r>
       <w:r>
         <w:rPr>
@@ -20795,97 +22055,139 @@
         <w:t>kažnjava</w:t>
       </w:r>
     </w:p>
-    <w:p xmlns:wp14="http://schemas.microsoft.com/office/word/2010/wordml" wp14:paraId="7E926893" wp14:textId="0117DAFC">
-      <w:pPr/>
+    <w:p xmlns:wp14="http://schemas.microsoft.com/office/word/2010/wordml" wp14:paraId="1EBA5D9E" wp14:textId="30D905F7">
+      <w:pPr>
+        <w:spacing w:before="240" w:beforeAutospacing="off" w:after="240" w:afterAutospacing="off"/>
+        <w:rPr>
+          <w:rFonts w:ascii="Arial" w:hAnsi="Arial" w:eastAsia="Arial" w:cs="Arial"/>
+          <w:b w:val="0"/>
+          <w:bCs w:val="0"/>
+          <w:noProof w:val="0"/>
+          <w:sz w:val="24"/>
+          <w:szCs w:val="24"/>
+          <w:lang w:val="en-US"/>
+        </w:rPr>
+      </w:pPr>
+      <w:r>
+        <w:rPr>
+          <w:rFonts w:ascii="Arial" w:hAnsi="Arial" w:eastAsia="Arial" w:cs="Arial"/>
+          <w:b w:val="0"/>
+          <w:bCs w:val="0"/>
+          <w:noProof w:val="0"/>
+          <w:sz w:val="24"/>
+          <w:szCs w:val="24"/>
+          <w:lang w:val="en-US"/>
+        </w:rPr>
+        <w:t>IF move.type = TAKE_TOKENS</w:t>
+      </w:r>
     </w:p>
-    <w:p xmlns:wp14="http://schemas.microsoft.com/office/word/2010/wordml" wp14:paraId="31449018" wp14:textId="0DDF8016">
+    <w:p xmlns:wp14="http://schemas.microsoft.com/office/word/2010/wordml" wp14:paraId="5F2E0C8B" wp14:textId="54EA4D15">
       <w:pPr>
         <w:pStyle w:val="Normal"/>
-        <w:rPr>
-          <w:rFonts w:ascii="Arial" w:hAnsi="Arial" w:eastAsia="Arial" w:cs="Arial"/>
-        </w:rPr>
-      </w:pPr>
-      <w:r>
-        <w:rPr>
-          <w:rFonts w:ascii="Arial" w:hAnsi="Arial" w:eastAsia="Arial" w:cs="Arial"/>
-        </w:rPr>
-        <w:t>IF move.type = TAKE_TOKENS</w:t>
+        <w:spacing w:before="240" w:beforeAutospacing="off" w:after="240" w:afterAutospacing="off"/>
+        <w:rPr>
+          <w:rFonts w:ascii="Arial" w:hAnsi="Arial" w:eastAsia="Arial" w:cs="Arial"/>
+          <w:b w:val="0"/>
+          <w:bCs w:val="0"/>
+          <w:noProof w:val="0"/>
+          <w:sz w:val="24"/>
+          <w:szCs w:val="24"/>
+          <w:lang w:val="en-US"/>
+        </w:rPr>
+      </w:pPr>
+      <w:r>
+        <w:rPr>
+          <w:rFonts w:ascii="Arial" w:hAnsi="Arial" w:eastAsia="Arial" w:cs="Arial"/>
+          <w:b w:val="0"/>
+          <w:bCs w:val="0"/>
+          <w:noProof w:val="0"/>
+          <w:sz w:val="24"/>
+          <w:szCs w:val="24"/>
+          <w:lang w:val="en-US"/>
+        </w:rPr>
+        <w:t>AND strategicGoal = MANAGE_TOKEN_LIMIT</w:t>
       </w:r>
     </w:p>
-    <w:p xmlns:wp14="http://schemas.microsoft.com/office/word/2010/wordml" wp14:paraId="4C8F249B" wp14:textId="1C182C12">
+    <w:p xmlns:wp14="http://schemas.microsoft.com/office/word/2010/wordml" wp14:paraId="6DA9467D" wp14:textId="05DEE834">
       <w:pPr>
         <w:pStyle w:val="Normal"/>
-        <w:rPr>
-          <w:rFonts w:ascii="Arial" w:hAnsi="Arial" w:eastAsia="Arial" w:cs="Arial"/>
-        </w:rPr>
-      </w:pPr>
-      <w:r>
-        <w:rPr>
-          <w:rFonts w:ascii="Arial" w:hAnsi="Arial" w:eastAsia="Arial" w:cs="Arial"/>
-        </w:rPr>
-        <w:t>AND move.takenTokens does not contain any color C</w:t>
+        <w:spacing w:before="240" w:beforeAutospacing="off" w:after="240" w:afterAutospacing="off"/>
+        <w:rPr>
+          <w:rFonts w:ascii="Arial" w:hAnsi="Arial" w:eastAsia="Arial" w:cs="Arial"/>
+          <w:b w:val="0"/>
+          <w:bCs w:val="0"/>
+          <w:noProof w:val="0"/>
+          <w:sz w:val="24"/>
+          <w:szCs w:val="24"/>
+          <w:lang w:val="en-US"/>
+        </w:rPr>
+      </w:pPr>
+      <w:r>
+        <w:rPr>
+          <w:rFonts w:ascii="Arial" w:hAnsi="Arial" w:eastAsia="Arial" w:cs="Arial"/>
+          <w:b w:val="0"/>
+          <w:bCs w:val="0"/>
+          <w:noProof w:val="0"/>
+          <w:sz w:val="24"/>
+          <w:szCs w:val="24"/>
+          <w:lang w:val="en-US"/>
+        </w:rPr>
+        <w:t>AND move.takenTokens does not contain any needed color</w:t>
       </w:r>
     </w:p>
-    <w:p xmlns:wp14="http://schemas.microsoft.com/office/word/2010/wordml" wp14:paraId="1B708C23" wp14:textId="65D00E53">
+    <w:p xmlns:wp14="http://schemas.microsoft.com/office/word/2010/wordml" wp14:paraId="2C570D57" wp14:textId="22B4773B">
       <w:pPr>
         <w:pStyle w:val="Normal"/>
-        <w:rPr>
-          <w:rFonts w:ascii="Arial" w:hAnsi="Arial" w:eastAsia="Arial" w:cs="Arial"/>
-        </w:rPr>
-      </w:pPr>
-      <w:r>
-        <w:rPr>
-          <w:rFonts w:ascii="Arial" w:hAnsi="Arial" w:eastAsia="Arial" w:cs="Arial"/>
-        </w:rPr>
-        <w:t xml:space="preserve">    for which </w:t>
-      </w:r>
-      <w:r>
-        <w:rPr>
-          <w:rFonts w:ascii="Arial" w:hAnsi="Arial" w:eastAsia="Arial" w:cs="Arial"/>
-        </w:rPr>
-        <w:t>strategicGoal</w:t>
-      </w:r>
-      <w:r>
-        <w:rPr>
-          <w:rFonts w:ascii="Arial" w:hAnsi="Arial" w:eastAsia="Arial" w:cs="Arial"/>
-        </w:rPr>
-        <w:t xml:space="preserve"> = </w:t>
-      </w:r>
-      <w:r>
-        <w:rPr>
-          <w:rFonts w:ascii="Arial" w:hAnsi="Arial" w:eastAsia="Arial" w:cs="Arial"/>
-        </w:rPr>
-        <w:t>COLLECT_TOKENS</w:t>
-      </w:r>
-      <w:r>
-        <w:rPr>
-          <w:rFonts w:ascii="Arial" w:hAnsi="Arial" w:eastAsia="Arial" w:cs="Arial"/>
-        </w:rPr>
-        <w:t>(C)</w:t>
+        <w:spacing w:before="240" w:beforeAutospacing="off" w:after="240" w:afterAutospacing="off"/>
+        <w:rPr>
+          <w:rFonts w:ascii="Arial" w:hAnsi="Arial" w:eastAsia="Arial" w:cs="Arial"/>
+          <w:noProof w:val="0"/>
+          <w:sz w:val="24"/>
+          <w:szCs w:val="24"/>
+          <w:lang w:val="en-US"/>
+        </w:rPr>
+      </w:pPr>
+      <w:r>
+        <w:rPr>
+          <w:rFonts w:ascii="Arial" w:hAnsi="Arial" w:eastAsia="Arial" w:cs="Arial"/>
+          <w:b w:val="0"/>
+          <w:bCs w:val="0"/>
+          <w:noProof w:val="0"/>
+          <w:sz w:val="24"/>
+          <w:szCs w:val="24"/>
+          <w:lang w:val="en-US"/>
+        </w:rPr>
+        <w:t xml:space="preserve">THEN </w:t>
+      </w:r>
+      <w:r>
+        <w:rPr>
+          <w:rFonts w:ascii="Arial" w:hAnsi="Arial" w:eastAsia="Arial" w:cs="Arial"/>
+          <w:b w:val="0"/>
+          <w:bCs w:val="0"/>
+          <w:noProof w:val="0"/>
+          <w:sz w:val="24"/>
+          <w:szCs w:val="24"/>
+          <w:lang w:val="en-US"/>
+        </w:rPr>
+        <w:t>moveScore</w:t>
+      </w:r>
+      <w:r>
+        <w:rPr>
+          <w:rFonts w:ascii="Arial" w:hAnsi="Arial" w:eastAsia="Arial" w:cs="Arial"/>
+          <w:b w:val="0"/>
+          <w:bCs w:val="0"/>
+          <w:noProof w:val="0"/>
+          <w:sz w:val="24"/>
+          <w:szCs w:val="24"/>
+          <w:lang w:val="en-US"/>
+        </w:rPr>
+        <w:t>(move) -= 20</w:t>
+      </w:r>
+      <w:r>
+        <w:br/>
       </w:r>
     </w:p>
-    <w:p xmlns:wp14="http://schemas.microsoft.com/office/word/2010/wordml" wp14:paraId="2C570D57" wp14:textId="0B745C42">
-      <w:pPr>
-        <w:pStyle w:val="Normal"/>
-        <w:rPr>
-          <w:rFonts w:ascii="Arial" w:hAnsi="Arial" w:eastAsia="Arial" w:cs="Arial"/>
-          <w:noProof w:val="0"/>
-          <w:sz w:val="24"/>
-          <w:szCs w:val="24"/>
-          <w:lang w:val="en-US"/>
-        </w:rPr>
-      </w:pPr>
-      <w:r>
-        <w:rPr>
-          <w:rFonts w:ascii="Arial" w:hAnsi="Arial" w:eastAsia="Arial" w:cs="Arial"/>
-        </w:rPr>
-        <w:t>THEN moveScore(move) -= 20</w:t>
-      </w:r>
-      <w:r>
-        <w:br/>
-      </w:r>
-    </w:p>
-    <w:p xmlns:wp14="http://schemas.microsoft.com/office/word/2010/wordml" wp14:paraId="7FD3E7F6" wp14:textId="45C4E249">
+    <w:p xmlns:wp14="http://schemas.microsoft.com/office/word/2010/wordml" wp14:paraId="7FD3E7F6" wp14:textId="0AB92D8C">
       <w:pPr>
         <w:spacing w:before="240" w:beforeAutospacing="off" w:after="240" w:afterAutospacing="off"/>
         <w:rPr>
@@ -20908,7 +22210,7 @@
           <w:szCs w:val="24"/>
           <w:lang w:val="en-US"/>
         </w:rPr>
-        <w:t>39</w:t>
+        <w:t>40</w:t>
       </w:r>
       <w:r>
         <w:rPr>
@@ -21098,7 +22400,7 @@
         <w:t>THEN moveScore(move) += 15</w:t>
       </w:r>
     </w:p>
-    <w:p xmlns:wp14="http://schemas.microsoft.com/office/word/2010/wordml" wp14:paraId="785161D9" wp14:textId="14E6DE0C">
+    <w:p xmlns:wp14="http://schemas.microsoft.com/office/word/2010/wordml" wp14:paraId="785161D9" wp14:textId="289983D1">
       <w:pPr>
         <w:spacing w:before="240" w:beforeAutospacing="off" w:after="240" w:afterAutospacing="off"/>
         <w:rPr>
@@ -21133,7 +22435,7 @@
           <w:szCs w:val="24"/>
           <w:lang w:val="en-US"/>
         </w:rPr>
-        <w:t>0</w:t>
+        <w:t>1</w:t>
       </w:r>
       <w:r>
         <w:rPr>
@@ -26542,172 +27844,791 @@
         <w:t>Template</w:t>
       </w:r>
     </w:p>
-    <w:p xmlns:wp14="http://schemas.microsoft.com/office/word/2010/wordml" wp14:paraId="13371BE8" wp14:textId="7E5DF664">
+    <w:p xmlns:wp14="http://schemas.microsoft.com/office/word/2010/wordml" wp14:paraId="5929805C" wp14:textId="391299D9">
+      <w:pPr>
+        <w:pStyle w:val="Normal"/>
+        <w:suppressLineNumbers w:val="0"/>
+        <w:bidi w:val="0"/>
+        <w:spacing w:before="0" w:beforeAutospacing="off" w:after="160" w:afterAutospacing="off" w:line="279" w:lineRule="auto"/>
+        <w:ind w:left="0" w:right="0"/>
+        <w:jc w:val="left"/>
+      </w:pPr>
+      <w:r>
+        <w:rPr>
+          <w:rFonts w:ascii="Arial" w:hAnsi="Arial" w:eastAsia="Arial" w:cs="Arial"/>
+          <w:noProof w:val="0"/>
+          <w:sz w:val="24"/>
+          <w:szCs w:val="24"/>
+          <w:lang w:val="en-US"/>
+        </w:rPr>
+        <w:t xml:space="preserve">Template </w:t>
+      </w:r>
+      <w:r>
+        <w:rPr>
+          <w:rFonts w:ascii="Arial" w:hAnsi="Arial" w:eastAsia="Arial" w:cs="Arial"/>
+          <w:noProof w:val="0"/>
+          <w:sz w:val="24"/>
+          <w:szCs w:val="24"/>
+          <w:lang w:val="en-US"/>
+        </w:rPr>
+        <w:t>mehanizam</w:t>
+      </w:r>
+      <w:r>
+        <w:rPr>
+          <w:rFonts w:ascii="Arial" w:hAnsi="Arial" w:eastAsia="Arial" w:cs="Arial"/>
+          <w:noProof w:val="0"/>
+          <w:sz w:val="24"/>
+          <w:szCs w:val="24"/>
+          <w:lang w:val="en-US"/>
+        </w:rPr>
+        <w:t xml:space="preserve"> se </w:t>
+      </w:r>
+      <w:r>
+        <w:rPr>
+          <w:rFonts w:ascii="Arial" w:hAnsi="Arial" w:eastAsia="Arial" w:cs="Arial"/>
+          <w:noProof w:val="0"/>
+          <w:sz w:val="24"/>
+          <w:szCs w:val="24"/>
+          <w:lang w:val="en-US"/>
+        </w:rPr>
+        <w:t>koristi</w:t>
+      </w:r>
+      <w:r>
+        <w:rPr>
+          <w:rFonts w:ascii="Arial" w:hAnsi="Arial" w:eastAsia="Arial" w:cs="Arial"/>
+          <w:noProof w:val="0"/>
+          <w:sz w:val="24"/>
+          <w:szCs w:val="24"/>
+          <w:lang w:val="en-US"/>
+        </w:rPr>
+        <w:t xml:space="preserve"> </w:t>
+      </w:r>
+      <w:r>
+        <w:rPr>
+          <w:rFonts w:ascii="Arial" w:hAnsi="Arial" w:eastAsia="Arial" w:cs="Arial"/>
+          <w:b w:val="1"/>
+          <w:bCs w:val="1"/>
+          <w:noProof w:val="0"/>
+          <w:sz w:val="24"/>
+          <w:szCs w:val="24"/>
+          <w:lang w:val="en-US"/>
+        </w:rPr>
+        <w:t xml:space="preserve">u </w:t>
+      </w:r>
+      <w:r>
+        <w:rPr>
+          <w:rFonts w:ascii="Arial" w:hAnsi="Arial" w:eastAsia="Arial" w:cs="Arial"/>
+          <w:b w:val="1"/>
+          <w:bCs w:val="1"/>
+          <w:noProof w:val="0"/>
+          <w:sz w:val="24"/>
+          <w:szCs w:val="24"/>
+          <w:lang w:val="en-US"/>
+        </w:rPr>
+        <w:t>trećem</w:t>
+      </w:r>
+      <w:r>
+        <w:rPr>
+          <w:rFonts w:ascii="Arial" w:hAnsi="Arial" w:eastAsia="Arial" w:cs="Arial"/>
+          <w:b w:val="1"/>
+          <w:bCs w:val="1"/>
+          <w:noProof w:val="0"/>
+          <w:sz w:val="24"/>
+          <w:szCs w:val="24"/>
+          <w:lang w:val="en-US"/>
+        </w:rPr>
+        <w:t xml:space="preserve"> </w:t>
+      </w:r>
+      <w:r>
+        <w:rPr>
+          <w:rFonts w:ascii="Arial" w:hAnsi="Arial" w:eastAsia="Arial" w:cs="Arial"/>
+          <w:b w:val="1"/>
+          <w:bCs w:val="1"/>
+          <w:noProof w:val="0"/>
+          <w:sz w:val="24"/>
+          <w:szCs w:val="24"/>
+          <w:lang w:val="en-US"/>
+        </w:rPr>
+        <w:t>nivou</w:t>
+      </w:r>
+      <w:r>
+        <w:rPr>
+          <w:rFonts w:ascii="Arial" w:hAnsi="Arial" w:eastAsia="Arial" w:cs="Arial"/>
+          <w:noProof w:val="0"/>
+          <w:sz w:val="24"/>
+          <w:szCs w:val="24"/>
+          <w:lang w:val="en-US"/>
+        </w:rPr>
+        <w:t xml:space="preserve"> </w:t>
+      </w:r>
+      <w:r>
+        <w:rPr>
+          <w:rFonts w:ascii="Arial" w:hAnsi="Arial" w:eastAsia="Arial" w:cs="Arial"/>
+          <w:noProof w:val="0"/>
+          <w:sz w:val="24"/>
+          <w:szCs w:val="24"/>
+          <w:lang w:val="en-US"/>
+        </w:rPr>
+        <w:t>zaključivanja</w:t>
+      </w:r>
+      <w:r>
+        <w:rPr>
+          <w:rFonts w:ascii="Arial" w:hAnsi="Arial" w:eastAsia="Arial" w:cs="Arial"/>
+          <w:noProof w:val="0"/>
+          <w:sz w:val="24"/>
+          <w:szCs w:val="24"/>
+          <w:lang w:val="en-US"/>
+        </w:rPr>
+        <w:t xml:space="preserve">, </w:t>
+      </w:r>
+      <w:r>
+        <w:rPr>
+          <w:rFonts w:ascii="Arial" w:hAnsi="Arial" w:eastAsia="Arial" w:cs="Arial"/>
+          <w:noProof w:val="0"/>
+          <w:sz w:val="24"/>
+          <w:szCs w:val="24"/>
+          <w:lang w:val="en-US"/>
+        </w:rPr>
+        <w:t>odnosno</w:t>
+      </w:r>
+      <w:r>
+        <w:rPr>
+          <w:rFonts w:ascii="Arial" w:hAnsi="Arial" w:eastAsia="Arial" w:cs="Arial"/>
+          <w:noProof w:val="0"/>
+          <w:sz w:val="24"/>
+          <w:szCs w:val="24"/>
+          <w:lang w:val="en-US"/>
+        </w:rPr>
+        <w:t xml:space="preserve"> u </w:t>
+      </w:r>
+      <w:r>
+        <w:rPr>
+          <w:rFonts w:ascii="Arial" w:hAnsi="Arial" w:eastAsia="Arial" w:cs="Arial"/>
+          <w:noProof w:val="0"/>
+          <w:sz w:val="24"/>
+          <w:szCs w:val="24"/>
+          <w:lang w:val="en-US"/>
+        </w:rPr>
+        <w:t>sloju</w:t>
+      </w:r>
+      <w:r>
+        <w:rPr>
+          <w:rFonts w:ascii="Arial" w:hAnsi="Arial" w:eastAsia="Arial" w:cs="Arial"/>
+          <w:noProof w:val="0"/>
+          <w:sz w:val="24"/>
+          <w:szCs w:val="24"/>
+          <w:lang w:val="en-US"/>
+        </w:rPr>
+        <w:t xml:space="preserve"> za </w:t>
+      </w:r>
+      <w:r>
+        <w:rPr>
+          <w:rFonts w:ascii="Arial" w:hAnsi="Arial" w:eastAsia="Arial" w:cs="Arial"/>
+          <w:noProof w:val="0"/>
+          <w:sz w:val="24"/>
+          <w:szCs w:val="24"/>
+          <w:lang w:val="en-US"/>
+        </w:rPr>
+        <w:t>bodovanje</w:t>
+      </w:r>
+      <w:r>
+        <w:rPr>
+          <w:rFonts w:ascii="Arial" w:hAnsi="Arial" w:eastAsia="Arial" w:cs="Arial"/>
+          <w:noProof w:val="0"/>
+          <w:sz w:val="24"/>
+          <w:szCs w:val="24"/>
+          <w:lang w:val="en-US"/>
+        </w:rPr>
+        <w:t xml:space="preserve"> </w:t>
+      </w:r>
+      <w:r>
+        <w:rPr>
+          <w:rFonts w:ascii="Arial" w:hAnsi="Arial" w:eastAsia="Arial" w:cs="Arial"/>
+          <w:noProof w:val="0"/>
+          <w:sz w:val="24"/>
+          <w:szCs w:val="24"/>
+          <w:lang w:val="en-US"/>
+        </w:rPr>
+        <w:t>poteza</w:t>
+      </w:r>
+      <w:r>
+        <w:rPr>
+          <w:rFonts w:ascii="Arial" w:hAnsi="Arial" w:eastAsia="Arial" w:cs="Arial"/>
+          <w:noProof w:val="0"/>
+          <w:sz w:val="24"/>
+          <w:szCs w:val="24"/>
+          <w:lang w:val="en-US"/>
+        </w:rPr>
+        <w:t xml:space="preserve">. Template </w:t>
+      </w:r>
+      <w:r>
+        <w:rPr>
+          <w:rFonts w:ascii="Arial" w:hAnsi="Arial" w:eastAsia="Arial" w:cs="Arial"/>
+          <w:noProof w:val="0"/>
+          <w:sz w:val="24"/>
+          <w:szCs w:val="24"/>
+          <w:lang w:val="en-US"/>
+        </w:rPr>
+        <w:t>generiše</w:t>
+      </w:r>
+      <w:r>
+        <w:rPr>
+          <w:rFonts w:ascii="Arial" w:hAnsi="Arial" w:eastAsia="Arial" w:cs="Arial"/>
+          <w:noProof w:val="0"/>
+          <w:sz w:val="24"/>
+          <w:szCs w:val="24"/>
+          <w:lang w:val="en-US"/>
+        </w:rPr>
+        <w:t xml:space="preserve"> </w:t>
+      </w:r>
+      <w:r>
+        <w:rPr>
+          <w:rFonts w:ascii="Arial" w:hAnsi="Arial" w:eastAsia="Arial" w:cs="Arial"/>
+          <w:noProof w:val="0"/>
+          <w:sz w:val="24"/>
+          <w:szCs w:val="24"/>
+          <w:lang w:val="en-US"/>
+        </w:rPr>
+        <w:t>grupu</w:t>
+      </w:r>
+      <w:r>
+        <w:rPr>
+          <w:rFonts w:ascii="Arial" w:hAnsi="Arial" w:eastAsia="Arial" w:cs="Arial"/>
+          <w:noProof w:val="0"/>
+          <w:sz w:val="24"/>
+          <w:szCs w:val="24"/>
+          <w:lang w:val="en-US"/>
+        </w:rPr>
+        <w:t xml:space="preserve"> </w:t>
+      </w:r>
+      <w:r>
+        <w:rPr>
+          <w:rFonts w:ascii="Arial" w:hAnsi="Arial" w:eastAsia="Arial" w:cs="Arial"/>
+          <w:noProof w:val="0"/>
+          <w:sz w:val="24"/>
+          <w:szCs w:val="24"/>
+          <w:lang w:val="en-US"/>
+        </w:rPr>
+        <w:t>sličnih</w:t>
+      </w:r>
+      <w:r>
+        <w:rPr>
+          <w:rFonts w:ascii="Arial" w:hAnsi="Arial" w:eastAsia="Arial" w:cs="Arial"/>
+          <w:noProof w:val="0"/>
+          <w:sz w:val="24"/>
+          <w:szCs w:val="24"/>
+          <w:lang w:val="en-US"/>
+        </w:rPr>
+        <w:t xml:space="preserve"> scoring </w:t>
+      </w:r>
+      <w:r>
+        <w:rPr>
+          <w:rFonts w:ascii="Arial" w:hAnsi="Arial" w:eastAsia="Arial" w:cs="Arial"/>
+          <w:noProof w:val="0"/>
+          <w:sz w:val="24"/>
+          <w:szCs w:val="24"/>
+          <w:lang w:val="en-US"/>
+        </w:rPr>
+        <w:t>pravila</w:t>
+      </w:r>
+      <w:r>
+        <w:rPr>
+          <w:rFonts w:ascii="Arial" w:hAnsi="Arial" w:eastAsia="Arial" w:cs="Arial"/>
+          <w:noProof w:val="0"/>
+          <w:sz w:val="24"/>
+          <w:szCs w:val="24"/>
+          <w:lang w:val="en-US"/>
+        </w:rPr>
+        <w:t xml:space="preserve"> </w:t>
+      </w:r>
+      <w:r>
+        <w:rPr>
+          <w:rFonts w:ascii="Arial" w:hAnsi="Arial" w:eastAsia="Arial" w:cs="Arial"/>
+          <w:noProof w:val="0"/>
+          <w:sz w:val="24"/>
+          <w:szCs w:val="24"/>
+          <w:lang w:val="en-US"/>
+        </w:rPr>
+        <w:t>koja</w:t>
+      </w:r>
+      <w:r>
+        <w:rPr>
+          <w:rFonts w:ascii="Arial" w:hAnsi="Arial" w:eastAsia="Arial" w:cs="Arial"/>
+          <w:noProof w:val="0"/>
+          <w:sz w:val="24"/>
+          <w:szCs w:val="24"/>
+          <w:lang w:val="en-US"/>
+        </w:rPr>
+        <w:t xml:space="preserve"> </w:t>
+      </w:r>
+      <w:r>
+        <w:rPr>
+          <w:rFonts w:ascii="Arial" w:hAnsi="Arial" w:eastAsia="Arial" w:cs="Arial"/>
+          <w:noProof w:val="0"/>
+          <w:sz w:val="24"/>
+          <w:szCs w:val="24"/>
+          <w:lang w:val="en-US"/>
+        </w:rPr>
+        <w:t>imaju</w:t>
+      </w:r>
+      <w:r>
+        <w:rPr>
+          <w:rFonts w:ascii="Arial" w:hAnsi="Arial" w:eastAsia="Arial" w:cs="Arial"/>
+          <w:noProof w:val="0"/>
+          <w:sz w:val="24"/>
+          <w:szCs w:val="24"/>
+          <w:lang w:val="en-US"/>
+        </w:rPr>
+        <w:t xml:space="preserve"> </w:t>
+      </w:r>
+      <w:r>
+        <w:rPr>
+          <w:rFonts w:ascii="Arial" w:hAnsi="Arial" w:eastAsia="Arial" w:cs="Arial"/>
+          <w:noProof w:val="0"/>
+          <w:sz w:val="24"/>
+          <w:szCs w:val="24"/>
+          <w:lang w:val="en-US"/>
+        </w:rPr>
+        <w:t>isti</w:t>
+      </w:r>
+      <w:r>
+        <w:rPr>
+          <w:rFonts w:ascii="Arial" w:hAnsi="Arial" w:eastAsia="Arial" w:cs="Arial"/>
+          <w:noProof w:val="0"/>
+          <w:sz w:val="24"/>
+          <w:szCs w:val="24"/>
+          <w:lang w:val="en-US"/>
+        </w:rPr>
+        <w:t xml:space="preserve"> </w:t>
+      </w:r>
+      <w:r>
+        <w:rPr>
+          <w:rFonts w:ascii="Arial" w:hAnsi="Arial" w:eastAsia="Arial" w:cs="Arial"/>
+          <w:noProof w:val="0"/>
+          <w:sz w:val="24"/>
+          <w:szCs w:val="24"/>
+          <w:lang w:val="en-US"/>
+        </w:rPr>
+        <w:t>oblik</w:t>
+      </w:r>
+      <w:r>
+        <w:rPr>
+          <w:rFonts w:ascii="Arial" w:hAnsi="Arial" w:eastAsia="Arial" w:cs="Arial"/>
+          <w:noProof w:val="0"/>
+          <w:sz w:val="24"/>
+          <w:szCs w:val="24"/>
+          <w:lang w:val="en-US"/>
+        </w:rPr>
+        <w:t xml:space="preserve">: </w:t>
+      </w:r>
+      <w:r>
+        <w:rPr>
+          <w:rFonts w:ascii="Arial" w:hAnsi="Arial" w:eastAsia="Arial" w:cs="Arial"/>
+          <w:noProof w:val="0"/>
+          <w:sz w:val="24"/>
+          <w:szCs w:val="24"/>
+          <w:lang w:val="en-US"/>
+        </w:rPr>
+        <w:t>ako</w:t>
+      </w:r>
+      <w:r>
+        <w:rPr>
+          <w:rFonts w:ascii="Arial" w:hAnsi="Arial" w:eastAsia="Arial" w:cs="Arial"/>
+          <w:noProof w:val="0"/>
+          <w:sz w:val="24"/>
+          <w:szCs w:val="24"/>
+          <w:lang w:val="en-US"/>
+        </w:rPr>
+        <w:t xml:space="preserve"> </w:t>
+      </w:r>
+      <w:r>
+        <w:rPr>
+          <w:rFonts w:ascii="Arial" w:hAnsi="Arial" w:eastAsia="Arial" w:cs="Arial"/>
+          <w:noProof w:val="0"/>
+          <w:sz w:val="24"/>
+          <w:szCs w:val="24"/>
+          <w:lang w:val="en-US"/>
+        </w:rPr>
+        <w:t>postoji</w:t>
+      </w:r>
+      <w:r>
+        <w:rPr>
+          <w:rFonts w:ascii="Arial" w:hAnsi="Arial" w:eastAsia="Arial" w:cs="Arial"/>
+          <w:noProof w:val="0"/>
+          <w:sz w:val="24"/>
+          <w:szCs w:val="24"/>
+          <w:lang w:val="en-US"/>
+        </w:rPr>
+        <w:t xml:space="preserve"> </w:t>
+      </w:r>
+      <w:r>
+        <w:rPr>
+          <w:rFonts w:ascii="Arial" w:hAnsi="Arial" w:eastAsia="Arial" w:cs="Arial"/>
+          <w:b w:val="1"/>
+          <w:bCs w:val="1"/>
+          <w:noProof w:val="0"/>
+          <w:sz w:val="24"/>
+          <w:szCs w:val="24"/>
+          <w:lang w:val="en-US"/>
+        </w:rPr>
+        <w:t>legalan</w:t>
+      </w:r>
+      <w:r>
+        <w:rPr>
+          <w:rFonts w:ascii="Arial" w:hAnsi="Arial" w:eastAsia="Arial" w:cs="Arial"/>
+          <w:b w:val="1"/>
+          <w:bCs w:val="1"/>
+          <w:noProof w:val="0"/>
+          <w:sz w:val="24"/>
+          <w:szCs w:val="24"/>
+          <w:lang w:val="en-US"/>
+        </w:rPr>
+        <w:t xml:space="preserve"> </w:t>
+      </w:r>
+      <w:r>
+        <w:rPr>
+          <w:rFonts w:ascii="Arial" w:hAnsi="Arial" w:eastAsia="Arial" w:cs="Arial"/>
+          <w:b w:val="1"/>
+          <w:bCs w:val="1"/>
+          <w:noProof w:val="0"/>
+          <w:sz w:val="24"/>
+          <w:szCs w:val="24"/>
+          <w:lang w:val="en-US"/>
+        </w:rPr>
+        <w:t>potez</w:t>
+      </w:r>
+      <w:r>
+        <w:rPr>
+          <w:rFonts w:ascii="Arial" w:hAnsi="Arial" w:eastAsia="Arial" w:cs="Arial"/>
+          <w:b w:val="0"/>
+          <w:bCs w:val="0"/>
+          <w:noProof w:val="0"/>
+          <w:sz w:val="24"/>
+          <w:szCs w:val="24"/>
+          <w:lang w:val="en-US"/>
+        </w:rPr>
+        <w:t xml:space="preserve"> </w:t>
+      </w:r>
+      <w:r>
+        <w:rPr>
+          <w:rFonts w:ascii="Arial" w:hAnsi="Arial" w:eastAsia="Arial" w:cs="Arial"/>
+          <w:b w:val="0"/>
+          <w:bCs w:val="0"/>
+          <w:noProof w:val="0"/>
+          <w:sz w:val="24"/>
+          <w:szCs w:val="24"/>
+          <w:lang w:val="en-US"/>
+        </w:rPr>
+        <w:t>i</w:t>
+      </w:r>
+      <w:r>
+        <w:rPr>
+          <w:rFonts w:ascii="Arial" w:hAnsi="Arial" w:eastAsia="Arial" w:cs="Arial"/>
+          <w:b w:val="0"/>
+          <w:bCs w:val="0"/>
+          <w:noProof w:val="0"/>
+          <w:sz w:val="24"/>
+          <w:szCs w:val="24"/>
+          <w:lang w:val="en-US"/>
+        </w:rPr>
+        <w:t xml:space="preserve"> </w:t>
+      </w:r>
+      <w:r>
+        <w:rPr>
+          <w:rFonts w:ascii="Arial" w:hAnsi="Arial" w:eastAsia="Arial" w:cs="Arial"/>
+          <w:b w:val="1"/>
+          <w:bCs w:val="1"/>
+          <w:noProof w:val="0"/>
+          <w:sz w:val="24"/>
+          <w:szCs w:val="24"/>
+          <w:lang w:val="en-US"/>
+        </w:rPr>
+        <w:t>odgovarajući</w:t>
+      </w:r>
+      <w:r>
+        <w:rPr>
+          <w:rFonts w:ascii="Arial" w:hAnsi="Arial" w:eastAsia="Arial" w:cs="Arial"/>
+          <w:b w:val="1"/>
+          <w:bCs w:val="1"/>
+          <w:noProof w:val="0"/>
+          <w:sz w:val="24"/>
+          <w:szCs w:val="24"/>
+          <w:lang w:val="en-US"/>
+        </w:rPr>
+        <w:t xml:space="preserve"> </w:t>
+      </w:r>
+      <w:r>
+        <w:rPr>
+          <w:rFonts w:ascii="Arial" w:hAnsi="Arial" w:eastAsia="Arial" w:cs="Arial"/>
+          <w:b w:val="1"/>
+          <w:bCs w:val="1"/>
+          <w:noProof w:val="0"/>
+          <w:sz w:val="24"/>
+          <w:szCs w:val="24"/>
+          <w:lang w:val="en-US"/>
+        </w:rPr>
+        <w:t>strateški</w:t>
+      </w:r>
+      <w:r>
+        <w:rPr>
+          <w:rFonts w:ascii="Arial" w:hAnsi="Arial" w:eastAsia="Arial" w:cs="Arial"/>
+          <w:b w:val="1"/>
+          <w:bCs w:val="1"/>
+          <w:noProof w:val="0"/>
+          <w:sz w:val="24"/>
+          <w:szCs w:val="24"/>
+          <w:lang w:val="en-US"/>
+        </w:rPr>
+        <w:t xml:space="preserve"> </w:t>
+      </w:r>
+      <w:r>
+        <w:rPr>
+          <w:rFonts w:ascii="Arial" w:hAnsi="Arial" w:eastAsia="Arial" w:cs="Arial"/>
+          <w:b w:val="1"/>
+          <w:bCs w:val="1"/>
+          <w:noProof w:val="0"/>
+          <w:sz w:val="24"/>
+          <w:szCs w:val="24"/>
+          <w:lang w:val="en-US"/>
+        </w:rPr>
+        <w:t>cilj</w:t>
+      </w:r>
+      <w:r>
+        <w:rPr>
+          <w:rFonts w:ascii="Arial" w:hAnsi="Arial" w:eastAsia="Arial" w:cs="Arial"/>
+          <w:noProof w:val="0"/>
+          <w:sz w:val="24"/>
+          <w:szCs w:val="24"/>
+          <w:lang w:val="en-US"/>
+        </w:rPr>
+        <w:t xml:space="preserve">, tom </w:t>
+      </w:r>
+      <w:r>
+        <w:rPr>
+          <w:rFonts w:ascii="Arial" w:hAnsi="Arial" w:eastAsia="Arial" w:cs="Arial"/>
+          <w:noProof w:val="0"/>
+          <w:sz w:val="24"/>
+          <w:szCs w:val="24"/>
+          <w:lang w:val="en-US"/>
+        </w:rPr>
+        <w:t>potezu</w:t>
+      </w:r>
+      <w:r>
+        <w:rPr>
+          <w:rFonts w:ascii="Arial" w:hAnsi="Arial" w:eastAsia="Arial" w:cs="Arial"/>
+          <w:noProof w:val="0"/>
+          <w:sz w:val="24"/>
+          <w:szCs w:val="24"/>
+          <w:lang w:val="en-US"/>
+        </w:rPr>
+        <w:t xml:space="preserve"> se </w:t>
+      </w:r>
+      <w:r>
+        <w:rPr>
+          <w:rFonts w:ascii="Arial" w:hAnsi="Arial" w:eastAsia="Arial" w:cs="Arial"/>
+          <w:b w:val="1"/>
+          <w:bCs w:val="1"/>
+          <w:noProof w:val="0"/>
+          <w:sz w:val="24"/>
+          <w:szCs w:val="24"/>
+          <w:lang w:val="en-US"/>
+        </w:rPr>
+        <w:t>dodeljuje</w:t>
+      </w:r>
+      <w:r>
+        <w:rPr>
+          <w:rFonts w:ascii="Arial" w:hAnsi="Arial" w:eastAsia="Arial" w:cs="Arial"/>
+          <w:b w:val="1"/>
+          <w:bCs w:val="1"/>
+          <w:noProof w:val="0"/>
+          <w:sz w:val="24"/>
+          <w:szCs w:val="24"/>
+          <w:lang w:val="en-US"/>
+        </w:rPr>
+        <w:t xml:space="preserve"> </w:t>
+      </w:r>
+      <w:r>
+        <w:rPr>
+          <w:rFonts w:ascii="Arial" w:hAnsi="Arial" w:eastAsia="Arial" w:cs="Arial"/>
+          <w:b w:val="1"/>
+          <w:bCs w:val="1"/>
+          <w:noProof w:val="0"/>
+          <w:sz w:val="24"/>
+          <w:szCs w:val="24"/>
+          <w:lang w:val="en-US"/>
+        </w:rPr>
+        <w:t>određeni</w:t>
+      </w:r>
+      <w:r>
+        <w:rPr>
+          <w:rFonts w:ascii="Arial" w:hAnsi="Arial" w:eastAsia="Arial" w:cs="Arial"/>
+          <w:b w:val="1"/>
+          <w:bCs w:val="1"/>
+          <w:noProof w:val="0"/>
+          <w:sz w:val="24"/>
+          <w:szCs w:val="24"/>
+          <w:lang w:val="en-US"/>
+        </w:rPr>
+        <w:t xml:space="preserve"> </w:t>
+      </w:r>
+      <w:r>
+        <w:rPr>
+          <w:rFonts w:ascii="Arial" w:hAnsi="Arial" w:eastAsia="Arial" w:cs="Arial"/>
+          <w:b w:val="1"/>
+          <w:bCs w:val="1"/>
+          <w:noProof w:val="0"/>
+          <w:sz w:val="24"/>
+          <w:szCs w:val="24"/>
+          <w:lang w:val="en-US"/>
+        </w:rPr>
+        <w:t>broj</w:t>
+      </w:r>
+      <w:r>
+        <w:rPr>
+          <w:rFonts w:ascii="Arial" w:hAnsi="Arial" w:eastAsia="Arial" w:cs="Arial"/>
+          <w:b w:val="1"/>
+          <w:bCs w:val="1"/>
+          <w:noProof w:val="0"/>
+          <w:sz w:val="24"/>
+          <w:szCs w:val="24"/>
+          <w:lang w:val="en-US"/>
+        </w:rPr>
+        <w:t xml:space="preserve"> </w:t>
+      </w:r>
+      <w:r>
+        <w:rPr>
+          <w:rFonts w:ascii="Arial" w:hAnsi="Arial" w:eastAsia="Arial" w:cs="Arial"/>
+          <w:b w:val="1"/>
+          <w:bCs w:val="1"/>
+          <w:noProof w:val="0"/>
+          <w:sz w:val="24"/>
+          <w:szCs w:val="24"/>
+          <w:lang w:val="en-US"/>
+        </w:rPr>
+        <w:t>poena</w:t>
+      </w:r>
+      <w:r>
+        <w:rPr>
+          <w:rFonts w:ascii="Arial" w:hAnsi="Arial" w:eastAsia="Arial" w:cs="Arial"/>
+          <w:b w:val="1"/>
+          <w:bCs w:val="1"/>
+          <w:noProof w:val="0"/>
+          <w:sz w:val="24"/>
+          <w:szCs w:val="24"/>
+          <w:lang w:val="en-US"/>
+        </w:rPr>
+        <w:t>.</w:t>
+      </w:r>
+    </w:p>
+    <w:p xmlns:wp14="http://schemas.microsoft.com/office/word/2010/wordml" wp14:paraId="7740579B" wp14:textId="7CA96252">
       <w:pPr>
         <w:spacing w:before="240" w:beforeAutospacing="off" w:after="240" w:afterAutospacing="off"/>
-        <w:rPr>
-          <w:rFonts w:ascii="Arial" w:hAnsi="Arial" w:eastAsia="Arial" w:cs="Arial"/>
-          <w:noProof w:val="0"/>
-          <w:sz w:val="24"/>
-          <w:szCs w:val="24"/>
-          <w:lang w:val="en-US"/>
-        </w:rPr>
-      </w:pPr>
-      <w:r>
-        <w:rPr>
-          <w:rFonts w:ascii="Arial" w:hAnsi="Arial" w:eastAsia="Arial" w:cs="Arial"/>
-          <w:noProof w:val="0"/>
-          <w:sz w:val="24"/>
-          <w:szCs w:val="24"/>
-          <w:lang w:val="en-US"/>
-        </w:rPr>
-        <w:t xml:space="preserve">Template </w:t>
-      </w:r>
-      <w:r>
-        <w:rPr>
-          <w:rFonts w:ascii="Arial" w:hAnsi="Arial" w:eastAsia="Arial" w:cs="Arial"/>
-          <w:noProof w:val="0"/>
-          <w:sz w:val="24"/>
-          <w:szCs w:val="24"/>
-          <w:lang w:val="en-US"/>
-        </w:rPr>
-        <w:t>mehanizam</w:t>
-      </w:r>
-      <w:r>
-        <w:rPr>
-          <w:rFonts w:ascii="Arial" w:hAnsi="Arial" w:eastAsia="Arial" w:cs="Arial"/>
-          <w:noProof w:val="0"/>
-          <w:sz w:val="24"/>
-          <w:szCs w:val="24"/>
-          <w:lang w:val="en-US"/>
-        </w:rPr>
-        <w:t xml:space="preserve"> se </w:t>
-      </w:r>
-      <w:r>
-        <w:rPr>
-          <w:rFonts w:ascii="Arial" w:hAnsi="Arial" w:eastAsia="Arial" w:cs="Arial"/>
-          <w:noProof w:val="0"/>
-          <w:sz w:val="24"/>
-          <w:szCs w:val="24"/>
-          <w:lang w:val="en-US"/>
-        </w:rPr>
-        <w:t>koristi</w:t>
-      </w:r>
-      <w:r>
-        <w:rPr>
-          <w:rFonts w:ascii="Arial" w:hAnsi="Arial" w:eastAsia="Arial" w:cs="Arial"/>
-          <w:noProof w:val="0"/>
-          <w:sz w:val="24"/>
-          <w:szCs w:val="24"/>
-          <w:lang w:val="en-US"/>
-        </w:rPr>
-        <w:t xml:space="preserve"> u </w:t>
-      </w:r>
-      <w:r>
-        <w:rPr>
-          <w:rFonts w:ascii="Arial" w:hAnsi="Arial" w:eastAsia="Arial" w:cs="Arial"/>
-          <w:noProof w:val="0"/>
-          <w:sz w:val="24"/>
-          <w:szCs w:val="24"/>
-          <w:lang w:val="en-US"/>
-        </w:rPr>
-        <w:t>trećem</w:t>
-      </w:r>
-      <w:r>
-        <w:rPr>
-          <w:rFonts w:ascii="Arial" w:hAnsi="Arial" w:eastAsia="Arial" w:cs="Arial"/>
-          <w:noProof w:val="0"/>
-          <w:sz w:val="24"/>
-          <w:szCs w:val="24"/>
-          <w:lang w:val="en-US"/>
-        </w:rPr>
-        <w:t xml:space="preserve"> </w:t>
-      </w:r>
-      <w:r>
-        <w:rPr>
-          <w:rFonts w:ascii="Arial" w:hAnsi="Arial" w:eastAsia="Arial" w:cs="Arial"/>
-          <w:noProof w:val="0"/>
-          <w:sz w:val="24"/>
-          <w:szCs w:val="24"/>
-          <w:lang w:val="en-US"/>
-        </w:rPr>
-        <w:t>nivou</w:t>
-      </w:r>
-      <w:r>
-        <w:rPr>
-          <w:rFonts w:ascii="Arial" w:hAnsi="Arial" w:eastAsia="Arial" w:cs="Arial"/>
-          <w:noProof w:val="0"/>
-          <w:sz w:val="24"/>
-          <w:szCs w:val="24"/>
-          <w:lang w:val="en-US"/>
-        </w:rPr>
-        <w:t xml:space="preserve"> </w:t>
-      </w:r>
-      <w:r>
-        <w:rPr>
-          <w:rFonts w:ascii="Arial" w:hAnsi="Arial" w:eastAsia="Arial" w:cs="Arial"/>
-          <w:noProof w:val="0"/>
-          <w:sz w:val="24"/>
-          <w:szCs w:val="24"/>
-          <w:lang w:val="en-US"/>
-        </w:rPr>
-        <w:t>zaključivanja</w:t>
-      </w:r>
-      <w:r>
-        <w:rPr>
-          <w:rFonts w:ascii="Arial" w:hAnsi="Arial" w:eastAsia="Arial" w:cs="Arial"/>
-          <w:noProof w:val="0"/>
-          <w:sz w:val="24"/>
-          <w:szCs w:val="24"/>
-          <w:lang w:val="en-US"/>
-        </w:rPr>
-        <w:t xml:space="preserve">, za </w:t>
-      </w:r>
-      <w:r>
-        <w:rPr>
-          <w:rFonts w:ascii="Arial" w:hAnsi="Arial" w:eastAsia="Arial" w:cs="Arial"/>
-          <w:noProof w:val="0"/>
-          <w:sz w:val="24"/>
-          <w:szCs w:val="24"/>
-          <w:lang w:val="en-US"/>
-        </w:rPr>
-        <w:t>generisanje</w:t>
-      </w:r>
-      <w:r>
-        <w:rPr>
-          <w:rFonts w:ascii="Arial" w:hAnsi="Arial" w:eastAsia="Arial" w:cs="Arial"/>
-          <w:noProof w:val="0"/>
-          <w:sz w:val="24"/>
-          <w:szCs w:val="24"/>
-          <w:lang w:val="en-US"/>
-        </w:rPr>
-        <w:t xml:space="preserve"> </w:t>
-      </w:r>
-      <w:r>
-        <w:rPr>
-          <w:rFonts w:ascii="Arial" w:hAnsi="Arial" w:eastAsia="Arial" w:cs="Arial"/>
-          <w:noProof w:val="0"/>
-          <w:sz w:val="24"/>
-          <w:szCs w:val="24"/>
-          <w:lang w:val="en-US"/>
-        </w:rPr>
-        <w:t>sličnih</w:t>
-      </w:r>
-      <w:r>
-        <w:rPr>
-          <w:rFonts w:ascii="Arial" w:hAnsi="Arial" w:eastAsia="Arial" w:cs="Arial"/>
-          <w:noProof w:val="0"/>
-          <w:sz w:val="24"/>
-          <w:szCs w:val="24"/>
-          <w:lang w:val="en-US"/>
-        </w:rPr>
-        <w:t xml:space="preserve"> </w:t>
-      </w:r>
-      <w:r>
-        <w:rPr>
-          <w:rFonts w:ascii="Arial" w:hAnsi="Arial" w:eastAsia="Arial" w:cs="Arial"/>
-          <w:b w:val="1"/>
-          <w:bCs w:val="1"/>
+        <w:ind/>
+        <w:rPr>
+          <w:rFonts w:ascii="Arial" w:hAnsi="Arial" w:eastAsia="Arial" w:cs="Arial"/>
+          <w:noProof w:val="0"/>
+          <w:sz w:val="24"/>
+          <w:szCs w:val="24"/>
+          <w:lang w:val="en-US"/>
+        </w:rPr>
+      </w:pPr>
+      <w:r>
+        <w:rPr>
+          <w:rFonts w:ascii="Arial" w:hAnsi="Arial" w:eastAsia="Arial" w:cs="Arial"/>
+          <w:noProof w:val="0"/>
+          <w:sz w:val="24"/>
+          <w:szCs w:val="24"/>
+          <w:lang w:val="en-US"/>
+        </w:rPr>
+        <w:t xml:space="preserve">U </w:t>
+      </w:r>
+      <w:r>
+        <w:rPr>
+          <w:rFonts w:ascii="Arial" w:hAnsi="Arial" w:eastAsia="Arial" w:cs="Arial"/>
+          <w:noProof w:val="0"/>
+          <w:sz w:val="24"/>
+          <w:szCs w:val="24"/>
+          <w:lang w:val="en-US"/>
+        </w:rPr>
+        <w:t>projektu</w:t>
+      </w:r>
+      <w:r>
+        <w:rPr>
+          <w:rFonts w:ascii="Arial" w:hAnsi="Arial" w:eastAsia="Arial" w:cs="Arial"/>
+          <w:noProof w:val="0"/>
+          <w:sz w:val="24"/>
+          <w:szCs w:val="24"/>
+          <w:lang w:val="en-US"/>
+        </w:rPr>
+        <w:t xml:space="preserve"> je </w:t>
+      </w:r>
+      <w:r>
+        <w:rPr>
+          <w:rFonts w:ascii="Arial" w:hAnsi="Arial" w:eastAsia="Arial" w:cs="Arial"/>
+          <w:noProof w:val="0"/>
+          <w:sz w:val="24"/>
+          <w:szCs w:val="24"/>
+          <w:lang w:val="en-US"/>
+        </w:rPr>
+        <w:t>definisan</w:t>
+      </w:r>
+      <w:r>
+        <w:rPr>
+          <w:rFonts w:ascii="Arial" w:hAnsi="Arial" w:eastAsia="Arial" w:cs="Arial"/>
+          <w:noProof w:val="0"/>
+          <w:sz w:val="24"/>
+          <w:szCs w:val="24"/>
+          <w:lang w:val="en-US"/>
+        </w:rPr>
+        <w:t xml:space="preserve"> template</w:t>
+      </w:r>
+      <w:r>
+        <w:rPr>
+          <w:rFonts w:ascii="Arial" w:hAnsi="Arial" w:eastAsia="Arial" w:cs="Arial"/>
+          <w:noProof w:val="0"/>
+          <w:sz w:val="24"/>
+          <w:szCs w:val="24"/>
+          <w:lang w:val="en-US"/>
+        </w:rPr>
+        <w:t xml:space="preserve"> </w:t>
+      </w:r>
+      <w:r>
+        <w:rPr>
+          <w:rFonts w:ascii="Arial" w:hAnsi="Arial" w:eastAsia="Arial" w:cs="Arial"/>
+          <w:b w:val="1"/>
+          <w:bCs w:val="1"/>
+          <w:noProof w:val="0"/>
+          <w:sz w:val="24"/>
+          <w:szCs w:val="24"/>
+          <w:lang w:val="en-US"/>
+        </w:rPr>
+        <w:t>StrategicGoalScoringRules</w:t>
+      </w:r>
+      <w:r>
+        <w:rPr>
+          <w:rFonts w:ascii="Arial" w:hAnsi="Arial" w:eastAsia="Arial" w:cs="Arial"/>
+          <w:b w:val="1"/>
+          <w:bCs w:val="1"/>
+          <w:noProof w:val="0"/>
+          <w:sz w:val="24"/>
+          <w:szCs w:val="24"/>
+          <w:lang w:val="en-US"/>
+        </w:rPr>
+        <w:t xml:space="preserve"> </w:t>
+      </w:r>
+      <w:r>
+        <w:rPr>
+          <w:rFonts w:ascii="Arial" w:hAnsi="Arial" w:eastAsia="Arial" w:cs="Arial"/>
+          <w:noProof w:val="0"/>
+          <w:sz w:val="24"/>
+          <w:szCs w:val="24"/>
+          <w:lang w:val="en-US"/>
+        </w:rPr>
+        <w:t xml:space="preserve">za </w:t>
+      </w:r>
+      <w:r>
+        <w:rPr>
+          <w:rFonts w:ascii="Arial" w:hAnsi="Arial" w:eastAsia="Arial" w:cs="Arial"/>
           <w:noProof w:val="0"/>
           <w:sz w:val="24"/>
           <w:szCs w:val="24"/>
@@ -26718,54 +28639,100 @@
       <w:r>
         <w:rPr>
           <w:rFonts w:ascii="Arial" w:hAnsi="Arial" w:eastAsia="Arial" w:cs="Arial"/>
-          <w:b w:val="1"/>
-          <w:bCs w:val="1"/>
-          <w:noProof w:val="0"/>
-          <w:sz w:val="24"/>
-          <w:szCs w:val="24"/>
-          <w:lang w:val="en-US"/>
-        </w:rPr>
-        <w:t xml:space="preserve"> za </w:t>
-      </w:r>
-      <w:r>
-        <w:rPr>
-          <w:rFonts w:ascii="Arial" w:hAnsi="Arial" w:eastAsia="Arial" w:cs="Arial"/>
-          <w:b w:val="1"/>
-          <w:bCs w:val="1"/>
-          <w:noProof w:val="0"/>
-          <w:sz w:val="24"/>
-          <w:szCs w:val="24"/>
-          <w:lang w:val="en-US"/>
-        </w:rPr>
-        <w:t>bodovanje</w:t>
-      </w:r>
-      <w:r>
-        <w:rPr>
-          <w:rFonts w:ascii="Arial" w:hAnsi="Arial" w:eastAsia="Arial" w:cs="Arial"/>
-          <w:b w:val="1"/>
-          <w:bCs w:val="1"/>
-          <w:noProof w:val="0"/>
-          <w:sz w:val="24"/>
-          <w:szCs w:val="24"/>
-          <w:lang w:val="en-US"/>
-        </w:rPr>
-        <w:t xml:space="preserve"> </w:t>
-      </w:r>
-      <w:r>
-        <w:rPr>
-          <w:rFonts w:ascii="Arial" w:hAnsi="Arial" w:eastAsia="Arial" w:cs="Arial"/>
-          <w:b w:val="1"/>
-          <w:bCs w:val="1"/>
-          <w:noProof w:val="0"/>
-          <w:sz w:val="24"/>
-          <w:szCs w:val="24"/>
-          <w:lang w:val="en-US"/>
-        </w:rPr>
-        <w:t>poteza</w:t>
-      </w:r>
-      <w:r>
-        <w:rPr>
-          <w:rFonts w:ascii="Arial" w:hAnsi="Arial" w:eastAsia="Arial" w:cs="Arial"/>
+          <w:noProof w:val="0"/>
+          <w:sz w:val="24"/>
+          <w:szCs w:val="24"/>
+          <w:lang w:val="en-US"/>
+        </w:rPr>
+        <w:t xml:space="preserve"> </w:t>
+      </w:r>
+      <w:r>
+        <w:rPr>
+          <w:rFonts w:ascii="Arial" w:hAnsi="Arial" w:eastAsia="Arial" w:cs="Arial"/>
+          <w:noProof w:val="0"/>
+          <w:sz w:val="24"/>
+          <w:szCs w:val="24"/>
+          <w:lang w:val="en-US"/>
+        </w:rPr>
+        <w:t>koja</w:t>
+      </w:r>
+      <w:r>
+        <w:rPr>
+          <w:rFonts w:ascii="Arial" w:hAnsi="Arial" w:eastAsia="Arial" w:cs="Arial"/>
+          <w:noProof w:val="0"/>
+          <w:sz w:val="24"/>
+          <w:szCs w:val="24"/>
+          <w:lang w:val="en-US"/>
+        </w:rPr>
+        <w:t xml:space="preserve"> </w:t>
+      </w:r>
+      <w:r>
+        <w:rPr>
+          <w:rFonts w:ascii="Arial" w:hAnsi="Arial" w:eastAsia="Arial" w:cs="Arial"/>
+          <w:noProof w:val="0"/>
+          <w:sz w:val="24"/>
+          <w:szCs w:val="24"/>
+          <w:lang w:val="en-US"/>
+        </w:rPr>
+        <w:t>povezuju</w:t>
+      </w:r>
+      <w:r>
+        <w:rPr>
+          <w:rFonts w:ascii="Arial" w:hAnsi="Arial" w:eastAsia="Arial" w:cs="Arial"/>
+          <w:noProof w:val="0"/>
+          <w:sz w:val="24"/>
+          <w:szCs w:val="24"/>
+          <w:lang w:val="en-US"/>
+        </w:rPr>
+        <w:t xml:space="preserve"> </w:t>
+      </w:r>
+      <w:r>
+        <w:rPr>
+          <w:rFonts w:ascii="Arial" w:hAnsi="Arial" w:eastAsia="Arial" w:cs="Arial"/>
+          <w:b w:val="1"/>
+          <w:bCs w:val="1"/>
+          <w:noProof w:val="0"/>
+          <w:sz w:val="24"/>
+          <w:szCs w:val="24"/>
+          <w:lang w:val="en-US"/>
+        </w:rPr>
+        <w:t xml:space="preserve">Move </w:t>
+      </w:r>
+      <w:r>
+        <w:rPr>
+          <w:rFonts w:ascii="Arial" w:hAnsi="Arial" w:eastAsia="Arial" w:cs="Arial"/>
+          <w:noProof w:val="0"/>
+          <w:sz w:val="24"/>
+          <w:szCs w:val="24"/>
+          <w:lang w:val="en-US"/>
+        </w:rPr>
+        <w:t>i</w:t>
+      </w:r>
+      <w:r>
+        <w:rPr>
+          <w:rFonts w:ascii="Arial" w:hAnsi="Arial" w:eastAsia="Arial" w:cs="Arial"/>
+          <w:noProof w:val="0"/>
+          <w:sz w:val="24"/>
+          <w:szCs w:val="24"/>
+          <w:lang w:val="en-US"/>
+        </w:rPr>
+        <w:t xml:space="preserve"> </w:t>
+      </w:r>
+      <w:r>
+        <w:rPr>
+          <w:rFonts w:ascii="Arial" w:hAnsi="Arial" w:eastAsia="Arial" w:cs="Arial"/>
+          <w:b w:val="1"/>
+          <w:bCs w:val="1"/>
+          <w:noProof w:val="0"/>
+          <w:sz w:val="24"/>
+          <w:szCs w:val="24"/>
+          <w:lang w:val="en-US"/>
+        </w:rPr>
+        <w:t>StrategicGoalFact</w:t>
+      </w:r>
+      <w:r>
+        <w:rPr>
+          <w:rFonts w:ascii="Consolas" w:hAnsi="Consolas" w:eastAsia="Consolas" w:cs="Consolas"/>
           <w:noProof w:val="0"/>
           <w:sz w:val="24"/>
           <w:szCs w:val="24"/>
@@ -26781,481 +28748,102 @@
           <w:szCs w:val="24"/>
           <w:lang w:val="en-US"/>
         </w:rPr>
-        <w:t>Pošto</w:t>
-      </w:r>
-      <w:r>
-        <w:rPr>
-          <w:rFonts w:ascii="Arial" w:hAnsi="Arial" w:eastAsia="Arial" w:cs="Arial"/>
-          <w:noProof w:val="0"/>
-          <w:sz w:val="24"/>
-          <w:szCs w:val="24"/>
-          <w:lang w:val="en-US"/>
-        </w:rPr>
-        <w:t xml:space="preserve"> </w:t>
-      </w:r>
-      <w:r>
-        <w:rPr>
-          <w:rFonts w:ascii="Arial" w:hAnsi="Arial" w:eastAsia="Arial" w:cs="Arial"/>
-          <w:noProof w:val="0"/>
-          <w:sz w:val="24"/>
-          <w:szCs w:val="24"/>
-          <w:lang w:val="en-US"/>
-        </w:rPr>
-        <w:t>različiti</w:t>
-      </w:r>
-      <w:r>
-        <w:rPr>
-          <w:rFonts w:ascii="Arial" w:hAnsi="Arial" w:eastAsia="Arial" w:cs="Arial"/>
-          <w:noProof w:val="0"/>
-          <w:sz w:val="24"/>
-          <w:szCs w:val="24"/>
-          <w:lang w:val="en-US"/>
-        </w:rPr>
-        <w:t xml:space="preserve"> </w:t>
-      </w:r>
-      <w:r>
-        <w:rPr>
-          <w:rFonts w:ascii="Arial" w:hAnsi="Arial" w:eastAsia="Arial" w:cs="Arial"/>
-          <w:noProof w:val="0"/>
-          <w:sz w:val="24"/>
-          <w:szCs w:val="24"/>
-          <w:lang w:val="en-US"/>
-        </w:rPr>
-        <w:t>tipovi</w:t>
-      </w:r>
-      <w:r>
-        <w:rPr>
-          <w:rFonts w:ascii="Arial" w:hAnsi="Arial" w:eastAsia="Arial" w:cs="Arial"/>
-          <w:noProof w:val="0"/>
-          <w:sz w:val="24"/>
-          <w:szCs w:val="24"/>
-          <w:lang w:val="en-US"/>
-        </w:rPr>
-        <w:t xml:space="preserve"> </w:t>
-      </w:r>
-      <w:r>
-        <w:rPr>
-          <w:rFonts w:ascii="Arial" w:hAnsi="Arial" w:eastAsia="Arial" w:cs="Arial"/>
-          <w:noProof w:val="0"/>
-          <w:sz w:val="24"/>
-          <w:szCs w:val="24"/>
-          <w:lang w:val="en-US"/>
-        </w:rPr>
-        <w:t>poteza</w:t>
-      </w:r>
-      <w:r>
-        <w:rPr>
-          <w:rFonts w:ascii="Arial" w:hAnsi="Arial" w:eastAsia="Arial" w:cs="Arial"/>
-          <w:noProof w:val="0"/>
-          <w:sz w:val="24"/>
-          <w:szCs w:val="24"/>
-          <w:lang w:val="en-US"/>
-        </w:rPr>
-        <w:t xml:space="preserve"> </w:t>
-      </w:r>
-      <w:r>
-        <w:rPr>
-          <w:rFonts w:ascii="Arial" w:hAnsi="Arial" w:eastAsia="Arial" w:cs="Arial"/>
-          <w:noProof w:val="0"/>
-          <w:sz w:val="24"/>
-          <w:szCs w:val="24"/>
-          <w:lang w:val="en-US"/>
-        </w:rPr>
-        <w:t>koriste</w:t>
-      </w:r>
-      <w:r>
-        <w:rPr>
-          <w:rFonts w:ascii="Arial" w:hAnsi="Arial" w:eastAsia="Arial" w:cs="Arial"/>
-          <w:noProof w:val="0"/>
-          <w:sz w:val="24"/>
-          <w:szCs w:val="24"/>
-          <w:lang w:val="en-US"/>
-        </w:rPr>
-        <w:t xml:space="preserve"> </w:t>
-      </w:r>
-      <w:r>
-        <w:rPr>
-          <w:rFonts w:ascii="Arial" w:hAnsi="Arial" w:eastAsia="Arial" w:cs="Arial"/>
-          <w:noProof w:val="0"/>
-          <w:sz w:val="24"/>
-          <w:szCs w:val="24"/>
-          <w:lang w:val="en-US"/>
-        </w:rPr>
-        <w:t>različite</w:t>
-      </w:r>
-      <w:r>
-        <w:rPr>
-          <w:rFonts w:ascii="Arial" w:hAnsi="Arial" w:eastAsia="Arial" w:cs="Arial"/>
-          <w:noProof w:val="0"/>
-          <w:sz w:val="24"/>
-          <w:szCs w:val="24"/>
-          <w:lang w:val="en-US"/>
-        </w:rPr>
-        <w:t xml:space="preserve"> </w:t>
-      </w:r>
-      <w:r>
-        <w:rPr>
-          <w:rFonts w:ascii="Arial" w:hAnsi="Arial" w:eastAsia="Arial" w:cs="Arial"/>
-          <w:noProof w:val="0"/>
-          <w:sz w:val="24"/>
-          <w:szCs w:val="24"/>
-          <w:lang w:val="en-US"/>
-        </w:rPr>
-        <w:t>uslove</w:t>
-      </w:r>
-      <w:r>
-        <w:rPr>
-          <w:rFonts w:ascii="Arial" w:hAnsi="Arial" w:eastAsia="Arial" w:cs="Arial"/>
-          <w:noProof w:val="0"/>
-          <w:sz w:val="24"/>
-          <w:szCs w:val="24"/>
-          <w:lang w:val="en-US"/>
-        </w:rPr>
-        <w:t xml:space="preserve">, </w:t>
-      </w:r>
-      <w:r>
-        <w:rPr>
-          <w:rFonts w:ascii="Arial" w:hAnsi="Arial" w:eastAsia="Arial" w:cs="Arial"/>
-          <w:noProof w:val="0"/>
-          <w:sz w:val="24"/>
-          <w:szCs w:val="24"/>
-          <w:lang w:val="en-US"/>
-        </w:rPr>
-        <w:t>definisana</w:t>
-      </w:r>
-      <w:r>
-        <w:rPr>
-          <w:rFonts w:ascii="Arial" w:hAnsi="Arial" w:eastAsia="Arial" w:cs="Arial"/>
-          <w:noProof w:val="0"/>
-          <w:sz w:val="24"/>
-          <w:szCs w:val="24"/>
-          <w:lang w:val="en-US"/>
-        </w:rPr>
-        <w:t xml:space="preserve"> </w:t>
-      </w:r>
-      <w:r>
-        <w:rPr>
-          <w:rFonts w:ascii="Arial" w:hAnsi="Arial" w:eastAsia="Arial" w:cs="Arial"/>
-          <w:noProof w:val="0"/>
-          <w:sz w:val="24"/>
-          <w:szCs w:val="24"/>
-          <w:lang w:val="en-US"/>
-        </w:rPr>
-        <w:t>su</w:t>
-      </w:r>
-      <w:r>
-        <w:rPr>
-          <w:rFonts w:ascii="Arial" w:hAnsi="Arial" w:eastAsia="Arial" w:cs="Arial"/>
-          <w:noProof w:val="0"/>
-          <w:sz w:val="24"/>
-          <w:szCs w:val="24"/>
-          <w:lang w:val="en-US"/>
-        </w:rPr>
-        <w:t xml:space="preserve"> tri template-a:</w:t>
-      </w:r>
-      <w:r>
-        <w:rPr>
-          <w:rFonts w:ascii="Arial" w:hAnsi="Arial" w:eastAsia="Arial" w:cs="Arial"/>
-          <w:noProof w:val="0"/>
-          <w:sz w:val="24"/>
-          <w:szCs w:val="24"/>
-          <w:lang w:val="en-US"/>
-        </w:rPr>
-        <w:t xml:space="preserve"> </w:t>
-      </w:r>
-    </w:p>
-    <w:p xmlns:wp14="http://schemas.microsoft.com/office/word/2010/wordml" wp14:paraId="404937E4" wp14:textId="4D6E7421">
-      <w:pPr>
-        <w:pStyle w:val="Normal"/>
-        <w:spacing w:before="240" w:beforeAutospacing="off" w:after="240" w:afterAutospacing="off"/>
-        <w:ind w:left="720"/>
-      </w:pPr>
-      <w:r>
-        <w:rPr>
-          <w:rFonts w:ascii="Arial" w:hAnsi="Arial" w:eastAsia="Arial" w:cs="Arial"/>
-          <w:noProof w:val="0"/>
-          <w:sz w:val="24"/>
-          <w:szCs w:val="24"/>
-          <w:lang w:val="en-US"/>
-        </w:rPr>
-        <w:t>1. ScoreBuyCardMove</w:t>
-      </w:r>
-    </w:p>
-    <w:p xmlns:wp14="http://schemas.microsoft.com/office/word/2010/wordml" wp14:paraId="2417ED5C" wp14:textId="7245CA88">
-      <w:pPr>
-        <w:pStyle w:val="Normal"/>
-        <w:spacing w:before="240" w:beforeAutospacing="off" w:after="240" w:afterAutospacing="off"/>
-        <w:ind w:left="720"/>
-      </w:pPr>
-      <w:r>
-        <w:rPr>
-          <w:rFonts w:ascii="Arial" w:hAnsi="Arial" w:eastAsia="Arial" w:cs="Arial"/>
-          <w:noProof w:val="0"/>
-          <w:sz w:val="24"/>
-          <w:szCs w:val="24"/>
-          <w:lang w:val="en-US"/>
-        </w:rPr>
-        <w:t>2. ScoreReserveCardMove</w:t>
-      </w:r>
-    </w:p>
-    <w:p xmlns:wp14="http://schemas.microsoft.com/office/word/2010/wordml" wp14:paraId="0F1782EE" wp14:textId="1D76ACEE">
-      <w:pPr>
-        <w:pStyle w:val="Normal"/>
-        <w:spacing w:before="240" w:beforeAutospacing="off" w:after="240" w:afterAutospacing="off"/>
-        <w:ind w:left="720"/>
-      </w:pPr>
-      <w:r>
-        <w:rPr>
-          <w:rFonts w:ascii="Arial" w:hAnsi="Arial" w:eastAsia="Arial" w:cs="Arial"/>
-          <w:noProof w:val="0"/>
-          <w:sz w:val="24"/>
-          <w:szCs w:val="24"/>
-          <w:lang w:val="en-US"/>
-        </w:rPr>
-        <w:t>3. ScoreTakeTokensMove</w:t>
-      </w:r>
-    </w:p>
-    <w:p xmlns:wp14="http://schemas.microsoft.com/office/word/2010/wordml" wp14:paraId="4DD3AB27" wp14:textId="44C2FECF">
-      <w:pPr>
-        <w:spacing w:before="240" w:beforeAutospacing="off" w:after="240" w:afterAutospacing="off"/>
-        <w:rPr>
-          <w:rFonts w:ascii="Arial" w:hAnsi="Arial" w:eastAsia="Arial" w:cs="Arial"/>
-          <w:noProof w:val="0"/>
-          <w:sz w:val="24"/>
-          <w:szCs w:val="24"/>
-          <w:lang w:val="en-US"/>
-        </w:rPr>
-      </w:pPr>
-      <w:r>
-        <w:rPr>
-          <w:rFonts w:ascii="Arial" w:hAnsi="Arial" w:eastAsia="Arial" w:cs="Arial"/>
-          <w:noProof w:val="0"/>
-          <w:sz w:val="24"/>
-          <w:szCs w:val="24"/>
-          <w:lang w:val="en-US"/>
-        </w:rPr>
-        <w:t xml:space="preserve">Na primer </w:t>
-      </w:r>
-      <w:r>
-        <w:rPr>
-          <w:rFonts w:ascii="Arial" w:hAnsi="Arial" w:eastAsia="Arial" w:cs="Arial"/>
-          <w:noProof w:val="0"/>
-          <w:sz w:val="24"/>
-          <w:szCs w:val="24"/>
-          <w:lang w:val="en-US"/>
-        </w:rPr>
-        <w:t>ScoreBuyCardMove</w:t>
-      </w:r>
-      <w:r>
-        <w:rPr>
-          <w:rFonts w:ascii="Arial" w:hAnsi="Arial" w:eastAsia="Arial" w:cs="Arial"/>
-          <w:noProof w:val="0"/>
-          <w:sz w:val="24"/>
-          <w:szCs w:val="24"/>
-          <w:lang w:val="en-US"/>
-        </w:rPr>
-        <w:t xml:space="preserve"> se </w:t>
-      </w:r>
-      <w:r>
-        <w:rPr>
-          <w:rFonts w:ascii="Arial" w:hAnsi="Arial" w:eastAsia="Arial" w:cs="Arial"/>
-          <w:noProof w:val="0"/>
-          <w:sz w:val="24"/>
-          <w:szCs w:val="24"/>
-          <w:lang w:val="en-US"/>
-        </w:rPr>
-        <w:t>koristi</w:t>
-      </w:r>
-      <w:r>
-        <w:rPr>
-          <w:rFonts w:ascii="Arial" w:hAnsi="Arial" w:eastAsia="Arial" w:cs="Arial"/>
-          <w:noProof w:val="0"/>
-          <w:sz w:val="24"/>
-          <w:szCs w:val="24"/>
-          <w:lang w:val="en-US"/>
-        </w:rPr>
-        <w:t xml:space="preserve"> za </w:t>
-      </w:r>
-      <w:r>
-        <w:rPr>
-          <w:rFonts w:ascii="Arial" w:hAnsi="Arial" w:eastAsia="Arial" w:cs="Arial"/>
-          <w:noProof w:val="0"/>
-          <w:sz w:val="24"/>
-          <w:szCs w:val="24"/>
-          <w:lang w:val="en-US"/>
-        </w:rPr>
-        <w:t>prvaila</w:t>
-      </w:r>
-      <w:r>
-        <w:rPr>
-          <w:rFonts w:ascii="Arial" w:hAnsi="Arial" w:eastAsia="Arial" w:cs="Arial"/>
-          <w:noProof w:val="0"/>
-          <w:sz w:val="24"/>
-          <w:szCs w:val="24"/>
-          <w:lang w:val="en-US"/>
-        </w:rPr>
-        <w:t xml:space="preserve"> </w:t>
-      </w:r>
-      <w:r>
-        <w:rPr>
-          <w:rFonts w:ascii="Arial" w:hAnsi="Arial" w:eastAsia="Arial" w:cs="Arial"/>
-          <w:noProof w:val="0"/>
-          <w:sz w:val="24"/>
-          <w:szCs w:val="24"/>
-          <w:lang w:val="en-US"/>
-        </w:rPr>
-        <w:t>koja</w:t>
-      </w:r>
-      <w:r>
-        <w:rPr>
-          <w:rFonts w:ascii="Arial" w:hAnsi="Arial" w:eastAsia="Arial" w:cs="Arial"/>
-          <w:noProof w:val="0"/>
-          <w:sz w:val="24"/>
-          <w:szCs w:val="24"/>
-          <w:lang w:val="en-US"/>
-        </w:rPr>
-        <w:t xml:space="preserve"> </w:t>
-      </w:r>
-      <w:r>
-        <w:rPr>
-          <w:rFonts w:ascii="Arial" w:hAnsi="Arial" w:eastAsia="Arial" w:cs="Arial"/>
-          <w:noProof w:val="0"/>
-          <w:sz w:val="24"/>
-          <w:szCs w:val="24"/>
-          <w:lang w:val="en-US"/>
-        </w:rPr>
-        <w:t>boduju</w:t>
-      </w:r>
-      <w:r>
-        <w:rPr>
-          <w:rFonts w:ascii="Arial" w:hAnsi="Arial" w:eastAsia="Arial" w:cs="Arial"/>
-          <w:noProof w:val="0"/>
-          <w:sz w:val="24"/>
-          <w:szCs w:val="24"/>
-          <w:lang w:val="en-US"/>
-        </w:rPr>
-        <w:t xml:space="preserve"> </w:t>
-      </w:r>
-      <w:r>
-        <w:rPr>
-          <w:rFonts w:ascii="Arial" w:hAnsi="Arial" w:eastAsia="Arial" w:cs="Arial"/>
-          <w:noProof w:val="0"/>
-          <w:sz w:val="24"/>
-          <w:szCs w:val="24"/>
-          <w:lang w:val="en-US"/>
-        </w:rPr>
-        <w:t>kupovinu</w:t>
-      </w:r>
-      <w:r>
-        <w:rPr>
-          <w:rFonts w:ascii="Arial" w:hAnsi="Arial" w:eastAsia="Arial" w:cs="Arial"/>
-          <w:noProof w:val="0"/>
-          <w:sz w:val="24"/>
-          <w:szCs w:val="24"/>
-          <w:lang w:val="en-US"/>
-        </w:rPr>
-        <w:t xml:space="preserve"> karte:</w:t>
-      </w:r>
-    </w:p>
-    <w:p xmlns:wp14="http://schemas.microsoft.com/office/word/2010/wordml" wp14:paraId="3BCAA973" wp14:textId="1EDB5EAD">
-      <w:pPr>
-        <w:spacing w:before="240" w:beforeAutospacing="off" w:after="240" w:afterAutospacing="off"/>
-        <w:ind w:left="720"/>
-        <w:rPr>
-          <w:rFonts w:ascii="Arial" w:hAnsi="Arial" w:eastAsia="Arial" w:cs="Arial"/>
-          <w:noProof w:val="0"/>
-          <w:sz w:val="24"/>
-          <w:szCs w:val="24"/>
-          <w:lang w:val="en-US"/>
-        </w:rPr>
-      </w:pPr>
-      <w:r>
-        <w:rPr>
-          <w:rFonts w:ascii="Arial" w:hAnsi="Arial" w:eastAsia="Arial" w:cs="Arial"/>
-          <w:noProof w:val="0"/>
-          <w:sz w:val="24"/>
-          <w:szCs w:val="24"/>
-          <w:lang w:val="en-US"/>
-        </w:rPr>
-        <w:t>IF move.type = BUY_CARD</w:t>
-      </w:r>
-    </w:p>
-    <w:p xmlns:wp14="http://schemas.microsoft.com/office/word/2010/wordml" wp14:paraId="6A0E0F69" wp14:textId="17832F7A">
-      <w:pPr>
-        <w:pStyle w:val="Normal"/>
-        <w:spacing w:before="240" w:beforeAutospacing="off" w:after="240" w:afterAutospacing="off"/>
-        <w:ind w:left="720"/>
-      </w:pPr>
-      <w:r>
-        <w:rPr>
-          <w:rFonts w:ascii="Arial" w:hAnsi="Arial" w:eastAsia="Arial" w:cs="Arial"/>
-          <w:noProof w:val="0"/>
-          <w:sz w:val="24"/>
-          <w:szCs w:val="24"/>
-          <w:lang w:val="en-US"/>
-        </w:rPr>
-        <w:t>AND move.card = card</w:t>
-      </w:r>
-    </w:p>
-    <w:p xmlns:wp14="http://schemas.microsoft.com/office/word/2010/wordml" wp14:paraId="58E930D9" wp14:textId="74F84822">
-      <w:pPr>
-        <w:pStyle w:val="Normal"/>
-        <w:spacing w:before="240" w:beforeAutospacing="off" w:after="240" w:afterAutospacing="off"/>
-        <w:ind w:left="720"/>
-      </w:pPr>
-      <w:r>
-        <w:rPr>
-          <w:rFonts w:ascii="Arial" w:hAnsi="Arial" w:eastAsia="Arial" w:cs="Arial"/>
-          <w:noProof w:val="0"/>
-          <w:sz w:val="24"/>
-          <w:szCs w:val="24"/>
-          <w:lang w:val="en-US"/>
-        </w:rPr>
-        <w:t>AND {condition}</w:t>
-      </w:r>
-    </w:p>
-    <w:p xmlns:wp14="http://schemas.microsoft.com/office/word/2010/wordml" wp14:paraId="0E824743" wp14:textId="2DE8ED6D">
-      <w:pPr>
-        <w:pStyle w:val="Normal"/>
-        <w:spacing w:before="240" w:beforeAutospacing="off" w:after="240" w:afterAutospacing="off"/>
-        <w:ind w:left="720"/>
-      </w:pPr>
-      <w:r>
-        <w:rPr>
-          <w:rFonts w:ascii="Arial" w:hAnsi="Arial" w:eastAsia="Arial" w:cs="Arial"/>
-          <w:noProof w:val="0"/>
-          <w:sz w:val="24"/>
-          <w:szCs w:val="24"/>
-          <w:lang w:val="en-US"/>
-        </w:rPr>
-        <w:t xml:space="preserve">THEN </w:t>
-      </w:r>
-      <w:r>
-        <w:rPr>
-          <w:rFonts w:ascii="Arial" w:hAnsi="Arial" w:eastAsia="Arial" w:cs="Arial"/>
-          <w:noProof w:val="0"/>
-          <w:sz w:val="24"/>
-          <w:szCs w:val="24"/>
-          <w:lang w:val="en-US"/>
-        </w:rPr>
-        <w:t>moveScore</w:t>
-      </w:r>
-      <w:r>
-        <w:rPr>
-          <w:rFonts w:ascii="Arial" w:hAnsi="Arial" w:eastAsia="Arial" w:cs="Arial"/>
-          <w:noProof w:val="0"/>
-          <w:sz w:val="24"/>
-          <w:szCs w:val="24"/>
-          <w:lang w:val="en-US"/>
-        </w:rPr>
-        <w:t>(move) += {points}</w:t>
+        <w:t>Ovaj</w:t>
+      </w:r>
+      <w:r>
+        <w:rPr>
+          <w:rFonts w:ascii="Arial" w:hAnsi="Arial" w:eastAsia="Arial" w:cs="Arial"/>
+          <w:noProof w:val="0"/>
+          <w:sz w:val="24"/>
+          <w:szCs w:val="24"/>
+          <w:lang w:val="en-US"/>
+        </w:rPr>
+        <w:t xml:space="preserve"> template </w:t>
+      </w:r>
+      <w:r>
+        <w:rPr>
+          <w:rFonts w:ascii="Arial" w:hAnsi="Arial" w:eastAsia="Arial" w:cs="Arial"/>
+          <w:noProof w:val="0"/>
+          <w:sz w:val="24"/>
+          <w:szCs w:val="24"/>
+          <w:lang w:val="en-US"/>
+        </w:rPr>
+        <w:t>generiše</w:t>
+      </w:r>
+      <w:r>
+        <w:rPr>
+          <w:rFonts w:ascii="Arial" w:hAnsi="Arial" w:eastAsia="Arial" w:cs="Arial"/>
+          <w:noProof w:val="0"/>
+          <w:sz w:val="24"/>
+          <w:szCs w:val="24"/>
+          <w:lang w:val="en-US"/>
+        </w:rPr>
+        <w:t xml:space="preserve"> </w:t>
+      </w:r>
+      <w:r>
+        <w:rPr>
+          <w:rFonts w:ascii="Arial" w:hAnsi="Arial" w:eastAsia="Arial" w:cs="Arial"/>
+          <w:noProof w:val="0"/>
+          <w:sz w:val="24"/>
+          <w:szCs w:val="24"/>
+          <w:lang w:val="en-US"/>
+        </w:rPr>
+        <w:t>pravila</w:t>
+      </w:r>
+      <w:r>
+        <w:rPr>
+          <w:rFonts w:ascii="Arial" w:hAnsi="Arial" w:eastAsia="Arial" w:cs="Arial"/>
+          <w:noProof w:val="0"/>
+          <w:sz w:val="24"/>
+          <w:szCs w:val="24"/>
+          <w:lang w:val="en-US"/>
+        </w:rPr>
+        <w:t xml:space="preserve"> </w:t>
+      </w:r>
+      <w:r>
+        <w:rPr>
+          <w:rFonts w:ascii="Arial" w:hAnsi="Arial" w:eastAsia="Arial" w:cs="Arial"/>
+          <w:noProof w:val="0"/>
+          <w:sz w:val="24"/>
+          <w:szCs w:val="24"/>
+          <w:lang w:val="en-US"/>
+        </w:rPr>
+        <w:t>sledećeg</w:t>
+      </w:r>
+      <w:r>
+        <w:rPr>
+          <w:rFonts w:ascii="Arial" w:hAnsi="Arial" w:eastAsia="Arial" w:cs="Arial"/>
+          <w:noProof w:val="0"/>
+          <w:sz w:val="24"/>
+          <w:szCs w:val="24"/>
+          <w:lang w:val="en-US"/>
+        </w:rPr>
+        <w:t xml:space="preserve"> </w:t>
+      </w:r>
+      <w:r>
+        <w:rPr>
+          <w:rFonts w:ascii="Arial" w:hAnsi="Arial" w:eastAsia="Arial" w:cs="Arial"/>
+          <w:noProof w:val="0"/>
+          <w:sz w:val="24"/>
+          <w:szCs w:val="24"/>
+          <w:lang w:val="en-US"/>
+        </w:rPr>
+        <w:t>oblika</w:t>
+      </w:r>
+      <w:r>
+        <w:rPr>
+          <w:rFonts w:ascii="Arial" w:hAnsi="Arial" w:eastAsia="Arial" w:cs="Arial"/>
+          <w:noProof w:val="0"/>
+          <w:sz w:val="24"/>
+          <w:szCs w:val="24"/>
+          <w:lang w:val="en-US"/>
+        </w:rPr>
+        <w:t>:</w:t>
       </w:r>
     </w:p>
     <w:p>
       <w:pPr>
-        <w:pStyle w:val="Normal"/>
         <w:spacing w:before="240" w:beforeAutospacing="off" w:after="240" w:afterAutospacing="off"/>
-        <w:ind w:left="720"/>
         <w:rPr>
           <w:rFonts w:ascii="Arial" w:hAnsi="Arial" w:eastAsia="Arial" w:cs="Arial"/>
           <w:noProof w:val="0"/>
@@ -27265,66 +28853,375 @@
         </w:rPr>
       </w:pPr>
     </w:p>
-    <w:p xmlns:wp14="http://schemas.microsoft.com/office/word/2010/wordml" wp14:paraId="1C69D0C8" wp14:textId="02C7B8E2">
+    <w:p>
       <w:pPr>
         <w:spacing w:before="240" w:beforeAutospacing="off" w:after="240" w:afterAutospacing="off"/>
         <w:rPr>
-          <w:rFonts w:ascii="Arial" w:hAnsi="Arial" w:eastAsia="Arial" w:cs="Arial"/>
-          <w:noProof w:val="0"/>
-          <w:sz w:val="24"/>
-          <w:szCs w:val="24"/>
-          <w:lang w:val="en-US"/>
-        </w:rPr>
-      </w:pPr>
-      <w:r>
-        <w:rPr>
-          <w:rFonts w:ascii="Arial" w:hAnsi="Arial" w:eastAsia="Arial" w:cs="Arial"/>
-          <w:noProof w:val="0"/>
-          <w:sz w:val="24"/>
-          <w:szCs w:val="24"/>
-          <w:lang w:val="en-US"/>
-        </w:rPr>
-        <w:t>Tabela</w:t>
-      </w:r>
-      <w:r>
-        <w:rPr>
-          <w:rFonts w:ascii="Arial" w:hAnsi="Arial" w:eastAsia="Arial" w:cs="Arial"/>
-          <w:noProof w:val="0"/>
-          <w:sz w:val="24"/>
-          <w:szCs w:val="24"/>
-          <w:lang w:val="en-US"/>
-        </w:rPr>
-        <w:t xml:space="preserve"> za </w:t>
-      </w:r>
-      <w:r>
-        <w:rPr>
-          <w:rFonts w:ascii="Arial" w:hAnsi="Arial" w:eastAsia="Arial" w:cs="Arial"/>
-          <w:noProof w:val="0"/>
-          <w:sz w:val="24"/>
-          <w:szCs w:val="24"/>
-          <w:lang w:val="en-US"/>
-        </w:rPr>
-        <w:t>popunjavanje</w:t>
-      </w:r>
-      <w:r>
-        <w:rPr>
-          <w:rFonts w:ascii="Arial" w:hAnsi="Arial" w:eastAsia="Arial" w:cs="Arial"/>
-          <w:noProof w:val="0"/>
-          <w:sz w:val="24"/>
-          <w:szCs w:val="24"/>
-          <w:lang w:val="en-US"/>
-        </w:rPr>
-        <w:t xml:space="preserve"> ScoreBuyCardMove</w:t>
-      </w:r>
-      <w:r>
-        <w:rPr>
-          <w:rFonts w:ascii="Arial" w:hAnsi="Arial" w:eastAsia="Arial" w:cs="Arial"/>
-          <w:noProof w:val="0"/>
-          <w:sz w:val="24"/>
-          <w:szCs w:val="24"/>
-          <w:lang w:val="en-US"/>
-        </w:rPr>
-        <w:t xml:space="preserve"> template-a:</w:t>
+          <w:rFonts w:ascii="Consolas" w:hAnsi="Consolas" w:eastAsia="Consolas" w:cs="Consolas"/>
+          <w:b w:val="1"/>
+          <w:bCs w:val="1"/>
+          <w:noProof w:val="0"/>
+          <w:sz w:val="24"/>
+          <w:szCs w:val="24"/>
+          <w:lang w:val="en-US"/>
+        </w:rPr>
+      </w:pPr>
+      <w:r>
+        <w:rPr>
+          <w:rFonts w:ascii="Consolas" w:hAnsi="Consolas" w:eastAsia="Consolas" w:cs="Consolas"/>
+          <w:b w:val="1"/>
+          <w:bCs w:val="1"/>
+          <w:noProof w:val="0"/>
+          <w:sz w:val="24"/>
+          <w:szCs w:val="24"/>
+          <w:lang w:val="en-US"/>
+        </w:rPr>
+        <w:t xml:space="preserve">IF </w:t>
+      </w:r>
+      <w:r>
+        <w:rPr>
+          <w:rFonts w:ascii="Consolas" w:hAnsi="Consolas" w:eastAsia="Consolas" w:cs="Consolas"/>
+          <w:b w:val="1"/>
+          <w:bCs w:val="1"/>
+          <w:noProof w:val="0"/>
+          <w:sz w:val="24"/>
+          <w:szCs w:val="24"/>
+          <w:lang w:val="en-US"/>
+        </w:rPr>
+        <w:t>move.type</w:t>
+      </w:r>
+      <w:r>
+        <w:rPr>
+          <w:rFonts w:ascii="Consolas" w:hAnsi="Consolas" w:eastAsia="Consolas" w:cs="Consolas"/>
+          <w:b w:val="1"/>
+          <w:bCs w:val="1"/>
+          <w:noProof w:val="0"/>
+          <w:sz w:val="24"/>
+          <w:szCs w:val="24"/>
+          <w:lang w:val="en-US"/>
+        </w:rPr>
+        <w:t xml:space="preserve"> = {</w:t>
+      </w:r>
+      <w:r>
+        <w:rPr>
+          <w:rFonts w:ascii="Consolas" w:hAnsi="Consolas" w:eastAsia="Consolas" w:cs="Consolas"/>
+          <w:b w:val="1"/>
+          <w:bCs w:val="1"/>
+          <w:noProof w:val="0"/>
+          <w:sz w:val="24"/>
+          <w:szCs w:val="24"/>
+          <w:lang w:val="en-US"/>
+        </w:rPr>
+        <w:t>moveType</w:t>
+      </w:r>
+      <w:r>
+        <w:rPr>
+          <w:rFonts w:ascii="Consolas" w:hAnsi="Consolas" w:eastAsia="Consolas" w:cs="Consolas"/>
+          <w:b w:val="1"/>
+          <w:bCs w:val="1"/>
+          <w:noProof w:val="0"/>
+          <w:sz w:val="24"/>
+          <w:szCs w:val="24"/>
+          <w:lang w:val="en-US"/>
+        </w:rPr>
+        <w:t>}</w:t>
+      </w:r>
+      <w:r>
+        <w:br/>
+      </w:r>
+      <w:r>
+        <w:rPr>
+          <w:rFonts w:ascii="Consolas" w:hAnsi="Consolas" w:eastAsia="Consolas" w:cs="Consolas"/>
+          <w:b w:val="1"/>
+          <w:bCs w:val="1"/>
+          <w:noProof w:val="0"/>
+          <w:sz w:val="24"/>
+          <w:szCs w:val="24"/>
+          <w:lang w:val="en-US"/>
+        </w:rPr>
+        <w:t xml:space="preserve">AND </w:t>
+      </w:r>
+      <w:r>
+        <w:rPr>
+          <w:rFonts w:ascii="Consolas" w:hAnsi="Consolas" w:eastAsia="Consolas" w:cs="Consolas"/>
+          <w:b w:val="1"/>
+          <w:bCs w:val="1"/>
+          <w:noProof w:val="0"/>
+          <w:sz w:val="24"/>
+          <w:szCs w:val="24"/>
+          <w:lang w:val="en-US"/>
+        </w:rPr>
+        <w:t>StrategicGoalFact.type</w:t>
+      </w:r>
+      <w:r>
+        <w:rPr>
+          <w:rFonts w:ascii="Consolas" w:hAnsi="Consolas" w:eastAsia="Consolas" w:cs="Consolas"/>
+          <w:b w:val="1"/>
+          <w:bCs w:val="1"/>
+          <w:noProof w:val="0"/>
+          <w:sz w:val="24"/>
+          <w:szCs w:val="24"/>
+          <w:lang w:val="en-US"/>
+        </w:rPr>
+        <w:t xml:space="preserve"> = {</w:t>
+      </w:r>
+      <w:r>
+        <w:rPr>
+          <w:rFonts w:ascii="Consolas" w:hAnsi="Consolas" w:eastAsia="Consolas" w:cs="Consolas"/>
+          <w:b w:val="1"/>
+          <w:bCs w:val="1"/>
+          <w:noProof w:val="0"/>
+          <w:sz w:val="24"/>
+          <w:szCs w:val="24"/>
+          <w:lang w:val="en-US"/>
+        </w:rPr>
+        <w:t>goalType</w:t>
+      </w:r>
+      <w:r>
+        <w:rPr>
+          <w:rFonts w:ascii="Consolas" w:hAnsi="Consolas" w:eastAsia="Consolas" w:cs="Consolas"/>
+          <w:b w:val="1"/>
+          <w:bCs w:val="1"/>
+          <w:noProof w:val="0"/>
+          <w:sz w:val="24"/>
+          <w:szCs w:val="24"/>
+          <w:lang w:val="en-US"/>
+        </w:rPr>
+        <w:t>}</w:t>
+      </w:r>
+      <w:r>
+        <w:br/>
+      </w:r>
+      <w:r>
+        <w:rPr>
+          <w:rFonts w:ascii="Consolas" w:hAnsi="Consolas" w:eastAsia="Consolas" w:cs="Consolas"/>
+          <w:b w:val="1"/>
+          <w:bCs w:val="1"/>
+          <w:noProof w:val="0"/>
+          <w:sz w:val="24"/>
+          <w:szCs w:val="24"/>
+          <w:lang w:val="en-US"/>
+        </w:rPr>
+        <w:t>AND optional target condition is satisfied</w:t>
+      </w:r>
+      <w:r>
+        <w:br/>
+      </w:r>
+      <w:r>
+        <w:rPr>
+          <w:rFonts w:ascii="Consolas" w:hAnsi="Consolas" w:eastAsia="Consolas" w:cs="Consolas"/>
+          <w:b w:val="1"/>
+          <w:bCs w:val="1"/>
+          <w:noProof w:val="0"/>
+          <w:sz w:val="24"/>
+          <w:szCs w:val="24"/>
+          <w:lang w:val="en-US"/>
+        </w:rPr>
+        <w:t xml:space="preserve">THEN </w:t>
+      </w:r>
+      <w:r>
+        <w:rPr>
+          <w:rFonts w:ascii="Consolas" w:hAnsi="Consolas" w:eastAsia="Consolas" w:cs="Consolas"/>
+          <w:b w:val="1"/>
+          <w:bCs w:val="1"/>
+          <w:noProof w:val="0"/>
+          <w:sz w:val="24"/>
+          <w:szCs w:val="24"/>
+          <w:lang w:val="en-US"/>
+        </w:rPr>
+        <w:t>moveScore</w:t>
+      </w:r>
+      <w:r>
+        <w:rPr>
+          <w:rFonts w:ascii="Consolas" w:hAnsi="Consolas" w:eastAsia="Consolas" w:cs="Consolas"/>
+          <w:b w:val="1"/>
+          <w:bCs w:val="1"/>
+          <w:noProof w:val="0"/>
+          <w:sz w:val="24"/>
+          <w:szCs w:val="24"/>
+          <w:lang w:val="en-US"/>
+        </w:rPr>
+        <w:t>(move) += {points}</w:t>
+      </w:r>
+      <w:r>
+        <w:br/>
+      </w:r>
+      <w:r>
+        <w:rPr>
+          <w:rFonts w:ascii="Consolas" w:hAnsi="Consolas" w:eastAsia="Consolas" w:cs="Consolas"/>
+          <w:b w:val="1"/>
+          <w:bCs w:val="1"/>
+          <w:noProof w:val="0"/>
+          <w:sz w:val="24"/>
+          <w:szCs w:val="24"/>
+          <w:lang w:val="en-US"/>
+        </w:rPr>
+        <w:t xml:space="preserve">AND insert </w:t>
+      </w:r>
+      <w:r>
+        <w:rPr>
+          <w:rFonts w:ascii="Consolas" w:hAnsi="Consolas" w:eastAsia="Consolas" w:cs="Consolas"/>
+          <w:b w:val="1"/>
+          <w:bCs w:val="1"/>
+          <w:noProof w:val="0"/>
+          <w:sz w:val="24"/>
+          <w:szCs w:val="24"/>
+          <w:lang w:val="en-US"/>
+        </w:rPr>
+        <w:t>Dec</w:t>
+      </w:r>
+      <w:r>
+        <w:rPr>
+          <w:rFonts w:ascii="Consolas" w:hAnsi="Consolas" w:eastAsia="Consolas" w:cs="Consolas"/>
+          <w:b w:val="1"/>
+          <w:bCs w:val="1"/>
+          <w:noProof w:val="0"/>
+          <w:sz w:val="24"/>
+          <w:szCs w:val="24"/>
+          <w:lang w:val="en-US"/>
+        </w:rPr>
+        <w:t>isionFact</w:t>
+      </w:r>
+      <w:r>
+        <w:rPr>
+          <w:rFonts w:ascii="Consolas" w:hAnsi="Consolas" w:eastAsia="Consolas" w:cs="Consolas"/>
+          <w:b w:val="1"/>
+          <w:bCs w:val="1"/>
+          <w:noProof w:val="0"/>
+          <w:sz w:val="24"/>
+          <w:szCs w:val="24"/>
+          <w:lang w:val="en-US"/>
+        </w:rPr>
+        <w:t xml:space="preserve"> th</w:t>
+      </w:r>
+      <w:r>
+        <w:rPr>
+          <w:rFonts w:ascii="Consolas" w:hAnsi="Consolas" w:eastAsia="Consolas" w:cs="Consolas"/>
+          <w:b w:val="1"/>
+          <w:bCs w:val="1"/>
+          <w:noProof w:val="0"/>
+          <w:sz w:val="24"/>
+          <w:szCs w:val="24"/>
+          <w:lang w:val="en-US"/>
+        </w:rPr>
+        <w:t>at records the reasoning for the explanation tree</w:t>
+      </w:r>
+    </w:p>
+    <w:p>
+      <w:pPr>
+        <w:spacing w:before="240" w:beforeAutospacing="off" w:after="240" w:afterAutospacing="off"/>
+        <w:rPr>
+          <w:rFonts w:ascii="Consolas" w:hAnsi="Consolas" w:eastAsia="Consolas" w:cs="Consolas"/>
+          <w:b w:val="1"/>
+          <w:bCs w:val="1"/>
+          <w:noProof w:val="0"/>
+          <w:sz w:val="24"/>
+          <w:szCs w:val="24"/>
+          <w:lang w:val="en-US"/>
+        </w:rPr>
+      </w:pPr>
+    </w:p>
+    <w:p xmlns:wp14="http://schemas.microsoft.com/office/word/2010/wordml" wp14:paraId="6D8B9192" wp14:textId="09F43576">
+      <w:pPr>
+        <w:spacing w:before="240" w:beforeAutospacing="off" w:after="240" w:afterAutospacing="off"/>
+        <w:ind/>
+        <w:rPr>
+          <w:rFonts w:ascii="Arial" w:hAnsi="Arial" w:eastAsia="Arial" w:cs="Arial"/>
+          <w:noProof w:val="0"/>
+          <w:sz w:val="24"/>
+          <w:szCs w:val="24"/>
+          <w:lang w:val="en-US"/>
+        </w:rPr>
+      </w:pPr>
+      <w:r>
+        <w:rPr>
+          <w:rFonts w:ascii="Arial" w:hAnsi="Arial" w:eastAsia="Arial" w:cs="Arial"/>
+          <w:noProof w:val="0"/>
+          <w:sz w:val="24"/>
+          <w:szCs w:val="24"/>
+          <w:lang w:val="en-US"/>
+        </w:rPr>
+        <w:t xml:space="preserve">Template se </w:t>
+      </w:r>
+      <w:r>
+        <w:rPr>
+          <w:rFonts w:ascii="Arial" w:hAnsi="Arial" w:eastAsia="Arial" w:cs="Arial"/>
+          <w:noProof w:val="0"/>
+          <w:sz w:val="24"/>
+          <w:szCs w:val="24"/>
+          <w:lang w:val="en-US"/>
+        </w:rPr>
+        <w:t>popunjava</w:t>
+      </w:r>
+      <w:r>
+        <w:rPr>
+          <w:rFonts w:ascii="Arial" w:hAnsi="Arial" w:eastAsia="Arial" w:cs="Arial"/>
+          <w:noProof w:val="0"/>
+          <w:sz w:val="24"/>
+          <w:szCs w:val="24"/>
+          <w:lang w:val="en-US"/>
+        </w:rPr>
+        <w:t xml:space="preserve"> </w:t>
+      </w:r>
+      <w:r>
+        <w:rPr>
+          <w:rFonts w:ascii="Arial" w:hAnsi="Arial" w:eastAsia="Arial" w:cs="Arial"/>
+          <w:noProof w:val="0"/>
+          <w:sz w:val="24"/>
+          <w:szCs w:val="24"/>
+          <w:lang w:val="en-US"/>
+        </w:rPr>
+        <w:t>podacima</w:t>
+      </w:r>
+      <w:r>
+        <w:rPr>
+          <w:rFonts w:ascii="Arial" w:hAnsi="Arial" w:eastAsia="Arial" w:cs="Arial"/>
+          <w:noProof w:val="0"/>
+          <w:sz w:val="24"/>
+          <w:szCs w:val="24"/>
+          <w:lang w:val="en-US"/>
+        </w:rPr>
+        <w:t xml:space="preserve"> </w:t>
+      </w:r>
+      <w:r>
+        <w:rPr>
+          <w:rFonts w:ascii="Arial" w:hAnsi="Arial" w:eastAsia="Arial" w:cs="Arial"/>
+          <w:noProof w:val="0"/>
+          <w:sz w:val="24"/>
+          <w:szCs w:val="24"/>
+          <w:lang w:val="en-US"/>
+        </w:rPr>
+        <w:t>iz</w:t>
+      </w:r>
+      <w:r>
+        <w:rPr>
+          <w:rFonts w:ascii="Arial" w:hAnsi="Arial" w:eastAsia="Arial" w:cs="Arial"/>
+          <w:noProof w:val="0"/>
+          <w:sz w:val="24"/>
+          <w:szCs w:val="24"/>
+          <w:lang w:val="en-US"/>
+        </w:rPr>
+        <w:t xml:space="preserve"> </w:t>
+      </w:r>
+      <w:r>
+        <w:rPr>
+          <w:rFonts w:ascii="Arial" w:hAnsi="Arial" w:eastAsia="Arial" w:cs="Arial"/>
+          <w:noProof w:val="0"/>
+          <w:sz w:val="24"/>
+          <w:szCs w:val="24"/>
+          <w:lang w:val="en-US"/>
+        </w:rPr>
+        <w:t>sledeće</w:t>
+      </w:r>
+      <w:r>
+        <w:rPr>
+          <w:rFonts w:ascii="Arial" w:hAnsi="Arial" w:eastAsia="Arial" w:cs="Arial"/>
+          <w:noProof w:val="0"/>
+          <w:sz w:val="24"/>
+          <w:szCs w:val="24"/>
+          <w:lang w:val="en-US"/>
+        </w:rPr>
+        <w:t xml:space="preserve"> tabele:</w:t>
       </w:r>
     </w:p>
     <w:tbl>
@@ -27335,8 +29232,10 @@
         <w:tblLook w:val="06A0" w:firstRow="1" w:lastRow="0" w:firstColumn="1" w:lastColumn="0" w:noHBand="1" w:noVBand="1"/>
       </w:tblPr>
       <w:tblGrid>
-        <w:gridCol w:w="6533"/>
-        <w:gridCol w:w="1095"/>
+        <w:gridCol w:w="2640"/>
+        <w:gridCol w:w="2040"/>
+        <w:gridCol w:w="3735"/>
+        <w:gridCol w:w="945"/>
       </w:tblGrid>
       <w:tr>
         <w:trPr>
@@ -27344,7 +29243,7 @@
         </w:trPr>
         <w:tc>
           <w:tcPr>
-            <w:tcW w:w="6533" w:type="dxa"/>
+            <w:tcW w:w="2640" w:type="dxa"/>
             <w:tcMar/>
             <w:vAlign w:val="center"/>
           </w:tcPr>
@@ -27352,25 +29251,19 @@
             <w:pPr>
               <w:spacing w:before="0" w:beforeAutospacing="off" w:after="0" w:afterAutospacing="off"/>
               <w:jc w:val="center"/>
+            </w:pPr>
+            <w:r>
               <w:rPr>
-                <w:rFonts w:ascii="Arial" w:hAnsi="Arial" w:eastAsia="Arial" w:cs="Arial"/>
                 <w:b w:val="1"/>
                 <w:bCs w:val="1"/>
               </w:rPr>
-            </w:pPr>
-            <w:r>
-              <w:rPr>
-                <w:rFonts w:ascii="Arial" w:hAnsi="Arial" w:eastAsia="Arial" w:cs="Arial"/>
-                <w:b w:val="1"/>
-                <w:bCs w:val="1"/>
-              </w:rPr>
-              <w:t>condition</w:t>
+              <w:t>ruleName</w:t>
             </w:r>
           </w:p>
         </w:tc>
         <w:tc>
           <w:tcPr>
-            <w:tcW w:w="1095" w:type="dxa"/>
+            <w:tcW w:w="2040" w:type="dxa"/>
             <w:tcMar/>
             <w:vAlign w:val="center"/>
           </w:tcPr>
@@ -27378,15 +29271,49 @@
             <w:pPr>
               <w:spacing w:before="0" w:beforeAutospacing="off" w:after="0" w:afterAutospacing="off"/>
               <w:jc w:val="center"/>
+            </w:pPr>
+            <w:r>
               <w:rPr>
-                <w:rFonts w:ascii="Arial" w:hAnsi="Arial" w:eastAsia="Arial" w:cs="Arial"/>
                 <w:b w:val="1"/>
                 <w:bCs w:val="1"/>
               </w:rPr>
+              <w:t>moveType</w:t>
+            </w:r>
+          </w:p>
+        </w:tc>
+        <w:tc>
+          <w:tcPr>
+            <w:tcW w:w="3735" w:type="dxa"/>
+            <w:tcMar/>
+            <w:vAlign w:val="center"/>
+          </w:tcPr>
+          <w:p>
+            <w:pPr>
+              <w:spacing w:before="0" w:beforeAutospacing="off" w:after="0" w:afterAutospacing="off"/>
+              <w:jc w:val="center"/>
             </w:pPr>
             <w:r>
               <w:rPr>
-                <w:rFonts w:ascii="Arial" w:hAnsi="Arial" w:eastAsia="Arial" w:cs="Arial"/>
+                <w:b w:val="1"/>
+                <w:bCs w:val="1"/>
+              </w:rPr>
+              <w:t>goalType</w:t>
+            </w:r>
+          </w:p>
+        </w:tc>
+        <w:tc>
+          <w:tcPr>
+            <w:tcW w:w="945" w:type="dxa"/>
+            <w:tcMar/>
+            <w:vAlign w:val="center"/>
+          </w:tcPr>
+          <w:p>
+            <w:pPr>
+              <w:spacing w:before="0" w:beforeAutospacing="off" w:after="0" w:afterAutospacing="off"/>
+              <w:jc w:val="center"/>
+            </w:pPr>
+            <w:r>
+              <w:rPr>
                 <w:b w:val="1"/>
                 <w:bCs w:val="1"/>
               </w:rPr>
@@ -27401,67 +29328,64 @@
         </w:trPr>
         <w:tc>
           <w:tcPr>
-            <w:tcW w:w="6533" w:type="dxa"/>
+            <w:tcW w:w="2640" w:type="dxa"/>
             <w:tcMar/>
             <w:vAlign w:val="center"/>
           </w:tcPr>
           <w:p>
             <w:pPr>
               <w:spacing w:before="0" w:beforeAutospacing="off" w:after="0" w:afterAutospacing="off"/>
-              <w:rPr>
-                <w:rFonts w:ascii="Arial" w:hAnsi="Arial" w:eastAsia="Arial" w:cs="Arial"/>
-              </w:rPr>
             </w:pPr>
             <w:r>
-              <w:rPr>
-                <w:rFonts w:ascii="Arial" w:hAnsi="Arial" w:eastAsia="Arial" w:cs="Arial"/>
-              </w:rPr>
-              <w:t>strategicGoal</w:t>
-            </w:r>
-            <w:r>
-              <w:rPr>
-                <w:rFonts w:ascii="Arial" w:hAnsi="Arial" w:eastAsia="Arial" w:cs="Arial"/>
-              </w:rPr>
-              <w:t xml:space="preserve"> = </w:t>
-            </w:r>
-            <w:r>
-              <w:rPr>
-                <w:rFonts w:ascii="Arial" w:hAnsi="Arial" w:eastAsia="Arial" w:cs="Arial"/>
-              </w:rPr>
-              <w:t>BUY_CARD</w:t>
-            </w:r>
-            <w:r>
-              <w:rPr>
-                <w:rFonts w:ascii="Arial" w:hAnsi="Arial" w:eastAsia="Arial" w:cs="Arial"/>
-              </w:rPr>
-              <w:t>(</w:t>
-            </w:r>
-            <w:r>
-              <w:rPr>
-                <w:rFonts w:ascii="Arial" w:hAnsi="Arial" w:eastAsia="Arial" w:cs="Arial"/>
-              </w:rPr>
-              <w:t>card)</w:t>
+              <w:rPr/>
+              <w:t>Score buy high efficiency card</w:t>
             </w:r>
           </w:p>
         </w:tc>
         <w:tc>
           <w:tcPr>
-            <w:tcW w:w="1095" w:type="dxa"/>
+            <w:tcW w:w="2040" w:type="dxa"/>
             <w:tcMar/>
             <w:vAlign w:val="center"/>
           </w:tcPr>
           <w:p>
             <w:pPr>
               <w:spacing w:before="0" w:beforeAutospacing="off" w:after="0" w:afterAutospacing="off"/>
-              <w:jc w:val="right"/>
-              <w:rPr>
-                <w:rFonts w:ascii="Arial" w:hAnsi="Arial" w:eastAsia="Arial" w:cs="Arial"/>
-              </w:rPr>
             </w:pPr>
             <w:r>
-              <w:rPr>
-                <w:rFonts w:ascii="Arial" w:hAnsi="Arial" w:eastAsia="Arial" w:cs="Arial"/>
-              </w:rPr>
+              <w:rPr/>
+              <w:t>BUY_CARD</w:t>
+            </w:r>
+          </w:p>
+        </w:tc>
+        <w:tc>
+          <w:tcPr>
+            <w:tcW w:w="3735" w:type="dxa"/>
+            <w:tcMar/>
+            <w:vAlign w:val="center"/>
+          </w:tcPr>
+          <w:p>
+            <w:pPr>
+              <w:spacing w:before="0" w:beforeAutospacing="off" w:after="0" w:afterAutospacing="off"/>
+            </w:pPr>
+            <w:r>
+              <w:rPr/>
+              <w:t>BUY_CARD</w:t>
+            </w:r>
+          </w:p>
+        </w:tc>
+        <w:tc>
+          <w:tcPr>
+            <w:tcW w:w="945" w:type="dxa"/>
+            <w:tcMar/>
+            <w:vAlign w:val="center"/>
+          </w:tcPr>
+          <w:p>
+            <w:pPr>
+              <w:spacing w:before="0" w:beforeAutospacing="off" w:after="0" w:afterAutospacing="off"/>
+            </w:pPr>
+            <w:r>
+              <w:rPr/>
               <w:t>+40</w:t>
             </w:r>
           </w:p>
@@ -27473,43 +29397,64 @@
         </w:trPr>
         <w:tc>
           <w:tcPr>
-            <w:tcW w:w="6533" w:type="dxa"/>
+            <w:tcW w:w="2640" w:type="dxa"/>
             <w:tcMar/>
             <w:vAlign w:val="center"/>
           </w:tcPr>
           <w:p>
             <w:pPr>
               <w:spacing w:before="0" w:beforeAutospacing="off" w:after="0" w:afterAutospacing="off"/>
-              <w:rPr>
-                <w:rFonts w:ascii="Arial" w:hAnsi="Arial" w:eastAsia="Arial" w:cs="Arial"/>
-              </w:rPr>
             </w:pPr>
             <w:r>
-              <w:rPr>
-                <w:rFonts w:ascii="Arial" w:hAnsi="Arial" w:eastAsia="Arial" w:cs="Arial"/>
-              </w:rPr>
-              <w:t>supportsEfficiencyEngine(card)</w:t>
+              <w:rPr/>
+              <w:t>Score buy dominant color</w:t>
             </w:r>
           </w:p>
         </w:tc>
         <w:tc>
           <w:tcPr>
-            <w:tcW w:w="1095" w:type="dxa"/>
+            <w:tcW w:w="2040" w:type="dxa"/>
             <w:tcMar/>
             <w:vAlign w:val="center"/>
           </w:tcPr>
           <w:p>
             <w:pPr>
               <w:spacing w:before="0" w:beforeAutospacing="off" w:after="0" w:afterAutospacing="off"/>
-              <w:jc w:val="right"/>
-              <w:rPr>
-                <w:rFonts w:ascii="Arial" w:hAnsi="Arial" w:eastAsia="Arial" w:cs="Arial"/>
-              </w:rPr>
             </w:pPr>
             <w:r>
-              <w:rPr>
-                <w:rFonts w:ascii="Arial" w:hAnsi="Arial" w:eastAsia="Arial" w:cs="Arial"/>
-              </w:rPr>
+              <w:rPr/>
+              <w:t>BUY_CARD</w:t>
+            </w:r>
+          </w:p>
+        </w:tc>
+        <w:tc>
+          <w:tcPr>
+            <w:tcW w:w="3735" w:type="dxa"/>
+            <w:tcMar/>
+            <w:vAlign w:val="center"/>
+          </w:tcPr>
+          <w:p>
+            <w:pPr>
+              <w:spacing w:before="0" w:beforeAutospacing="off" w:after="0" w:afterAutospacing="off"/>
+            </w:pPr>
+            <w:r>
+              <w:rPr/>
+              <w:t>BUILD_DOMINANT_COLOR</w:t>
+            </w:r>
+          </w:p>
+        </w:tc>
+        <w:tc>
+          <w:tcPr>
+            <w:tcW w:w="945" w:type="dxa"/>
+            <w:tcMar/>
+            <w:vAlign w:val="center"/>
+          </w:tcPr>
+          <w:p>
+            <w:pPr>
+              <w:spacing w:before="0" w:beforeAutospacing="off" w:after="0" w:afterAutospacing="off"/>
+            </w:pPr>
+            <w:r>
+              <w:rPr/>
               <w:t>+20</w:t>
             </w:r>
           </w:p>
@@ -27521,43 +29466,133 @@
         </w:trPr>
         <w:tc>
           <w:tcPr>
-            <w:tcW w:w="6533" w:type="dxa"/>
+            <w:tcW w:w="2640" w:type="dxa"/>
             <w:tcMar/>
             <w:vAlign w:val="center"/>
           </w:tcPr>
           <w:p>
             <w:pPr>
               <w:spacing w:before="0" w:beforeAutospacing="off" w:after="0" w:afterAutospacing="off"/>
-              <w:rPr>
-                <w:rFonts w:ascii="Arial" w:hAnsi="Arial" w:eastAsia="Arial" w:cs="Arial"/>
-              </w:rPr>
             </w:pPr>
             <w:r>
-              <w:rPr>
-                <w:rFonts w:ascii="Arial" w:hAnsi="Arial" w:eastAsia="Arial" w:cs="Arial"/>
-              </w:rPr>
-              <w:t>gamePhase = LATE_GAME AND card.prestigePoints &gt; 0</w:t>
+              <w:rPr/>
+              <w:t>Score reserve very efficient card</w:t>
             </w:r>
           </w:p>
         </w:tc>
         <w:tc>
           <w:tcPr>
-            <w:tcW w:w="1095" w:type="dxa"/>
+            <w:tcW w:w="2040" w:type="dxa"/>
             <w:tcMar/>
             <w:vAlign w:val="center"/>
           </w:tcPr>
           <w:p>
             <w:pPr>
               <w:spacing w:before="0" w:beforeAutospacing="off" w:after="0" w:afterAutospacing="off"/>
-              <w:jc w:val="right"/>
-              <w:rPr>
-                <w:rFonts w:ascii="Arial" w:hAnsi="Arial" w:eastAsia="Arial" w:cs="Arial"/>
-              </w:rPr>
             </w:pPr>
             <w:r>
-              <w:rPr>
-                <w:rFonts w:ascii="Arial" w:hAnsi="Arial" w:eastAsia="Arial" w:cs="Arial"/>
-              </w:rPr>
+              <w:rPr/>
+              <w:t>RESERVE_CARD</w:t>
+            </w:r>
+          </w:p>
+        </w:tc>
+        <w:tc>
+          <w:tcPr>
+            <w:tcW w:w="3735" w:type="dxa"/>
+            <w:tcMar/>
+            <w:vAlign w:val="center"/>
+          </w:tcPr>
+          <w:p>
+            <w:pPr>
+              <w:spacing w:before="0" w:beforeAutospacing="off" w:after="0" w:afterAutospacing="off"/>
+            </w:pPr>
+            <w:r>
+              <w:rPr/>
+              <w:t>RESERVE_CARD</w:t>
+            </w:r>
+          </w:p>
+        </w:tc>
+        <w:tc>
+          <w:tcPr>
+            <w:tcW w:w="945" w:type="dxa"/>
+            <w:tcMar/>
+            <w:vAlign w:val="center"/>
+          </w:tcPr>
+          <w:p>
+            <w:pPr>
+              <w:spacing w:before="0" w:beforeAutospacing="off" w:after="0" w:afterAutospacing="off"/>
+            </w:pPr>
+            <w:r>
+              <w:rPr/>
+              <w:t>+35</w:t>
+            </w:r>
+          </w:p>
+        </w:tc>
+      </w:tr>
+      <w:tr>
+        <w:trPr>
+          <w:trHeight w:val="300"/>
+        </w:trPr>
+        <w:tc>
+          <w:tcPr>
+            <w:tcW w:w="2640" w:type="dxa"/>
+            <w:tcMar/>
+            <w:vAlign w:val="center"/>
+          </w:tcPr>
+          <w:p>
+            <w:pPr>
+              <w:spacing w:before="0" w:beforeAutospacing="off" w:after="0" w:afterAutospacing="off"/>
+            </w:pPr>
+            <w:r>
+              <w:rPr/>
+              <w:t>Score reserve blocking card</w:t>
+            </w:r>
+          </w:p>
+        </w:tc>
+        <w:tc>
+          <w:tcPr>
+            <w:tcW w:w="2040" w:type="dxa"/>
+            <w:tcMar/>
+            <w:vAlign w:val="center"/>
+          </w:tcPr>
+          <w:p>
+            <w:pPr>
+              <w:spacing w:before="0" w:beforeAutospacing="off" w:after="0" w:afterAutospacing="off"/>
+            </w:pPr>
+            <w:r>
+              <w:rPr/>
+              <w:t>RESERVE_CARD</w:t>
+            </w:r>
+          </w:p>
+        </w:tc>
+        <w:tc>
+          <w:tcPr>
+            <w:tcW w:w="3735" w:type="dxa"/>
+            <w:tcMar/>
+            <w:vAlign w:val="center"/>
+          </w:tcPr>
+          <w:p>
+            <w:pPr>
+              <w:spacing w:before="0" w:beforeAutospacing="off" w:after="0" w:afterAutospacing="off"/>
+            </w:pPr>
+            <w:r>
+              <w:rPr/>
+              <w:t>BLOCK_OPPONENT</w:t>
+            </w:r>
+          </w:p>
+        </w:tc>
+        <w:tc>
+          <w:tcPr>
+            <w:tcW w:w="945" w:type="dxa"/>
+            <w:tcMar/>
+            <w:vAlign w:val="center"/>
+          </w:tcPr>
+          <w:p>
+            <w:pPr>
+              <w:spacing w:before="0" w:beforeAutospacing="off" w:after="0" w:afterAutospacing="off"/>
+            </w:pPr>
+            <w:r>
+              <w:rPr/>
               <w:t>+30</w:t>
             </w:r>
           </w:p>
@@ -27569,44 +29604,65 @@
         </w:trPr>
         <w:tc>
           <w:tcPr>
-            <w:tcW w:w="6533" w:type="dxa"/>
+            <w:tcW w:w="2640" w:type="dxa"/>
             <w:tcMar/>
             <w:vAlign w:val="center"/>
           </w:tcPr>
           <w:p>
             <w:pPr>
               <w:spacing w:before="0" w:beforeAutospacing="off" w:after="0" w:afterAutospacing="off"/>
-              <w:rPr>
-                <w:rFonts w:ascii="Arial" w:hAnsi="Arial" w:eastAsia="Arial" w:cs="Arial"/>
-              </w:rPr>
             </w:pPr>
             <w:r>
-              <w:rPr>
-                <w:rFonts w:ascii="Arial" w:hAnsi="Arial" w:eastAsia="Arial" w:cs="Arial"/>
-              </w:rPr>
-              <w:t>cardEfficiency(card) = LOW AND gamePhase != LATE_GAME</w:t>
+              <w:rPr/>
+              <w:t>Score play reserved card</w:t>
             </w:r>
           </w:p>
         </w:tc>
         <w:tc>
           <w:tcPr>
-            <w:tcW w:w="1095" w:type="dxa"/>
+            <w:tcW w:w="2040" w:type="dxa"/>
             <w:tcMar/>
             <w:vAlign w:val="center"/>
           </w:tcPr>
           <w:p>
             <w:pPr>
               <w:spacing w:before="0" w:beforeAutospacing="off" w:after="0" w:afterAutospacing="off"/>
-              <w:jc w:val="right"/>
-              <w:rPr>
-                <w:rFonts w:ascii="Arial" w:hAnsi="Arial" w:eastAsia="Arial" w:cs="Arial"/>
-              </w:rPr>
             </w:pPr>
             <w:r>
-              <w:rPr>
-                <w:rFonts w:ascii="Arial" w:hAnsi="Arial" w:eastAsia="Arial" w:cs="Arial"/>
-              </w:rPr>
-              <w:t>-20</w:t>
+              <w:rPr/>
+              <w:t>BUY_CARD</w:t>
+            </w:r>
+          </w:p>
+        </w:tc>
+        <w:tc>
+          <w:tcPr>
+            <w:tcW w:w="3735" w:type="dxa"/>
+            <w:tcMar/>
+            <w:vAlign w:val="center"/>
+          </w:tcPr>
+          <w:p>
+            <w:pPr>
+              <w:spacing w:before="0" w:beforeAutospacing="off" w:after="0" w:afterAutospacing="off"/>
+            </w:pPr>
+            <w:r>
+              <w:rPr/>
+              <w:t>PLAY_RESERVED_CARD</w:t>
+            </w:r>
+          </w:p>
+        </w:tc>
+        <w:tc>
+          <w:tcPr>
+            <w:tcW w:w="945" w:type="dxa"/>
+            <w:tcMar/>
+            <w:vAlign w:val="center"/>
+          </w:tcPr>
+          <w:p>
+            <w:pPr>
+              <w:spacing w:before="0" w:beforeAutospacing="off" w:after="0" w:afterAutospacing="off"/>
+            </w:pPr>
+            <w:r>
+              <w:rPr/>
+              <w:t>+35</w:t>
             </w:r>
           </w:p>
         </w:tc>
@@ -27617,74 +29673,337 @@
         </w:trPr>
         <w:tc>
           <w:tcPr>
-            <w:tcW w:w="6533" w:type="dxa"/>
+            <w:tcW w:w="2640" w:type="dxa"/>
             <w:tcMar/>
             <w:vAlign w:val="center"/>
           </w:tcPr>
           <w:p>
             <w:pPr>
               <w:spacing w:before="0" w:beforeAutospacing="off" w:after="0" w:afterAutospacing="off"/>
-              <w:rPr>
-                <w:rFonts w:ascii="Arial" w:hAnsi="Arial" w:eastAsia="Arial" w:cs="Arial"/>
-              </w:rPr>
             </w:pPr>
             <w:r>
-              <w:rPr>
-                <w:rFonts w:ascii="Arial" w:hAnsi="Arial" w:eastAsia="Arial" w:cs="Arial"/>
-              </w:rPr>
-              <w:t>strategicGoal = MANAGE_TOKEN_LIMIT</w:t>
+              <w:rPr/>
+              <w:t>Score buy for managing token limit</w:t>
             </w:r>
           </w:p>
         </w:tc>
         <w:tc>
           <w:tcPr>
-            <w:tcW w:w="1095" w:type="dxa"/>
+            <w:tcW w:w="2040" w:type="dxa"/>
             <w:tcMar/>
             <w:vAlign w:val="center"/>
           </w:tcPr>
           <w:p>
             <w:pPr>
               <w:spacing w:before="0" w:beforeAutospacing="off" w:after="0" w:afterAutospacing="off"/>
-              <w:jc w:val="right"/>
-              <w:rPr>
-                <w:rFonts w:ascii="Arial" w:hAnsi="Arial" w:eastAsia="Arial" w:cs="Arial"/>
-              </w:rPr>
             </w:pPr>
             <w:r>
-              <w:rPr>
-                <w:rFonts w:ascii="Arial" w:hAnsi="Arial" w:eastAsia="Arial" w:cs="Arial"/>
-              </w:rPr>
+              <w:rPr/>
+              <w:t>BUY_CARD</w:t>
+            </w:r>
+          </w:p>
+        </w:tc>
+        <w:tc>
+          <w:tcPr>
+            <w:tcW w:w="3735" w:type="dxa"/>
+            <w:tcMar/>
+            <w:vAlign w:val="center"/>
+          </w:tcPr>
+          <w:p>
+            <w:pPr>
+              <w:spacing w:before="0" w:beforeAutospacing="off" w:after="0" w:afterAutospacing="off"/>
+            </w:pPr>
+            <w:r>
+              <w:rPr/>
+              <w:t>MANAGE_TOKEN_LIMIT</w:t>
+            </w:r>
+          </w:p>
+        </w:tc>
+        <w:tc>
+          <w:tcPr>
+            <w:tcW w:w="945" w:type="dxa"/>
+            <w:tcMar/>
+            <w:vAlign w:val="center"/>
+          </w:tcPr>
+          <w:p>
+            <w:pPr>
+              <w:spacing w:before="0" w:beforeAutospacing="off" w:after="0" w:afterAutospacing="off"/>
+            </w:pPr>
+            <w:r>
+              <w:rPr/>
               <w:t>+15</w:t>
             </w:r>
           </w:p>
         </w:tc>
       </w:tr>
     </w:tbl>
-    <w:p xmlns:wp14="http://schemas.microsoft.com/office/word/2010/wordml" wp14:paraId="1A3207C1" wp14:textId="194E8954">
-      <w:pPr>
+    <w:p xmlns:wp14="http://schemas.microsoft.com/office/word/2010/wordml" wp14:paraId="57BC1716" wp14:textId="39B220C3">
+      <w:pPr>
+        <w:bidi w:val="0"/>
         <w:spacing w:before="240" w:beforeAutospacing="off" w:after="240" w:afterAutospacing="off"/>
-        <w:rPr>
-          <w:rFonts w:ascii="Arial" w:hAnsi="Arial" w:eastAsia="Arial" w:cs="Arial"/>
-          <w:b w:val="0"/>
-          <w:bCs w:val="0"/>
-          <w:i w:val="0"/>
-          <w:iCs w:val="0"/>
-          <w:caps w:val="0"/>
-          <w:smallCaps w:val="0"/>
-          <w:noProof w:val="0"/>
-          <w:color w:val="000000" w:themeColor="text1" w:themeTint="FF" w:themeShade="FF"/>
+        <w:ind/>
+        <w:rPr>
+          <w:rFonts w:ascii="Arial" w:hAnsi="Arial" w:eastAsia="Arial" w:cs="Arial"/>
+          <w:noProof w:val="0"/>
           <w:sz w:val="24"/>
           <w:szCs w:val="24"/>
           <w:lang w:val="en-US"/>
         </w:rPr>
       </w:pPr>
     </w:p>
-    <w:p xmlns:wp14="http://schemas.microsoft.com/office/word/2010/wordml" wp14:paraId="2C078E63" wp14:textId="268CAAC4">
-      <w:pPr>
-        <w:rPr>
-          <w:rFonts w:ascii="Arial" w:hAnsi="Arial" w:eastAsia="Arial" w:cs="Arial"/>
-        </w:rPr>
-      </w:pPr>
+    <w:p xmlns:wp14="http://schemas.microsoft.com/office/word/2010/wordml" wp14:paraId="34809EF8" wp14:textId="15FD99E1">
+      <w:pPr>
+        <w:bidi w:val="0"/>
+        <w:spacing w:before="240" w:beforeAutospacing="off" w:after="240" w:afterAutospacing="off"/>
+        <w:ind/>
+      </w:pPr>
+      <w:r>
+        <w:rPr>
+          <w:rFonts w:ascii="Arial" w:hAnsi="Arial" w:eastAsia="Arial" w:cs="Arial"/>
+          <w:noProof w:val="0"/>
+          <w:sz w:val="24"/>
+          <w:szCs w:val="24"/>
+          <w:lang w:val="en-US"/>
+        </w:rPr>
+        <w:t>Na primer:</w:t>
+      </w:r>
+    </w:p>
+    <w:p xmlns:wp14="http://schemas.microsoft.com/office/word/2010/wordml" wp14:paraId="171A7AFE" wp14:textId="09D2888D">
+      <w:pPr>
+        <w:bidi w:val="0"/>
+        <w:spacing w:before="240" w:beforeAutospacing="off" w:after="240" w:afterAutospacing="off"/>
+        <w:ind/>
+      </w:pPr>
+      <w:r>
+        <w:rPr>
+          <w:rFonts w:ascii="Consolas" w:hAnsi="Consolas" w:eastAsia="Consolas" w:cs="Consolas"/>
+          <w:noProof w:val="0"/>
+          <w:sz w:val="24"/>
+          <w:szCs w:val="24"/>
+          <w:lang w:val="en-US"/>
+        </w:rPr>
+        <w:t>Score buy high efficiency card | BUY_CARD | BUY_CARD | +40</w:t>
+      </w:r>
+    </w:p>
+    <w:p xmlns:wp14="http://schemas.microsoft.com/office/word/2010/wordml" wp14:paraId="454D5DE1" wp14:textId="4F846AA3">
+      <w:pPr>
+        <w:bidi w:val="0"/>
+        <w:spacing w:before="240" w:beforeAutospacing="off" w:after="240" w:afterAutospacing="off"/>
+        <w:ind/>
+      </w:pPr>
+      <w:r>
+        <w:rPr>
+          <w:rFonts w:ascii="Arial" w:hAnsi="Arial" w:eastAsia="Arial" w:cs="Arial"/>
+          <w:noProof w:val="0"/>
+          <w:sz w:val="24"/>
+          <w:szCs w:val="24"/>
+          <w:lang w:val="en-US"/>
+        </w:rPr>
+        <w:t>generiše pravilo:</w:t>
+      </w:r>
+    </w:p>
+    <w:p xmlns:wp14="http://schemas.microsoft.com/office/word/2010/wordml" wp14:paraId="0F1782EE" wp14:textId="2FCD918D">
+      <w:pPr>
+        <w:pStyle w:val="Normal"/>
+        <w:bidi w:val="0"/>
+        <w:spacing w:before="240" w:beforeAutospacing="off" w:after="240" w:afterAutospacing="off"/>
+        <w:ind/>
+      </w:pPr>
+      <w:r>
+        <w:rPr>
+          <w:rFonts w:ascii="Consolas" w:hAnsi="Consolas" w:eastAsia="Consolas" w:cs="Consolas"/>
+          <w:noProof w:val="0"/>
+          <w:sz w:val="24"/>
+          <w:szCs w:val="24"/>
+          <w:lang w:val="en-US"/>
+        </w:rPr>
+        <w:t xml:space="preserve">IF </w:t>
+      </w:r>
+      <w:r>
+        <w:rPr>
+          <w:rFonts w:ascii="Consolas" w:hAnsi="Consolas" w:eastAsia="Consolas" w:cs="Consolas"/>
+          <w:noProof w:val="0"/>
+          <w:sz w:val="24"/>
+          <w:szCs w:val="24"/>
+          <w:lang w:val="en-US"/>
+        </w:rPr>
+        <w:t>move.type</w:t>
+      </w:r>
+      <w:r>
+        <w:rPr>
+          <w:rFonts w:ascii="Consolas" w:hAnsi="Consolas" w:eastAsia="Consolas" w:cs="Consolas"/>
+          <w:noProof w:val="0"/>
+          <w:sz w:val="24"/>
+          <w:szCs w:val="24"/>
+          <w:lang w:val="en-US"/>
+        </w:rPr>
+        <w:t xml:space="preserve"> = BUY_CARD</w:t>
+      </w:r>
+      <w:r>
+        <w:br/>
+      </w:r>
+      <w:r>
+        <w:rPr>
+          <w:rFonts w:ascii="Consolas" w:hAnsi="Consolas" w:eastAsia="Consolas" w:cs="Consolas"/>
+          <w:noProof w:val="0"/>
+          <w:sz w:val="24"/>
+          <w:szCs w:val="24"/>
+          <w:lang w:val="en-US"/>
+        </w:rPr>
+        <w:t xml:space="preserve">AND </w:t>
+      </w:r>
+      <w:r>
+        <w:rPr>
+          <w:rFonts w:ascii="Consolas" w:hAnsi="Consolas" w:eastAsia="Consolas" w:cs="Consolas"/>
+          <w:noProof w:val="0"/>
+          <w:sz w:val="24"/>
+          <w:szCs w:val="24"/>
+          <w:lang w:val="en-US"/>
+        </w:rPr>
+        <w:t>move.card</w:t>
+      </w:r>
+      <w:r>
+        <w:rPr>
+          <w:rFonts w:ascii="Consolas" w:hAnsi="Consolas" w:eastAsia="Consolas" w:cs="Consolas"/>
+          <w:noProof w:val="0"/>
+          <w:sz w:val="24"/>
+          <w:szCs w:val="24"/>
+          <w:lang w:val="en-US"/>
+        </w:rPr>
+        <w:t xml:space="preserve"> = card</w:t>
+      </w:r>
+      <w:r>
+        <w:br/>
+      </w:r>
+      <w:r>
+        <w:rPr>
+          <w:rFonts w:ascii="Consolas" w:hAnsi="Consolas" w:eastAsia="Consolas" w:cs="Consolas"/>
+          <w:noProof w:val="0"/>
+          <w:sz w:val="24"/>
+          <w:szCs w:val="24"/>
+          <w:lang w:val="en-US"/>
+        </w:rPr>
+        <w:t xml:space="preserve">AND </w:t>
+      </w:r>
+      <w:r>
+        <w:rPr>
+          <w:rFonts w:ascii="Consolas" w:hAnsi="Consolas" w:eastAsia="Consolas" w:cs="Consolas"/>
+          <w:noProof w:val="0"/>
+          <w:sz w:val="24"/>
+          <w:szCs w:val="24"/>
+          <w:lang w:val="en-US"/>
+        </w:rPr>
+        <w:t>StrategicGoalFact.type</w:t>
+      </w:r>
+      <w:r>
+        <w:rPr>
+          <w:rFonts w:ascii="Consolas" w:hAnsi="Consolas" w:eastAsia="Consolas" w:cs="Consolas"/>
+          <w:noProof w:val="0"/>
+          <w:sz w:val="24"/>
+          <w:szCs w:val="24"/>
+          <w:lang w:val="en-US"/>
+        </w:rPr>
+        <w:t xml:space="preserve"> = BUY_CARD</w:t>
+      </w:r>
+      <w:r>
+        <w:br/>
+      </w:r>
+      <w:r>
+        <w:rPr>
+          <w:rFonts w:ascii="Consolas" w:hAnsi="Consolas" w:eastAsia="Consolas" w:cs="Consolas"/>
+          <w:noProof w:val="0"/>
+          <w:sz w:val="24"/>
+          <w:szCs w:val="24"/>
+          <w:lang w:val="en-US"/>
+        </w:rPr>
+        <w:t xml:space="preserve">AND </w:t>
+      </w:r>
+      <w:r>
+        <w:rPr>
+          <w:rFonts w:ascii="Consolas" w:hAnsi="Consolas" w:eastAsia="Consolas" w:cs="Consolas"/>
+          <w:noProof w:val="0"/>
+          <w:sz w:val="24"/>
+          <w:szCs w:val="24"/>
+          <w:lang w:val="en-US"/>
+        </w:rPr>
+        <w:t>StrategicGoalFact.card</w:t>
+      </w:r>
+      <w:r>
+        <w:rPr>
+          <w:rFonts w:ascii="Consolas" w:hAnsi="Consolas" w:eastAsia="Consolas" w:cs="Consolas"/>
+          <w:noProof w:val="0"/>
+          <w:sz w:val="24"/>
+          <w:szCs w:val="24"/>
+          <w:lang w:val="en-US"/>
+        </w:rPr>
+        <w:t xml:space="preserve"> = card</w:t>
+      </w:r>
+      <w:r>
+        <w:br/>
+      </w:r>
+      <w:r>
+        <w:rPr>
+          <w:rFonts w:ascii="Consolas" w:hAnsi="Consolas" w:eastAsia="Consolas" w:cs="Consolas"/>
+          <w:noProof w:val="0"/>
+          <w:sz w:val="24"/>
+          <w:szCs w:val="24"/>
+          <w:lang w:val="en-US"/>
+        </w:rPr>
+        <w:t xml:space="preserve">THEN </w:t>
+      </w:r>
+      <w:r>
+        <w:rPr>
+          <w:rFonts w:ascii="Consolas" w:hAnsi="Consolas" w:eastAsia="Consolas" w:cs="Consolas"/>
+          <w:noProof w:val="0"/>
+          <w:sz w:val="24"/>
+          <w:szCs w:val="24"/>
+          <w:lang w:val="en-US"/>
+        </w:rPr>
+        <w:t>moveScore</w:t>
+      </w:r>
+      <w:r>
+        <w:rPr>
+          <w:rFonts w:ascii="Consolas" w:hAnsi="Consolas" w:eastAsia="Consolas" w:cs="Consolas"/>
+          <w:noProof w:val="0"/>
+          <w:sz w:val="24"/>
+          <w:szCs w:val="24"/>
+          <w:lang w:val="en-US"/>
+        </w:rPr>
+        <w:t>(move) += 40</w:t>
+      </w:r>
+      <w:r>
+        <w:br/>
+      </w:r>
+      <w:r>
+        <w:rPr>
+          <w:rFonts w:ascii="Consolas" w:hAnsi="Consolas" w:eastAsia="Consolas" w:cs="Consolas"/>
+          <w:noProof w:val="0"/>
+          <w:sz w:val="24"/>
+          <w:szCs w:val="24"/>
+          <w:lang w:val="en-US"/>
+        </w:rPr>
+        <w:t xml:space="preserve">AND insert </w:t>
+      </w:r>
+      <w:r>
+        <w:rPr>
+          <w:rFonts w:ascii="Consolas" w:hAnsi="Consolas" w:eastAsia="Consolas" w:cs="Consolas"/>
+          <w:noProof w:val="0"/>
+          <w:sz w:val="24"/>
+          <w:szCs w:val="24"/>
+          <w:lang w:val="en-US"/>
+        </w:rPr>
+        <w:t>DecisionFact</w:t>
+      </w:r>
+      <w:r>
+        <w:rPr>
+          <w:rFonts w:ascii="Consolas" w:hAnsi="Consolas" w:eastAsia="Consolas" w:cs="Consolas"/>
+          <w:noProof w:val="0"/>
+          <w:sz w:val="24"/>
+          <w:szCs w:val="24"/>
+          <w:lang w:val="en-US"/>
+        </w:rPr>
+        <w:t xml:space="preserve"> that records the reasoning for the explanation tree</w:t>
+      </w:r>
     </w:p>
     <w:sectPr>
       <w:pgSz w:w="12240" w:h="15840" w:orient="portrait"/>
